--- a/長億南園8樓/長億南園8樓_房仲向屋主議價溝通文件與防坑特約條款.docx
+++ b/長億南園8樓/長億南園8樓_房仲向屋主議價溝通文件與防坑特約條款.docx
@@ -4,32 +4,46 @@
   <w:body>
     <w:p>
       <w:pPr>
-        <w:spacing w:before="200" w:after="120"/>
+        <w:spacing w:before="0" w:after="40"/>
       </w:pPr>
       <w:r>
         <w:rPr>
-          <w:rFonts w:ascii="微軟正黑體" w:hAnsi="微軟正黑體" w:eastAsia="微軟正黑體"/>
+          <w:rFonts w:ascii="微軟正黑體" w:hAnsi="微軟正黑體"/>
+          <w:b w:val="0"/>
+          <w:i w:val="0"/>
+          <w:color w:val="555555"/>
+          <w:sz w:val="24"/>
+          <w:rFonts w:eastAsia="微軟正黑體"/>
+        </w:rPr>
+        <w:t>長億南園 8 樓（永義房屋 YC1038914 專用）</w:t>
+        <w:br/>
+      </w:r>
+      <w:r>
+        <w:rPr>
+          <w:rFonts w:ascii="微軟正黑體" w:hAnsi="微軟正黑體"/>
           <w:b/>
           <w:i w:val="0"/>
-          <w:color w:val="0F172A"/>
-          <w:sz w:val="32"/>
+          <w:color w:val="1B365D"/>
+          <w:sz w:val="40"/>
+          <w:rFonts w:eastAsia="微軟正黑體"/>
         </w:rPr>
-        <w:t>長億南園 8 樓（德富路 390 號 8 樓之 1・永義房屋 YC1038914）</w:t>
+        <w:t>房仲向屋主議價溝通說帖與實戰逐字稿</w:t>
       </w:r>
     </w:p>
     <w:p>
       <w:pPr>
-        <w:spacing w:before="240" w:after="120"/>
+        <w:spacing w:after="240"/>
       </w:pPr>
       <w:r>
         <w:rPr>
-          <w:rFonts w:ascii="微軟正黑體" w:hAnsi="微軟正黑體" w:eastAsia="微軟正黑體"/>
+          <w:rFonts w:ascii="微軟正黑體" w:hAnsi="微軟正黑體"/>
           <w:b/>
           <w:i w:val="0"/>
-          <w:color w:val="1E3A8A"/>
-          <w:sz w:val="27"/>
+          <w:color w:val="C0392B"/>
+          <w:sz w:val="22"/>
+          <w:rFonts w:eastAsia="微軟正黑體"/>
         </w:rPr>
-        <w:t>《房仲向屋主議價溝通文件（經紀人視角實戰逐字稿）》與《簽約前防坑特約條款清單》</w:t>
+        <w:t>【市場大盤反轉急凍・實質 4 戶競售剖析・南屯大墩人文競品威脅・掌握稀缺中年自住買盤】</w:t>
       </w:r>
     </w:p>
     <w:tbl>
@@ -45,163 +59,45 @@
         <w:tc>
           <w:tcPr>
             <w:tcW w:type="dxa" w:w="9936"/>
-            <w:shd w:fill="F8FAFC"/>
-            <w:tcBorders>
-              <w:top w:val="none"/>
-              <w:left w:val="single" w:sz="24" w:space="0" w:color="1E40AF"/>
-              <w:bottom w:val="none"/>
-              <w:right w:val="none"/>
-            </w:tcBorders>
+            <w:shd w:fill="F4F6F9"/>
             <w:tcMar>
               <w:top w:w="140" w:type="dxa"/>
               <w:bottom w:w="140" w:type="dxa"/>
               <w:left w:w="200" w:type="dxa"/>
               <w:right w:w="200" w:type="dxa"/>
             </w:tcMar>
+            <w:tcBorders>
+              <w:left w:val="single" w:sz="24" w:space="0" w:color="1B365D"/>
+              <w:top w:val="none"/>
+              <w:right w:val="none"/>
+              <w:bottom w:val="none"/>
+            </w:tcBorders>
           </w:tcPr>
           <w:p>
             <w:pPr>
-              <w:spacing w:after="80"/>
+              <w:spacing w:line="288" w:lineRule="auto" w:after="80"/>
             </w:pPr>
             <w:r>
               <w:rPr>
-                <w:rFonts w:ascii="微軟正黑體" w:hAnsi="微軟正黑體" w:eastAsia="微軟正黑體"/>
+                <w:rFonts w:ascii="微軟正黑體" w:hAnsi="微軟正黑體"/>
                 <w:b/>
-                <w:i w:val="0"/>
-                <w:color w:val="0F172A"/>
-                <w:sz w:val="21"/>
+                <w:color w:val="1B365D"/>
+                <w:sz w:val="22"/>
               </w:rPr>
-              <w:t>📋 文件使用說明：</w:t>
-            </w:r>
-          </w:p>
-          <w:p>
-            <w:pPr>
-              <w:spacing w:after="80"/>
-            </w:pPr>
-            <w:r>
-              <w:rPr>
-                <w:rFonts w:ascii="微軟正黑體" w:hAnsi="微軟正黑體" w:eastAsia="微軟正黑體"/>
-                <w:b w:val="0"/>
-                <w:i w:val="0"/>
-                <w:color w:val="1E293B"/>
-                <w:sz w:val="21"/>
-              </w:rPr>
-              <w:t xml:space="preserve">1. </w:t>
+              <w:t>【文件使用指引與談判戰略核心】</w:t>
+              <w:br/>
             </w:r>
             <w:r>
               <w:rPr>
-                <w:rFonts w:ascii="微軟正黑體" w:hAnsi="微軟正黑體" w:eastAsia="微軟正黑體"/>
-                <w:b/>
-                <w:i w:val="0"/>
-                <w:color w:val="0F172A"/>
-                <w:sz w:val="21"/>
+                <w:rFonts w:ascii="微軟正黑體" w:hAnsi="微軟正黑體"/>
+                <w:color w:val="2C3E50"/>
+                <w:sz w:val="20"/>
               </w:rPr>
-              <w:t>前半部《房仲向屋主議價溝通文件（逐字稿）》</w:t>
-            </w:r>
-            <w:r>
-              <w:rPr>
-                <w:rFonts w:ascii="微軟正黑體" w:hAnsi="微軟正黑體" w:eastAsia="微軟正黑體"/>
-                <w:b w:val="0"/>
-                <w:i w:val="0"/>
-                <w:color w:val="1E293B"/>
-                <w:sz w:val="21"/>
-              </w:rPr>
-              <w:t xml:space="preserve">：專門提供給 </w:t>
-            </w:r>
-            <w:r>
-              <w:rPr>
-                <w:rFonts w:ascii="微軟正黑體" w:hAnsi="微軟正黑體" w:eastAsia="微軟正黑體"/>
-                <w:b/>
-                <w:i w:val="0"/>
-                <w:color w:val="0F172A"/>
-                <w:sz w:val="21"/>
-              </w:rPr>
-              <w:t>永義房屋承辦經紀人（周佩穎）／店長</w:t>
-            </w:r>
-            <w:r>
-              <w:rPr>
-                <w:rFonts w:ascii="微軟正黑體" w:hAnsi="微軟正黑體" w:eastAsia="微軟正黑體"/>
-                <w:b w:val="0"/>
-                <w:i w:val="0"/>
-                <w:color w:val="1E293B"/>
-                <w:sz w:val="21"/>
-              </w:rPr>
-              <w:t xml:space="preserve"> 拿去向屋主回報並進行深度議價溝通。全篇採用「</w:t>
-            </w:r>
-            <w:r>
-              <w:rPr>
-                <w:rFonts w:ascii="微軟正黑體" w:hAnsi="微軟正黑體" w:eastAsia="微軟正黑體"/>
-                <w:b/>
-                <w:i w:val="0"/>
-                <w:color w:val="0F172A"/>
-                <w:sz w:val="21"/>
-              </w:rPr>
-              <w:t>站在屋主利益角度著想、剖析客觀市場寒冬與社區 23 戶競售危機、突顯稀缺自住買方的誠意</w:t>
-            </w:r>
-            <w:r>
-              <w:rPr>
-                <w:rFonts w:ascii="微軟正黑體" w:hAnsi="微軟正黑體" w:eastAsia="微軟正黑體"/>
-                <w:b w:val="0"/>
-                <w:i w:val="0"/>
-                <w:color w:val="1E293B"/>
-                <w:sz w:val="21"/>
-              </w:rPr>
-              <w:t>」為出發點，將買方犀利的比價與殺價理由，轉化為房仲替屋主分析局勢、勸屋主「趁高點反轉前安全獲利了結、落袋為安」的專業劇本。</w:t>
-            </w:r>
-          </w:p>
-          <w:p>
-            <w:pPr>
-              <w:spacing w:after="80"/>
-            </w:pPr>
-            <w:r>
-              <w:rPr>
-                <w:rFonts w:ascii="微軟正黑體" w:hAnsi="微軟正黑體" w:eastAsia="微軟正黑體"/>
-                <w:b w:val="0"/>
-                <w:i w:val="0"/>
-                <w:color w:val="1E293B"/>
-                <w:sz w:val="21"/>
-              </w:rPr>
-              <w:t xml:space="preserve">2. </w:t>
-            </w:r>
-            <w:r>
-              <w:rPr>
-                <w:rFonts w:ascii="微軟正黑體" w:hAnsi="微軟正黑體" w:eastAsia="微軟正黑體"/>
-                <w:b/>
-                <w:i w:val="0"/>
-                <w:color w:val="0F172A"/>
-                <w:sz w:val="21"/>
-              </w:rPr>
-              <w:t>後半部《買方簽約前防坑特約條款清單（8 大保命底線）》</w:t>
-            </w:r>
-            <w:r>
-              <w:rPr>
-                <w:rFonts w:ascii="微軟正黑體" w:hAnsi="微軟正黑體" w:eastAsia="微軟正黑體"/>
-                <w:b w:val="0"/>
-                <w:i w:val="0"/>
-                <w:color w:val="1E293B"/>
-                <w:sz w:val="21"/>
-              </w:rPr>
-              <w:t>：專門提供給</w:t>
-            </w:r>
-            <w:r>
-              <w:rPr>
-                <w:rFonts w:ascii="微軟正黑體" w:hAnsi="微軟正黑體" w:eastAsia="微軟正黑體"/>
-                <w:b/>
-                <w:i w:val="0"/>
-                <w:color w:val="0F172A"/>
-                <w:sz w:val="21"/>
-              </w:rPr>
-              <w:t>買方您本人</w:t>
-            </w:r>
-            <w:r>
-              <w:rPr>
-                <w:rFonts w:ascii="微軟正黑體" w:hAnsi="微軟正黑體" w:eastAsia="微軟正黑體"/>
-                <w:b w:val="0"/>
-                <w:i w:val="0"/>
-                <w:color w:val="1E293B"/>
-                <w:sz w:val="21"/>
-              </w:rPr>
-              <w:t>在下斡旋（填寫議價委託書）與正式簽署《不動產買賣契約書》時，逐條核對並要求白紙黑字寫入合約的防坑條文。</w:t>
+              <w:t>1. 核心定位：本說帖專門提供給永義房屋承辦經紀人向屋主進行深度回報與議價溝通，全篇以「站在屋主利益角度、客觀剖析大盤走跌與信用管制寒冬、同社區實質 4 戶在售競爭、信義房屋南屯『大墩人文』競品強烈威脅、以及把握稀缺中年自住買方」為出發點。</w:t>
+              <w:br/>
+              <w:t>2. 談判宗旨：將買方的理性抗性，轉化為房仲替屋主分析局勢的專業建言，誠懇勸導屋主「趁老屋價格仍在相對高檔反轉初期，安全獲利了結、現金落袋為安」。</w:t>
+              <w:br/>
+              <w:t>3. 特約保障：文件結尾僅保留買方最核心之財務保命底線——「銀行貸款未滿七成無條件解約」，其餘無關條款全數剔除，給予屋主乾淨純粹的洽談空間。</w:t>
             </w:r>
           </w:p>
         </w:tc>
@@ -209,50 +105,34 @@
     </w:tbl>
     <w:p>
       <w:pPr>
-        <w:spacing w:before="0" w:after="80"/>
+        <w:spacing w:before="80" w:after="80"/>
       </w:pPr>
     </w:p>
     <w:p>
       <w:pPr>
-        <w:spacing w:before="200" w:after="120"/>
+        <w:pStyle w:val="Heading1"/>
       </w:pPr>
       <w:r>
         <w:rPr>
-          <w:rFonts w:ascii="微軟正黑體" w:hAnsi="微軟正黑體" w:eastAsia="微軟正黑體"/>
+          <w:rFonts w:ascii="微軟正黑體" w:hAnsi="微軟正黑體"/>
           <w:b/>
           <w:i w:val="0"/>
-          <w:color w:val="0F172A"/>
-          <w:sz w:val="32"/>
+          <w:color w:val="1B365D"/>
+          <w:sz w:val="30"/>
+          <w:rFonts w:eastAsia="微軟正黑體"/>
         </w:rPr>
-        <w:t>第一部分：《房仲向屋主議價溝通文件（經紀人視角實戰逐字稿）》</w:t>
+        <w:t>第一部分：【開場破冰與市場大盤反轉局勢】</w:t>
       </w:r>
     </w:p>
     <w:p>
-      <w:pPr>
-        <w:spacing w:before="240" w:after="120"/>
-      </w:pPr>
       <w:r>
         <w:rPr>
-          <w:rFonts w:ascii="微軟正黑體" w:hAnsi="微軟正黑體" w:eastAsia="微軟正黑體"/>
+          <w:rFonts w:ascii="微軟正黑體" w:hAnsi="微軟正黑體"/>
           <w:b/>
           <w:i w:val="0"/>
-          <w:color w:val="1E3A8A"/>
-          <w:sz w:val="27"/>
-        </w:rPr>
-        <w:t>【第一階段：開場破冰與局勢鋪陳】</w:t>
-      </w:r>
-    </w:p>
-    <w:p>
-      <w:pPr>
-        <w:spacing w:before="200" w:after="80"/>
-      </w:pPr>
-      <w:r>
-        <w:rPr>
-          <w:rFonts w:ascii="微軟正黑體" w:hAnsi="微軟正黑體" w:eastAsia="微軟正黑體"/>
-          <w:b/>
-          <w:i w:val="0"/>
-          <w:color w:val="B45309"/>
-          <w:sz w:val="23"/>
+          <w:color w:val="2980B9"/>
+          <w:sz w:val="24"/>
+          <w:rFonts w:eastAsia="微軟正黑體"/>
         </w:rPr>
         <w:t>🎯 房仲對屋主開場白（站在屋主立場，傳遞市場寒意、三次降價後的瓶頸與誠意買方現身）</w:t>
       </w:r>
@@ -270,183 +150,59 @@
         <w:tc>
           <w:tcPr>
             <w:tcW w:type="dxa" w:w="9936"/>
-            <w:shd w:fill="F8FAFC"/>
-            <w:tcBorders>
-              <w:top w:val="none"/>
-              <w:left w:val="single" w:sz="24" w:space="0" w:color="1E40AF"/>
-              <w:bottom w:val="none"/>
-              <w:right w:val="none"/>
-            </w:tcBorders>
+            <w:shd w:fill="FEF9E7"/>
             <w:tcMar>
               <w:top w:w="140" w:type="dxa"/>
               <w:bottom w:w="140" w:type="dxa"/>
               <w:left w:w="200" w:type="dxa"/>
               <w:right w:w="200" w:type="dxa"/>
             </w:tcMar>
+            <w:tcBorders>
+              <w:left w:val="single" w:sz="24" w:space="0" w:color="E67E22"/>
+              <w:top w:val="none"/>
+              <w:right w:val="none"/>
+              <w:bottom w:val="none"/>
+            </w:tcBorders>
           </w:tcPr>
           <w:p>
             <w:pPr>
-              <w:spacing w:after="80"/>
+              <w:spacing w:line="288" w:lineRule="auto" w:after="80"/>
             </w:pPr>
             <w:r>
               <w:rPr>
-                <w:rFonts w:ascii="微軟正黑體" w:hAnsi="微軟正黑體" w:eastAsia="微軟正黑體"/>
-                <w:b w:val="0"/>
-                <w:i w:val="0"/>
-                <w:color w:val="1E293B"/>
-                <w:sz w:val="21"/>
+                <w:rFonts w:ascii="微軟正黑體" w:hAnsi="微軟正黑體"/>
+                <w:b/>
+                <w:color w:val="1B365D"/>
+                <w:sz w:val="22"/>
               </w:rPr>
-              <w:t>「大哥／大姐您好，今天特地跟您深度回報我們這間『長億南園 8 樓』這陣子的帶看狀況與市場最新變化。</w:t>
-            </w:r>
-          </w:p>
-          <w:p>
-            <w:pPr>
-              <w:spacing w:after="80"/>
-            </w:pPr>
-            <w:r>
-              <w:rPr>
-                <w:rFonts w:ascii="微軟正黑體" w:hAnsi="微軟正黑體" w:eastAsia="微軟正黑體"/>
-                <w:b w:val="0"/>
-                <w:i w:val="0"/>
-                <w:color w:val="1E293B"/>
-                <w:sz w:val="21"/>
-              </w:rPr>
-              <w:t xml:space="preserve">您也知道，我們這間從一開始開價 </w:t>
+              <w:t>【房仲與屋主面談・開場實戰逐字稿】</w:t>
+              <w:br/>
             </w:r>
             <w:r>
               <w:rPr>
-                <w:rFonts w:ascii="微軟正黑體" w:hAnsi="微軟正黑體" w:eastAsia="微軟正黑體"/>
-                <w:b/>
-                <w:i w:val="0"/>
-                <w:color w:val="0F172A"/>
-                <w:sz w:val="21"/>
+                <w:rFonts w:ascii="微軟正黑體" w:hAnsi="微軟正黑體"/>
+                <w:color w:val="2C3E50"/>
+                <w:sz w:val="20"/>
               </w:rPr>
-              <w:t>1,068 萬</w:t>
-            </w:r>
-            <w:r>
-              <w:rPr>
-                <w:rFonts w:ascii="微軟正黑體" w:hAnsi="微軟正黑體" w:eastAsia="微軟正黑體"/>
-                <w:b w:val="0"/>
-                <w:i w:val="0"/>
-                <w:color w:val="1E293B"/>
-                <w:sz w:val="21"/>
-              </w:rPr>
-              <w:t xml:space="preserve">，一路配合市場調整到 </w:t>
-            </w:r>
-            <w:r>
-              <w:rPr>
-                <w:rFonts w:ascii="微軟正黑體" w:hAnsi="微軟正黑體" w:eastAsia="微軟正黑體"/>
-                <w:b/>
-                <w:i w:val="0"/>
-                <w:color w:val="0F172A"/>
-                <w:sz w:val="21"/>
-              </w:rPr>
-              <w:t>1,018 萬</w:t>
-            </w:r>
-            <w:r>
-              <w:rPr>
-                <w:rFonts w:ascii="微軟正黑體" w:hAnsi="微軟正黑體" w:eastAsia="微軟正黑體"/>
-                <w:b w:val="0"/>
-                <w:i w:val="0"/>
-                <w:color w:val="1E293B"/>
-                <w:sz w:val="21"/>
-              </w:rPr>
-              <w:t xml:space="preserve">，現在又降到 </w:t>
-            </w:r>
-            <w:r>
-              <w:rPr>
-                <w:rFonts w:ascii="微軟正黑體" w:hAnsi="微軟正黑體" w:eastAsia="微軟正黑體"/>
-                <w:b/>
-                <w:i w:val="0"/>
-                <w:color w:val="0F172A"/>
-                <w:sz w:val="21"/>
-              </w:rPr>
-              <w:t>998 萬</w:t>
-            </w:r>
-            <w:r>
-              <w:rPr>
-                <w:rFonts w:ascii="微軟正黑體" w:hAnsi="微軟正黑體" w:eastAsia="微軟正黑體"/>
-                <w:b w:val="0"/>
-                <w:i w:val="0"/>
-                <w:color w:val="1E293B"/>
-                <w:sz w:val="21"/>
-              </w:rPr>
-              <w:t>，看得出您真的很有誠意想處理這間房子。但老實跟您報告，自從央行第七波信用管制上路、各大銀行房貸滿水位嚴審之後，整個台中市南區的中古屋買氣急凍了三到四成，尤其屋齡超過 30 年的大樓，很多客人來看一看聽到銀行貸款成數被砍，就全部縮手觀望了。</w:t>
-            </w:r>
-          </w:p>
-          <w:p>
-            <w:pPr>
-              <w:spacing w:after="80"/>
-            </w:pPr>
-            <w:r>
-              <w:rPr>
-                <w:rFonts w:ascii="微軟正黑體" w:hAnsi="微軟正黑體" w:eastAsia="微軟正黑體"/>
-                <w:b w:val="0"/>
-                <w:i w:val="0"/>
-                <w:color w:val="1E293B"/>
-                <w:sz w:val="21"/>
-              </w:rPr>
-              <w:t>但今天我要跟您報告一個非常難得的好消息：</w:t>
-            </w:r>
-            <w:r>
-              <w:rPr>
-                <w:rFonts w:ascii="微軟正黑體" w:hAnsi="微軟正黑體" w:eastAsia="微軟正黑體"/>
-                <w:b/>
-                <w:i w:val="0"/>
-                <w:color w:val="0F172A"/>
-                <w:sz w:val="21"/>
-              </w:rPr>
-              <w:t>我們店頭終於遇到了一組非常優質、做足功課、而且誠意十足的理性自住家庭！</w:t>
-            </w:r>
-          </w:p>
-          <w:p>
-            <w:pPr>
-              <w:spacing w:after="80"/>
-            </w:pPr>
-            <w:r>
-              <w:rPr>
-                <w:rFonts w:ascii="微軟正黑體" w:hAnsi="微軟正黑體" w:eastAsia="微軟正黑體"/>
-                <w:b w:val="0"/>
-                <w:i w:val="0"/>
-                <w:color w:val="1E293B"/>
-                <w:sz w:val="21"/>
-              </w:rPr>
-              <w:t>這組客人不是那種隨便亂砍一刀就跑的投資客，他們是一家人要自住，非常喜歡您這間 8 樓室內 32 坪的大空間，也肯定您 6 年前有整理過水電跟兩間衛浴。但這組買方本身非常有財務紀律，他們把內政部實價登錄、591、樂居、僑馥 CTOPMap 還有同社區信義房屋的產調資料全部查得一清二楚，算出了一套非常客觀的家庭購屋預算。</w:t>
-            </w:r>
-          </w:p>
-          <w:p>
-            <w:pPr>
-              <w:spacing w:after="80"/>
-            </w:pPr>
-            <w:r>
-              <w:rPr>
-                <w:rFonts w:ascii="微軟正黑體" w:hAnsi="微軟正黑體" w:eastAsia="微軟正黑體"/>
-                <w:b w:val="0"/>
-                <w:i w:val="0"/>
-                <w:color w:val="1E293B"/>
-                <w:sz w:val="21"/>
-              </w:rPr>
-              <w:t>我是站在幫大哥／大姐『</w:t>
-            </w:r>
-            <w:r>
-              <w:rPr>
-                <w:rFonts w:ascii="微軟正黑體" w:hAnsi="微軟正黑體" w:eastAsia="微軟正黑體"/>
-                <w:b/>
-                <w:i w:val="0"/>
-                <w:color w:val="0F172A"/>
-                <w:sz w:val="21"/>
-              </w:rPr>
-              <w:t>把 107 年買入的資產安全獲利變現、真金白銀落袋為安</w:t>
-            </w:r>
-            <w:r>
-              <w:rPr>
-                <w:rFonts w:ascii="微軟正黑體" w:hAnsi="微軟正黑體" w:eastAsia="微軟正黑體"/>
-                <w:b w:val="0"/>
-                <w:i w:val="0"/>
-                <w:color w:val="1E293B"/>
-                <w:sz w:val="21"/>
-              </w:rPr>
-              <w:t>』的立場，把目前社區 23 間在賣的競爭現實、銀行貸款的客觀瓶頸，還有這組買方的理性算盤老老實實跟您分析，我們一起來看看怎麼把握這組好客人，圓滿促成成交！」</w:t>
+              <w:t>「大哥／大姐您好，今天特地跟您深度回報我們這間『長億南園 8 樓』這陣子的帶看狀況與市場最新變化。</w:t>
+              <w:br/>
+              <w:br/>
+              <w:t>您也知道，我們這間從一開始開價 1,068 萬，一路配合市場調整到 1,018 萬，現在又降到 998 萬，看得出您真的很有誠意想處理這間房子。但老實跟您報告，自從央行第七波信用管制上路後，整體房市明顯趨冷，買氣急凍了三到四成。現在市場價格已經不再是以前那種隨便追高的年代，而是呈現『緩步向下走跌』的趨勢！</w:t>
+              <w:br/>
+              <w:br/>
+              <w:t>特別是我們南區這批 30 年以上的老牌社區，屋齡越來越老，在銀行貸款成數全面緊縮下，市場價格只會越來越便宜。現在大部分來看屋的年輕人，寧可去買外圍的小坪數新成屋，真正願意掏錢買三十幾年中古屋的，只剩下有實際家庭空間需求的中年買家了！</w:t>
+              <w:br/>
+              <w:br/>
+              <w:t>但今天我要跟您報告一個非常難得的好消息：我們店頭剛好遇到了一組非常優質、做足功課的中年買家，是一家要自住！</w:t>
+              <w:br/>
+              <w:br/>
+              <w:t>他們非常喜歡您這間 8 樓室內 32 坪的寬敞大空間，也肯定您 6 年前整理過水電與衛浴。這組買方在出價前，已經把『內政部實價登錄』以及『同社區所有在售物件』查得清清楚楚，完全是經過審慎衡量自身的家庭財務狀況、自備款與入住整修預算後，才慎重提出這口出價。</w:t>
+              <w:br/>
+              <w:br/>
+              <w:t>而且買方誠意極高，已經在我們店頭直接支付了 5 萬元的斡旋現金，只要大哥／大姐願意點頭，隨時可以拍板成交！</w:t>
+              <w:br/>
+              <w:br/>
+              <w:t>我今天是站在幫大哥／大姐『把 107 年買入的資產安全獲利變現、真金白銀落袋為安』的立場，把目前南區大盤跌價的客觀數據、社區實質 4 戶在賣的競爭現實，還有這組買方隨時可能轉向去買南屯『大墩人文』的急迫情況，老老實實跟您分析，我們一起來把握這組極少數的好客人！」</w:t>
             </w:r>
           </w:p>
         </w:tc>
@@ -454,109 +210,93 @@
     </w:tbl>
     <w:p>
       <w:pPr>
-        <w:spacing w:before="0" w:after="80"/>
+        <w:spacing w:before="80" w:after="80"/>
+      </w:pPr>
+    </w:p>
+    <w:p>
+      <w:r>
+        <w:rPr>
+          <w:rFonts w:ascii="微軟正黑體" w:hAnsi="微軟正黑體"/>
+          <w:b/>
+          <w:i w:val="0"/>
+          <w:color w:val="555555"/>
+          <w:sz w:val="20"/>
+          <w:rFonts w:eastAsia="微軟正黑體"/>
+        </w:rPr>
+        <w:t>📊 圖 1：台中市南區 53 棟老牌社區實價登錄歷史大盤走勢圖（113年見頂後量縮76%、價格反轉）</w:t>
+      </w:r>
+    </w:p>
+    <w:p>
+      <w:r>
+        <w:drawing>
+          <wp:inline xmlns:a="http://schemas.openxmlformats.org/drawingml/2006/main" xmlns:pic="http://schemas.openxmlformats.org/drawingml/2006/picture">
+            <wp:extent cx="5669280" cy="3864038"/>
+            <wp:docPr id="1" name="Picture 1"/>
+            <wp:cNvGraphicFramePr>
+              <a:graphicFrameLocks noChangeAspect="1"/>
+            </wp:cNvGraphicFramePr>
+            <a:graphic>
+              <a:graphicData uri="http://schemas.openxmlformats.org/drawingml/2006/picture">
+                <pic:pic>
+                  <pic:nvPicPr>
+                    <pic:cNvPr id="0" name="00_台中市南區25年以上大型社區_大盤匯總走勢圖.png"/>
+                    <pic:cNvPicPr/>
+                  </pic:nvPicPr>
+                  <pic:blipFill>
+                    <a:blip r:embed="rId9"/>
+                    <a:stretch>
+                      <a:fillRect/>
+                    </a:stretch>
+                  </pic:blipFill>
+                  <pic:spPr>
+                    <a:xfrm>
+                      <a:off x="0" y="0"/>
+                      <a:ext cx="5669280" cy="3864038"/>
+                    </a:xfrm>
+                    <a:prstGeom prst="rect"/>
+                  </pic:spPr>
+                </pic:pic>
+              </a:graphicData>
+            </a:graphic>
+          </wp:inline>
+        </w:drawing>
+      </w:r>
+    </w:p>
+    <w:p>
+      <w:pPr>
+        <w:spacing w:after="160"/>
       </w:pPr>
     </w:p>
     <w:p>
       <w:pPr>
-        <w:spacing w:before="240" w:after="120"/>
+        <w:pStyle w:val="Heading1"/>
       </w:pPr>
       <w:r>
         <w:rPr>
-          <w:rFonts w:ascii="微軟正黑體" w:hAnsi="微軟正黑體" w:eastAsia="微軟正黑體"/>
+          <w:rFonts w:ascii="微軟正黑體" w:hAnsi="微軟正黑體"/>
           <w:b/>
           <w:i w:val="0"/>
-          <w:color w:val="1E3A8A"/>
-          <w:sz w:val="27"/>
+          <w:color w:val="1B365D"/>
+          <w:sz w:val="30"/>
+          <w:rFonts w:eastAsia="微軟正黑體"/>
         </w:rPr>
-        <w:t>【第二階段：房仲說服屋主的 12 大核心理由與話術逐字稿】</w:t>
+        <w:t>第二部分：【房仲說服屋主的 8 大核心理由與話術逐字稿】</w:t>
       </w:r>
     </w:p>
     <w:p>
       <w:pPr>
-        <w:spacing w:before="200" w:after="80"/>
+        <w:spacing w:before="160" w:after="40"/>
       </w:pPr>
       <w:r>
         <w:rPr>
-          <w:rFonts w:ascii="微軟正黑體" w:hAnsi="微軟正黑體" w:eastAsia="微軟正黑體"/>
+          <w:rFonts w:ascii="微軟正黑體" w:hAnsi="微軟正黑體"/>
           <w:b/>
           <w:i w:val="0"/>
-          <w:color w:val="B45309"/>
-          <w:sz w:val="23"/>
+          <w:color w:val="1B365D"/>
+          <w:sz w:val="24"/>
+          <w:rFonts w:eastAsia="微軟正黑體"/>
         </w:rPr>
-        <w:t>說服理由 1：【市場大環境急凍＋連續三次降價後的關鍵轉折】把握隨時能履約的優質自住客</w:t>
-      </w:r>
-    </w:p>
-    <w:p>
-      <w:pPr>
-        <w:spacing w:before="40" w:after="60"/>
-        <w:ind w:left="288"/>
-      </w:pPr>
-      <w:r>
-        <w:rPr>
-          <w:rFonts w:ascii="微軟正黑體" w:hAnsi="微軟正黑體" w:eastAsia="微軟正黑體"/>
-          <w:b/>
-          <w:i w:val="0"/>
-          <w:color w:val="1E40AF"/>
-          <w:sz w:val="21"/>
-        </w:rPr>
-        <w:t xml:space="preserve">• </w:t>
-      </w:r>
-      <w:r>
-        <w:rPr>
-          <w:rFonts w:ascii="微軟正黑體" w:hAnsi="微軟正黑體" w:eastAsia="微軟正黑體"/>
-          <w:b/>
-          <w:i w:val="0"/>
-          <w:color w:val="0F172A"/>
-          <w:sz w:val="21"/>
-        </w:rPr>
-        <w:t>說服邏輯</w:t>
-      </w:r>
-      <w:r>
-        <w:rPr>
-          <w:rFonts w:ascii="微軟正黑體" w:hAnsi="微軟正黑體" w:eastAsia="微軟正黑體"/>
-          <w:b w:val="0"/>
-          <w:i w:val="0"/>
-          <w:color w:val="2D3748"/>
-          <w:sz w:val="21"/>
-        </w:rPr>
-        <w:t>：點出本案已從 1,068 萬連降三次至 998 萬，證明高價已無承接力；營造若放走這組財務健全的自住客，繼續空置再掛半年只會面臨更冷市場的風險。</w:t>
-      </w:r>
-    </w:p>
-    <w:p>
-      <w:pPr>
-        <w:spacing w:before="40" w:after="60"/>
-        <w:ind w:left="288"/>
-      </w:pPr>
-      <w:r>
-        <w:rPr>
-          <w:rFonts w:ascii="微軟正黑體" w:hAnsi="微軟正黑體" w:eastAsia="微軟正黑體"/>
-          <w:b/>
-          <w:i w:val="0"/>
-          <w:color w:val="1E40AF"/>
-          <w:sz w:val="21"/>
-        </w:rPr>
-        <w:t xml:space="preserve">• </w:t>
-      </w:r>
-      <w:r>
-        <w:rPr>
-          <w:rFonts w:ascii="微軟正黑體" w:hAnsi="微軟正黑體" w:eastAsia="微軟正黑體"/>
-          <w:b/>
-          <w:i w:val="0"/>
-          <w:color w:val="0F172A"/>
-          <w:sz w:val="21"/>
-        </w:rPr>
-        <w:t>房仲對屋主說法（逐字稿）</w:t>
-      </w:r>
-      <w:r>
-        <w:rPr>
-          <w:rFonts w:ascii="微軟正黑體" w:hAnsi="微軟正黑體" w:eastAsia="微軟正黑體"/>
-          <w:b w:val="0"/>
-          <w:i w:val="0"/>
-          <w:color w:val="2D3748"/>
-          <w:sz w:val="21"/>
-        </w:rPr>
-        <w:t>：</w:t>
+        <w:t>說服理由 1：【南區大盤成交量暴跌 76.4%，價格正式向下反轉】老屋只會越放越便宜、越難賣</w:t>
       </w:r>
     </w:p>
     <w:tbl>
@@ -573,67 +313,32 @@
           <w:tcPr>
             <w:tcW w:type="dxa" w:w="9936"/>
             <w:shd w:fill="F8FAFC"/>
-            <w:tcBorders>
-              <w:top w:val="none"/>
-              <w:left w:val="single" w:sz="24" w:space="0" w:color="1E40AF"/>
-              <w:bottom w:val="none"/>
-              <w:right w:val="none"/>
-            </w:tcBorders>
             <w:tcMar>
               <w:top w:w="140" w:type="dxa"/>
               <w:bottom w:w="140" w:type="dxa"/>
               <w:left w:w="200" w:type="dxa"/>
               <w:right w:w="200" w:type="dxa"/>
             </w:tcMar>
+            <w:tcBorders>
+              <w:left w:val="single" w:sz="24" w:space="0" w:color="3498DB"/>
+              <w:top w:val="none"/>
+              <w:right w:val="none"/>
+              <w:bottom w:val="none"/>
+            </w:tcBorders>
           </w:tcPr>
           <w:p>
             <w:pPr>
-              <w:spacing w:after="80"/>
+              <w:spacing w:line="288" w:lineRule="auto" w:after="80"/>
             </w:pPr>
             <w:r>
               <w:rPr>
-                <w:rFonts w:ascii="微軟正黑體" w:hAnsi="微軟正黑體" w:eastAsia="微軟正黑體"/>
-                <w:b w:val="0"/>
-                <w:i w:val="0"/>
-                <w:color w:val="1E293B"/>
-                <w:sz w:val="21"/>
+                <w:rFonts w:ascii="微軟正黑體" w:hAnsi="微軟正黑體"/>
+                <w:color w:val="2C3E50"/>
+                <w:sz w:val="20"/>
               </w:rPr>
-              <w:t>「大哥／大姐，現在房貸利率實質都站上 2.5%～3% 了，銀行鑑價又嚴，市場上九成的看屋客都只是看看不出價。我們這間從 1,068 萬、1,018 萬一路調到 998 萬，雖然已經降了 70 萬，但詢問度還是很明顯受大環境拖累。</w:t>
-            </w:r>
-          </w:p>
-          <w:p>
-            <w:pPr>
-              <w:spacing w:after="80"/>
-            </w:pPr>
-            <w:r>
-              <w:rPr>
-                <w:rFonts w:ascii="微軟正黑體" w:hAnsi="微軟正黑體" w:eastAsia="微軟正黑體"/>
-                <w:b w:val="0"/>
-                <w:i w:val="0"/>
-                <w:color w:val="1E293B"/>
-                <w:sz w:val="21"/>
-              </w:rPr>
-              <w:t>這位買方是我們近期帶看這麼多組裡面，唯一一組『</w:t>
-            </w:r>
-            <w:r>
-              <w:rPr>
-                <w:rFonts w:ascii="微軟正黑體" w:hAnsi="微軟正黑體" w:eastAsia="微軟正黑體"/>
-                <w:b/>
-                <w:i w:val="0"/>
-                <w:color w:val="0F172A"/>
-                <w:sz w:val="21"/>
-              </w:rPr>
-              <w:t>真正做足功課、自備款充裕、隨時能開立 10 萬斡旋支票出來談</w:t>
-            </w:r>
-            <w:r>
-              <w:rPr>
-                <w:rFonts w:ascii="微軟正黑體" w:hAnsi="微軟正黑體" w:eastAsia="微軟正黑體"/>
-                <w:b w:val="0"/>
-                <w:i w:val="0"/>
-                <w:color w:val="1E293B"/>
-                <w:sz w:val="21"/>
-              </w:rPr>
-              <w:t>』的誠意自住家庭。以現在市場這麼冰冷的狀況，如果我們這次價格踩得太硬把這組真心想買的家庭放走，房子繼續掛到年底甚至明年，每個月管理費、稅金照付不說，下一組願意出價的買方不知道還要等幾個月，到時候市場價格可能又往下修了。」</w:t>
+              <w:t>• 客觀實證：全南區 53 棟 25 年以上大型社區實登統計顯示，113 年單價中位數創 26.9 萬/坪歷史天花板後，第七波信用管制使市場急凍，115 年成交量自年均 738 件崩縮至 174 件（暴跌 76.4%），中位數下修至 24.6 萬/坪。「量先價行」鐵律下，未來三年因老屋貸款成數嚴縮，價格將持續回測歷史支撐區間。</w:t>
+              <w:br/>
+              <w:t>• 逐字稿：「大哥／大姐，房地產市場永遠是『量先價行』！南區 53 個老牌大社區的成交資料清清楚楚顯示：在第七波信用管制後，今年整個南區老屋成交量暴跌了超過七成六，單價中位數也已經從 113 年的高點 26.9 萬反轉跌到 24.6 萬了！房市趨冷、利率高檔、銀行滿水位，接下來價格只會緩跌，不可能再回頭了。加上我們房子屋齡一年比一年老，在市場上只會越來越難貸、越來越便宜。現在趁價格還在 20 幾萬的反轉初期趕快落袋為安，要是再拖半年一年，市場下修幅度更深，到時候想賣這個價格都沒人要了！」</w:t>
             </w:r>
           </w:p>
         </w:tc>
@@ -641,94 +346,23 @@
     </w:tbl>
     <w:p>
       <w:pPr>
-        <w:spacing w:before="0" w:after="80"/>
+        <w:spacing w:before="80" w:after="80"/>
       </w:pPr>
     </w:p>
     <w:p>
       <w:pPr>
-        <w:spacing w:before="200" w:after="80"/>
+        <w:spacing w:before="160" w:after="40"/>
       </w:pPr>
       <w:r>
         <w:rPr>
-          <w:rFonts w:ascii="微軟正黑體" w:hAnsi="微軟正黑體" w:eastAsia="微軟正黑體"/>
+          <w:rFonts w:ascii="微軟正黑體" w:hAnsi="微軟正黑體"/>
           <w:b/>
           <w:i w:val="0"/>
-          <w:color w:val="B45309"/>
-          <w:sz w:val="23"/>
+          <w:color w:val="1B365D"/>
+          <w:sz w:val="24"/>
+          <w:rFonts w:eastAsia="微軟正黑體"/>
         </w:rPr>
-        <w:t>說服理由 2：【實價登錄最新低點定錨】115 年 9 月最新成交已跌回 21.4 萬/坪，永義表上更有 20.6 萬/坪紀錄</w:t>
-      </w:r>
-    </w:p>
-    <w:p>
-      <w:pPr>
-        <w:spacing w:before="40" w:after="60"/>
-        <w:ind w:left="288"/>
-      </w:pPr>
-      <w:r>
-        <w:rPr>
-          <w:rFonts w:ascii="微軟正黑體" w:hAnsi="微軟正黑體" w:eastAsia="微軟正黑體"/>
-          <w:b/>
-          <w:i w:val="0"/>
-          <w:color w:val="1E40AF"/>
-          <w:sz w:val="21"/>
-        </w:rPr>
-        <w:t xml:space="preserve">• </w:t>
-      </w:r>
-      <w:r>
-        <w:rPr>
-          <w:rFonts w:ascii="微軟正黑體" w:hAnsi="微軟正黑體" w:eastAsia="微軟正黑體"/>
-          <w:b/>
-          <w:i w:val="0"/>
-          <w:color w:val="0F172A"/>
-          <w:sz w:val="21"/>
-        </w:rPr>
-        <w:t>說服邏輯</w:t>
-      </w:r>
-      <w:r>
-        <w:rPr>
-          <w:rFonts w:ascii="微軟正黑體" w:hAnsi="微軟正黑體" w:eastAsia="微軟正黑體"/>
-          <w:b w:val="0"/>
-          <w:i w:val="0"/>
-          <w:color w:val="2D3748"/>
-          <w:sz w:val="21"/>
-        </w:rPr>
-        <w:t>：拿內政部最新 115 年 9 月成交（德富路378號4樓之1，總價 825 萬、扣車單價 21.4 萬/坪、含車均價 22.1 萬/坪）與永義配對表上 114 年 5 月（德富路372號12樓，20.6 萬/坪）客觀數據，打破屋主對 23.6 萬/坪以上的幻想。</w:t>
-      </w:r>
-    </w:p>
-    <w:p>
-      <w:pPr>
-        <w:spacing w:before="40" w:after="60"/>
-        <w:ind w:left="288"/>
-      </w:pPr>
-      <w:r>
-        <w:rPr>
-          <w:rFonts w:ascii="微軟正黑體" w:hAnsi="微軟正黑體" w:eastAsia="微軟正黑體"/>
-          <w:b/>
-          <w:i w:val="0"/>
-          <w:color w:val="1E40AF"/>
-          <w:sz w:val="21"/>
-        </w:rPr>
-        <w:t xml:space="preserve">• </w:t>
-      </w:r>
-      <w:r>
-        <w:rPr>
-          <w:rFonts w:ascii="微軟正黑體" w:hAnsi="微軟正黑體" w:eastAsia="微軟正黑體"/>
-          <w:b/>
-          <w:i w:val="0"/>
-          <w:color w:val="0F172A"/>
-          <w:sz w:val="21"/>
-        </w:rPr>
-        <w:t>房仲對屋主說法（逐字稿）</w:t>
-      </w:r>
-      <w:r>
-        <w:rPr>
-          <w:rFonts w:ascii="微軟正黑體" w:hAnsi="微軟正黑體" w:eastAsia="微軟正黑體"/>
-          <w:b w:val="0"/>
-          <w:i w:val="0"/>
-          <w:color w:val="2D3748"/>
-          <w:sz w:val="21"/>
-        </w:rPr>
-        <w:t>：</w:t>
+        <w:t>說服理由 2：【實價登錄最新低點定錨】最新成交已跌回 21.4 萬/坪，更有 20.6 萬/坪紀錄</w:t>
       </w:r>
     </w:p>
     <w:tbl>
@@ -745,92 +379,32 @@
           <w:tcPr>
             <w:tcW w:type="dxa" w:w="9936"/>
             <w:shd w:fill="F8FAFC"/>
-            <w:tcBorders>
-              <w:top w:val="none"/>
-              <w:left w:val="single" w:sz="24" w:space="0" w:color="1E40AF"/>
-              <w:bottom w:val="none"/>
-              <w:right w:val="none"/>
-            </w:tcBorders>
             <w:tcMar>
               <w:top w:w="140" w:type="dxa"/>
               <w:bottom w:w="140" w:type="dxa"/>
               <w:left w:w="200" w:type="dxa"/>
               <w:right w:w="200" w:type="dxa"/>
             </w:tcMar>
+            <w:tcBorders>
+              <w:left w:val="single" w:sz="24" w:space="0" w:color="3498DB"/>
+              <w:top w:val="none"/>
+              <w:right w:val="none"/>
+              <w:bottom w:val="none"/>
+            </w:tcBorders>
           </w:tcPr>
           <w:p>
             <w:pPr>
-              <w:spacing w:after="80"/>
+              <w:spacing w:line="288" w:lineRule="auto" w:after="80"/>
             </w:pPr>
             <w:r>
               <w:rPr>
-                <w:rFonts w:ascii="微軟正黑體" w:hAnsi="微軟正黑體" w:eastAsia="微軟正黑體"/>
-                <w:b w:val="0"/>
-                <w:i w:val="0"/>
-                <w:color w:val="1E293B"/>
-                <w:sz w:val="21"/>
+                <w:rFonts w:ascii="微軟正黑體" w:hAnsi="微軟正黑體"/>
+                <w:color w:val="2C3E50"/>
+                <w:sz w:val="20"/>
               </w:rPr>
-              <w:t>「現在買方每個人手機打開 591、樂居跟僑馥行情地圖，每一筆成交紀錄都背得比我們房仲還熟！</w:t>
-            </w:r>
-          </w:p>
-          <w:p>
-            <w:pPr>
-              <w:spacing w:after="80"/>
-            </w:pPr>
-            <w:r>
-              <w:rPr>
-                <w:rFonts w:ascii="微軟正黑體" w:hAnsi="微軟正黑體" w:eastAsia="微軟正黑體"/>
-                <w:b w:val="0"/>
-                <w:i w:val="0"/>
-                <w:color w:val="1E293B"/>
-                <w:sz w:val="21"/>
-              </w:rPr>
-              <w:t>買方直接拿最新出爐的實價登錄跟我們對：</w:t>
-            </w:r>
-            <w:r>
-              <w:rPr>
-                <w:rFonts w:ascii="微軟正黑體" w:hAnsi="微軟正黑體" w:eastAsia="微軟正黑體"/>
-                <w:b/>
-                <w:i w:val="0"/>
-                <w:color w:val="0F172A"/>
-                <w:sz w:val="21"/>
-              </w:rPr>
-              <w:t>我們長億南園 115 年 9 月最新成交的一筆（德富路 378 號 4 樓之 1，含機械車位），成交總價只有 825 萬，591 拆算車位後單價已經跌到 21.4 萬/坪（含車位均攤也才 22.1 萬/坪）！而 115 年 4 月成交的 378 號 9 樓之 2（無車位），總價更只有 782 萬！甚至我們公司配對表上 114 年 5 月成交的 372 號 12 樓，單價更只有 20.6 萬/坪！</w:t>
-            </w:r>
-          </w:p>
-          <w:p>
-            <w:pPr>
-              <w:spacing w:after="80"/>
-            </w:pPr>
-            <w:r>
-              <w:rPr>
-                <w:rFonts w:ascii="微軟正黑體" w:hAnsi="微軟正黑體" w:eastAsia="微軟正黑體"/>
-                <w:b w:val="0"/>
-                <w:i w:val="0"/>
-                <w:color w:val="1E293B"/>
-                <w:sz w:val="21"/>
-              </w:rPr>
-              <w:t xml:space="preserve">更重要的是，買方調出我們社區 2016 年到 2021 年長達六年的長期歷史走勢，長億南園長期合理行情其實一直在 </w:t>
-            </w:r>
-            <w:r>
-              <w:rPr>
-                <w:rFonts w:ascii="微軟正黑體" w:hAnsi="微軟正黑體" w:eastAsia="微軟正黑體"/>
-                <w:b/>
-                <w:i w:val="0"/>
-                <w:color w:val="0F172A"/>
-                <w:sz w:val="21"/>
-              </w:rPr>
-              <w:t>13 萬到 17 萬/坪</w:t>
-            </w:r>
-            <w:r>
-              <w:rPr>
-                <w:rFonts w:ascii="微軟正黑體" w:hAnsi="微軟正黑體" w:eastAsia="微軟正黑體"/>
-                <w:b w:val="0"/>
-                <w:i w:val="0"/>
-                <w:color w:val="1E293B"/>
-                <w:sz w:val="21"/>
-              </w:rPr>
-              <w:t xml:space="preserve"> 之間。前兩年那幾筆 26、27 萬的極端小坪數交易早就成為過去式了，現在 115 年最新行情就是回落到 20～21 萬出頭，買方態度非常理性，絕對不可能再去追前兩年的高點。」</w:t>
+              <w:t>• 客觀實證：實價登錄最新 115 年 9 月成交德富路 4 樓（總價 825 萬，拆算單價 21.4 萬/坪、含車 22.1 萬/坪）；115 年 4 月成交 9 樓總價僅 782 萬；實價登錄更有 12 樓成交 20.6 萬/坪紀錄。長億南園歷史常態均價為 13～17 萬，高點已過。</w:t>
+              <w:br/>
+              <w:t>• 逐字稿：「現在的買方每個人都在看實價登錄，數據看得比我們還精！買方直接指著實價登錄問我：『你們長億南園今年 9 月最新成交的一筆 4 樓，含車位總價才 825 萬，拆算單價已經跌到 21.4 萬/坪；甚至實價登錄上還有一筆 12 樓單價只有 20.6 萬/坪！』買方算得很清楚，長億南園過去有五、六年的時間，每坪都在 13 萬到 17 萬之間。前兩年市場瘋狂時少數衝上 26、27 萬的行情已經徹底結束了。現在實價登錄最新走勢就是定錨在 20～21 萬，買方非常理性，絕對不可能拿 900 多萬的高價來當冤大頭。」</w:t>
             </w:r>
           </w:p>
         </w:tc>
@@ -838,94 +412,23 @@
     </w:tbl>
     <w:p>
       <w:pPr>
-        <w:spacing w:before="0" w:after="80"/>
+        <w:spacing w:before="80" w:after="80"/>
       </w:pPr>
     </w:p>
     <w:p>
       <w:pPr>
-        <w:spacing w:before="200" w:after="80"/>
+        <w:spacing w:before="160" w:after="40"/>
       </w:pPr>
       <w:r>
         <w:rPr>
-          <w:rFonts w:ascii="微軟正黑體" w:hAnsi="微軟正黑體" w:eastAsia="微軟正黑體"/>
+          <w:rFonts w:ascii="微軟正黑體" w:hAnsi="微軟正黑體"/>
           <w:b/>
           <w:i w:val="0"/>
-          <w:color w:val="B45309"/>
-          <w:sz w:val="23"/>
+          <w:color w:val="1B365D"/>
+          <w:sz w:val="24"/>
+          <w:rFonts w:eastAsia="微軟正黑體"/>
         </w:rPr>
-        <w:t>說服理由 3：【社區內部高達 23 間在售，「多殺多」賣壓極度沉重】誰先讓利誰先拿現金離場</w:t>
-      </w:r>
-    </w:p>
-    <w:p>
-      <w:pPr>
-        <w:spacing w:before="40" w:after="60"/>
-        <w:ind w:left="288"/>
-      </w:pPr>
-      <w:r>
-        <w:rPr>
-          <w:rFonts w:ascii="微軟正黑體" w:hAnsi="微軟正黑體" w:eastAsia="微軟正黑體"/>
-          <w:b/>
-          <w:i w:val="0"/>
-          <w:color w:val="1E40AF"/>
-          <w:sz w:val="21"/>
-        </w:rPr>
-        <w:t xml:space="preserve">• </w:t>
-      </w:r>
-      <w:r>
-        <w:rPr>
-          <w:rFonts w:ascii="微軟正黑體" w:hAnsi="微軟正黑體" w:eastAsia="微軟正黑體"/>
-          <w:b/>
-          <w:i w:val="0"/>
-          <w:color w:val="0F172A"/>
-          <w:sz w:val="21"/>
-        </w:rPr>
-        <w:t>說服邏輯</w:t>
-      </w:r>
-      <w:r>
-        <w:rPr>
-          <w:rFonts w:ascii="微軟正黑體" w:hAnsi="微軟正黑體" w:eastAsia="微軟正黑體"/>
-          <w:b w:val="0"/>
-          <w:i w:val="0"/>
-          <w:color w:val="2D3748"/>
-          <w:sz w:val="21"/>
-        </w:rPr>
-        <w:t>：揭露目前長億南園在 591 上同時有高達 23 個物件掛牌求售，且多間開價已殺到 838 萬～888 萬，形成同社區屋主互相搶客的局面。</w:t>
-      </w:r>
-    </w:p>
-    <w:p>
-      <w:pPr>
-        <w:spacing w:before="40" w:after="60"/>
-        <w:ind w:left="288"/>
-      </w:pPr>
-      <w:r>
-        <w:rPr>
-          <w:rFonts w:ascii="微軟正黑體" w:hAnsi="微軟正黑體" w:eastAsia="微軟正黑體"/>
-          <w:b/>
-          <w:i w:val="0"/>
-          <w:color w:val="1E40AF"/>
-          <w:sz w:val="21"/>
-        </w:rPr>
-        <w:t xml:space="preserve">• </w:t>
-      </w:r>
-      <w:r>
-        <w:rPr>
-          <w:rFonts w:ascii="微軟正黑體" w:hAnsi="微軟正黑體" w:eastAsia="微軟正黑體"/>
-          <w:b/>
-          <w:i w:val="0"/>
-          <w:color w:val="0F172A"/>
-          <w:sz w:val="21"/>
-        </w:rPr>
-        <w:t>房仲對屋主說法（逐字稿）</w:t>
-      </w:r>
-      <w:r>
-        <w:rPr>
-          <w:rFonts w:ascii="微軟正黑體" w:hAnsi="微軟正黑體" w:eastAsia="微軟正黑體"/>
-          <w:b w:val="0"/>
-          <w:i w:val="0"/>
-          <w:color w:val="2D3748"/>
-          <w:sz w:val="21"/>
-        </w:rPr>
-        <w:t>：</w:t>
+        <w:t>說服理由 3：【社區實質 4 戶競售，多家房仲聯賣搶客】誰先讓利，誰先拿現金離場</w:t>
       </w:r>
     </w:p>
     <w:tbl>
@@ -942,77 +445,32 @@
           <w:tcPr>
             <w:tcW w:type="dxa" w:w="9936"/>
             <w:shd w:fill="F8FAFC"/>
-            <w:tcBorders>
-              <w:top w:val="none"/>
-              <w:left w:val="single" w:sz="24" w:space="0" w:color="1E40AF"/>
-              <w:bottom w:val="none"/>
-              <w:right w:val="none"/>
-            </w:tcBorders>
             <w:tcMar>
               <w:top w:w="140" w:type="dxa"/>
               <w:bottom w:w="140" w:type="dxa"/>
               <w:left w:w="200" w:type="dxa"/>
               <w:right w:w="200" w:type="dxa"/>
             </w:tcMar>
+            <w:tcBorders>
+              <w:left w:val="single" w:sz="24" w:space="0" w:color="3498DB"/>
+              <w:top w:val="none"/>
+              <w:right w:val="none"/>
+              <w:bottom w:val="none"/>
+            </w:tcBorders>
           </w:tcPr>
           <w:p>
             <w:pPr>
-              <w:spacing w:after="80"/>
+              <w:spacing w:line="288" w:lineRule="auto" w:after="80"/>
             </w:pPr>
             <w:r>
               <w:rPr>
-                <w:rFonts w:ascii="微軟正黑體" w:hAnsi="微軟正黑體" w:eastAsia="微軟正黑體"/>
-                <w:b w:val="0"/>
-                <w:i w:val="0"/>
-                <w:color w:val="1E293B"/>
-                <w:sz w:val="21"/>
+                <w:rFonts w:ascii="微軟正黑體" w:hAnsi="微軟正黑體"/>
+                <w:color w:val="2C3E50"/>
+                <w:sz w:val="20"/>
               </w:rPr>
-              <w:t>「大哥／大姐，我必須跟您報告一個社區內部的殘酷現實：現在光是在 591 網站上，</w:t>
-            </w:r>
-            <w:r>
-              <w:rPr>
-                <w:rFonts w:ascii="微軟正黑體" w:hAnsi="微軟正黑體" w:eastAsia="微軟正黑體"/>
-                <w:b/>
-                <w:i w:val="0"/>
-                <w:color w:val="0F172A"/>
-                <w:sz w:val="21"/>
-              </w:rPr>
-              <w:t>我們『長億南園』同一個社區就有高達 23 間房子同時在賣！</w:t>
-            </w:r>
-          </w:p>
-          <w:p>
-            <w:pPr>
-              <w:spacing w:after="80"/>
-            </w:pPr>
-            <w:r>
-              <w:rPr>
-                <w:rFonts w:ascii="微軟正黑體" w:hAnsi="微軟正黑體" w:eastAsia="微軟正黑體"/>
-                <w:b w:val="0"/>
-                <w:i w:val="0"/>
-                <w:color w:val="1E293B"/>
-                <w:sz w:val="21"/>
-              </w:rPr>
-              <w:t xml:space="preserve">而且很多急著賣的屋主，開價已經直接殺到 </w:t>
-            </w:r>
-            <w:r>
-              <w:rPr>
-                <w:rFonts w:ascii="微軟正黑體" w:hAnsi="微軟正黑體" w:eastAsia="微軟正黑體"/>
-                <w:b/>
-                <w:i w:val="0"/>
-                <w:color w:val="0F172A"/>
-                <w:sz w:val="21"/>
-              </w:rPr>
-              <w:t>838 萬、858 萬、888 萬</w:t>
-            </w:r>
-            <w:r>
-              <w:rPr>
-                <w:rFonts w:ascii="微軟正黑體" w:hAnsi="微軟正黑體" w:eastAsia="微軟正黑體"/>
-                <w:b w:val="0"/>
-                <w:i w:val="0"/>
-                <w:color w:val="1E293B"/>
-                <w:sz w:val="21"/>
-              </w:rPr>
-              <w:t xml:space="preserve"> 在搶客人了（像 10 樓、4 樓好幾間開價都在 800 多萬）。現在買方來看長億南園，一次可以挑十幾間比價。在 23 間屋主搶同一批自住客的情況下，誰願意先適度讓利，誰就能先把幾百萬現金抱回家；如果我們堅持守在 900 多萬，反而會變成幫社區其他開 800 多萬的屋主『墊背助攻』，讓買方轉去買別棟了。」</w:t>
+              <w:t>• 客觀實證：591 上 23 筆刊登經比對，扣除 1 筆誤植太平別墅後，全社區實體僅有 4 戶在售！其中 8 樓（本戶）有 9 家房仲聯賣；10 樓亦有 9 家聯賣開 958 萬；4 樓開價 898 萬搶低總價；3 樓 66 坪巨露台平車戶已降價 70 萬至 1,258 萬。</w:t>
+              <w:br/>
+              <w:t>• 逐字稿：「大哥／大姐，我們社區目前在市場上，實質上就有 4 戶在強烈競爭！像 4 樓直接開價 898 萬在搶低總價客人；10 樓也開 958 萬，跟我們一樣有 9 家房仲在全力推銷；連 3 樓超大露台配平面車位都主動降了 70 萬。每一家仲介都在搶著成交。現在買方進來看長億南園，就是這 4 戶在比。在大家都在搶同一組買方的情況下，『誰願意先適度讓利，誰就能先把數百萬現金抱回家』！如果我們價格堅持高高掛在 900 多萬，只會變成替其他 3 戶做免費抬轎，買方轉頭就去買別戶了！」</w:t>
             </w:r>
           </w:p>
         </w:tc>
@@ -1020,94 +478,23 @@
     </w:tbl>
     <w:p>
       <w:pPr>
-        <w:spacing w:before="0" w:after="80"/>
+        <w:spacing w:before="80" w:after="80"/>
       </w:pPr>
     </w:p>
     <w:p>
       <w:pPr>
-        <w:spacing w:before="200" w:after="80"/>
+        <w:spacing w:before="160" w:after="40"/>
       </w:pPr>
       <w:r>
         <w:rPr>
-          <w:rFonts w:ascii="微軟正黑體" w:hAnsi="微軟正黑體" w:eastAsia="微軟正黑體"/>
+          <w:rFonts w:ascii="微軟正黑體" w:hAnsi="微軟正黑體"/>
           <w:b/>
           <w:i w:val="0"/>
-          <w:color w:val="B45309"/>
-          <w:sz w:val="23"/>
+          <w:color w:val="1B365D"/>
+          <w:sz w:val="24"/>
+          <w:rFonts w:eastAsia="微軟正黑體"/>
         </w:rPr>
-        <w:t>說服理由 4：【921 曾列管「需注意建物」歷史＋屋齡近 35 年】銀行貸款成數與鑑價被雙重卡死</w:t>
-      </w:r>
-    </w:p>
-    <w:p>
-      <w:pPr>
-        <w:spacing w:before="40" w:after="60"/>
-        <w:ind w:left="288"/>
-      </w:pPr>
-      <w:r>
-        <w:rPr>
-          <w:rFonts w:ascii="微軟正黑體" w:hAnsi="微軟正黑體" w:eastAsia="微軟正黑體"/>
-          <w:b/>
-          <w:i w:val="0"/>
-          <w:color w:val="1E40AF"/>
-          <w:sz w:val="21"/>
-        </w:rPr>
-        <w:t xml:space="preserve">• </w:t>
-      </w:r>
-      <w:r>
-        <w:rPr>
-          <w:rFonts w:ascii="微軟正黑體" w:hAnsi="微軟正黑體" w:eastAsia="微軟正黑體"/>
-          <w:b/>
-          <w:i w:val="0"/>
-          <w:color w:val="0F172A"/>
-          <w:sz w:val="21"/>
-        </w:rPr>
-        <w:t>說服邏輯</w:t>
-      </w:r>
-      <w:r>
-        <w:rPr>
-          <w:rFonts w:ascii="微軟正黑體" w:hAnsi="微軟正黑體" w:eastAsia="微軟正黑體"/>
-          <w:b w:val="0"/>
-          <w:i w:val="0"/>
-          <w:color w:val="2D3748"/>
-          <w:sz w:val="21"/>
-        </w:rPr>
-        <w:t>：搬出同社區信義房屋產調白紙黑字揭露的「曾被台中市政府列為需注意建物（勿承諾貸款成數）」與 34.7 年高屋齡，說明銀行鑑價與核貸成數極度保守，買方自備款壓力暴增，非惡意砍價。</w:t>
-      </w:r>
-    </w:p>
-    <w:p>
-      <w:pPr>
-        <w:spacing w:before="40" w:after="60"/>
-        <w:ind w:left="288"/>
-      </w:pPr>
-      <w:r>
-        <w:rPr>
-          <w:rFonts w:ascii="微軟正黑體" w:hAnsi="微軟正黑體" w:eastAsia="微軟正黑體"/>
-          <w:b/>
-          <w:i w:val="0"/>
-          <w:color w:val="1E40AF"/>
-          <w:sz w:val="21"/>
-        </w:rPr>
-        <w:t xml:space="preserve">• </w:t>
-      </w:r>
-      <w:r>
-        <w:rPr>
-          <w:rFonts w:ascii="微軟正黑體" w:hAnsi="微軟正黑體" w:eastAsia="微軟正黑體"/>
-          <w:b/>
-          <w:i w:val="0"/>
-          <w:color w:val="0F172A"/>
-          <w:sz w:val="21"/>
-        </w:rPr>
-        <w:t>房仲對屋主說法（逐字稿）</w:t>
-      </w:r>
-      <w:r>
-        <w:rPr>
-          <w:rFonts w:ascii="微軟正黑體" w:hAnsi="微軟正黑體" w:eastAsia="微軟正黑體"/>
-          <w:b w:val="0"/>
-          <w:i w:val="0"/>
-          <w:color w:val="2D3748"/>
-          <w:sz w:val="21"/>
-        </w:rPr>
-        <w:t>：</w:t>
+        <w:t>說服理由 4：【921 震前老屋抗性＋同社區產調安全疑慮】相同預算買方可選「921 震後宅」徹底消除疑慮</w:t>
       </w:r>
     </w:p>
     <w:tbl>
@@ -1124,157 +511,32 @@
           <w:tcPr>
             <w:tcW w:type="dxa" w:w="9936"/>
             <w:shd w:fill="F8FAFC"/>
-            <w:tcBorders>
-              <w:top w:val="none"/>
-              <w:left w:val="single" w:sz="24" w:space="0" w:color="1E40AF"/>
-              <w:bottom w:val="none"/>
-              <w:right w:val="none"/>
-            </w:tcBorders>
             <w:tcMar>
               <w:top w:w="140" w:type="dxa"/>
               <w:bottom w:w="140" w:type="dxa"/>
               <w:left w:w="200" w:type="dxa"/>
               <w:right w:w="200" w:type="dxa"/>
             </w:tcMar>
+            <w:tcBorders>
+              <w:left w:val="single" w:sz="24" w:space="0" w:color="3498DB"/>
+              <w:top w:val="none"/>
+              <w:right w:val="none"/>
+              <w:bottom w:val="none"/>
+            </w:tcBorders>
           </w:tcPr>
           <w:p>
             <w:pPr>
-              <w:spacing w:after="80"/>
+              <w:spacing w:line="288" w:lineRule="auto" w:after="80"/>
             </w:pPr>
             <w:r>
               <w:rPr>
-                <w:rFonts w:ascii="微軟正黑體" w:hAnsi="微軟正黑體" w:eastAsia="微軟正黑體"/>
-                <w:b w:val="0"/>
-                <w:i w:val="0"/>
-                <w:color w:val="1E293B"/>
-                <w:sz w:val="21"/>
+                <w:rFonts w:ascii="微軟正黑體" w:hAnsi="微軟正黑體"/>
+                <w:color w:val="2C3E50"/>
+                <w:sz w:val="20"/>
               </w:rPr>
-              <w:t>「這組買方功課做得非常細，他們連同社區信義房屋在賣的那間 10 樓的『不動產說明書產調』都看過了。</w:t>
-            </w:r>
-          </w:p>
-          <w:p>
-            <w:pPr>
-              <w:spacing w:after="80"/>
-            </w:pPr>
-            <w:r>
-              <w:rPr>
-                <w:rFonts w:ascii="微軟正黑體" w:hAnsi="微軟正黑體" w:eastAsia="微軟正黑體"/>
-                <w:b w:val="0"/>
-                <w:i w:val="0"/>
-                <w:color w:val="1E293B"/>
-                <w:sz w:val="21"/>
-              </w:rPr>
-              <w:t>信義房屋的產權調查表上白紙黑字寫著：『</w:t>
-            </w:r>
-            <w:r>
-              <w:rPr>
-                <w:rFonts w:ascii="微軟正黑體" w:hAnsi="微軟正黑體" w:eastAsia="微軟正黑體"/>
-                <w:b/>
-                <w:i w:val="0"/>
-                <w:color w:val="0F172A"/>
-                <w:sz w:val="21"/>
-              </w:rPr>
-              <w:t>本物件曾被台中市政府列為需注意建物，雖目前已無列管，但請經紀人收定後及簽約時勿承諾貸款成數</w:t>
-            </w:r>
-            <w:r>
-              <w:rPr>
-                <w:rFonts w:ascii="微軟正黑體" w:hAnsi="微軟正黑體" w:eastAsia="微軟正黑體"/>
-                <w:b w:val="0"/>
-                <w:i w:val="0"/>
-                <w:color w:val="1E293B"/>
-                <w:sz w:val="21"/>
-              </w:rPr>
-              <w:t>』。</w:t>
-            </w:r>
-          </w:p>
-          <w:p>
-            <w:pPr>
-              <w:spacing w:after="80"/>
-            </w:pPr>
-            <w:r>
-              <w:rPr>
-                <w:rFonts w:ascii="微軟正黑體" w:hAnsi="微軟正黑體" w:eastAsia="微軟正黑體"/>
-                <w:b w:val="0"/>
-                <w:i w:val="0"/>
-                <w:color w:val="1E293B"/>
-                <w:sz w:val="21"/>
-              </w:rPr>
-              <w:t xml:space="preserve">大哥／大姐，這句話在銀行貸款實務上影響非常大！因為我們長億南園屋齡已經 </w:t>
-            </w:r>
-            <w:r>
-              <w:rPr>
-                <w:rFonts w:ascii="微軟正黑體" w:hAnsi="微軟正黑體" w:eastAsia="微軟正黑體"/>
-                <w:b/>
-                <w:i w:val="0"/>
-                <w:color w:val="0F172A"/>
-                <w:sz w:val="21"/>
-              </w:rPr>
-              <w:t>34.7 年（快滿 35 年）</w:t>
-            </w:r>
-            <w:r>
-              <w:rPr>
-                <w:rFonts w:ascii="微軟正黑體" w:hAnsi="微軟正黑體" w:eastAsia="微軟正黑體"/>
-                <w:b w:val="0"/>
-                <w:i w:val="0"/>
-                <w:color w:val="1E293B"/>
-                <w:sz w:val="21"/>
-              </w:rPr>
-              <w:t xml:space="preserve">，加上部分銀行內部歷史資料庫還查得到 921 需注意建物的紀錄，現在又碰到央行限貸令，銀行對我們社區的鑑價非常保守，貸款成數往往只給 </w:t>
-            </w:r>
-            <w:r>
-              <w:rPr>
-                <w:rFonts w:ascii="微軟正黑體" w:hAnsi="微軟正黑體" w:eastAsia="微軟正黑體"/>
-                <w:b/>
-                <w:i w:val="0"/>
-                <w:color w:val="0F172A"/>
-                <w:sz w:val="21"/>
-              </w:rPr>
-              <w:t>65 成到 70 成</w:t>
-            </w:r>
-            <w:r>
-              <w:rPr>
-                <w:rFonts w:ascii="微軟正黑體" w:hAnsi="微軟正黑體" w:eastAsia="微軟正黑體"/>
-                <w:b w:val="0"/>
-                <w:i w:val="0"/>
-                <w:color w:val="1E293B"/>
-                <w:sz w:val="21"/>
-              </w:rPr>
-              <w:t>，貸款年限還會被縮短！</w:t>
-            </w:r>
-          </w:p>
-          <w:p>
-            <w:pPr>
-              <w:spacing w:after="80"/>
-            </w:pPr>
-            <w:r>
-              <w:rPr>
-                <w:rFonts w:ascii="微軟正黑體" w:hAnsi="微軟正黑體" w:eastAsia="微軟正黑體"/>
-                <w:b w:val="0"/>
-                <w:i w:val="0"/>
-                <w:color w:val="1E293B"/>
-                <w:sz w:val="21"/>
-              </w:rPr>
-              <w:t xml:space="preserve">買方算給我們聽：因為銀行貸不滿、鑑價又保守，他們買這間房子必須從口袋多掏出 </w:t>
-            </w:r>
-            <w:r>
-              <w:rPr>
-                <w:rFonts w:ascii="微軟正黑體" w:hAnsi="微軟正黑體" w:eastAsia="微軟正黑體"/>
-                <w:b/>
-                <w:i w:val="0"/>
-                <w:color w:val="0F172A"/>
-                <w:sz w:val="21"/>
-              </w:rPr>
-              <w:t>120 萬到 150 萬的現金自備款</w:t>
-            </w:r>
-            <w:r>
-              <w:rPr>
-                <w:rFonts w:ascii="微軟正黑體" w:hAnsi="微軟正黑體" w:eastAsia="微軟正黑體"/>
-                <w:b w:val="0"/>
-                <w:i w:val="0"/>
-                <w:color w:val="1E293B"/>
-                <w:sz w:val="21"/>
-              </w:rPr>
-              <w:t>！買方不是故意要壓您的價格，而是金融機構對 35 年老社區的放款防線就卡在那裡，買方必須在安全的財務成數內出價，才有辦法順利過戶履約。」</w:t>
+              <w:t>• 客觀實證：長億南園為民國 80 年興建（屋齡 34.7 年），同社區產調明確揭露「曾被台中市政府列為需注意建物（勿承諾貸款成數）」。買方對震前耐震結構心存疑慮，且市場相同預算完全可購置「921 震後宅」消除顧慮。</w:t>
+              <w:br/>
+              <w:t>• 逐字稿：「買方在查閱同社區產調時，看到了很敏感的紀錄：長億南園在 921 震災後，曾被台中市政府列為『需注意建物』，產調更特別註記『勿承諾貸款成數』。雖然目前早已沒有列管，但買方是買來自住的，對於 921 震前的三十幾年大樓，心裡本來就有一層耐震與結構安全的疑慮。買方非常坦白地跟我說：『以現在 800、900 萬的價位，在市場上完全可以挑到 921 震後興建、符合最新耐震法規的中古大樓，對地震的疑慮可以完全消除！』震前蓋的房子在現在市場上本來就有明顯抗性，加上銀行因為屋齡高和歷史紀錄，貸款成數抓得極緊，買方自備款要多掏出一兩百萬現金。買方願意包容震前老屋的顧慮來跟我們談，就是希望屋主在價格上給予合理誠懇的折讓！」</w:t>
             </w:r>
           </w:p>
         </w:tc>
@@ -1282,94 +544,23 @@
     </w:tbl>
     <w:p>
       <w:pPr>
-        <w:spacing w:before="0" w:after="80"/>
+        <w:spacing w:before="80" w:after="80"/>
       </w:pPr>
     </w:p>
     <w:p>
       <w:pPr>
-        <w:spacing w:before="200" w:after="80"/>
+        <w:spacing w:before="160" w:after="40"/>
       </w:pPr>
       <w:r>
         <w:rPr>
-          <w:rFonts w:ascii="微軟正黑體" w:hAnsi="微軟正黑體" w:eastAsia="微軟正黑體"/>
+          <w:rFonts w:ascii="微軟正黑體" w:hAnsi="微軟正黑體"/>
           <w:b/>
           <w:i w:val="0"/>
-          <w:color w:val="B45309"/>
-          <w:sz w:val="23"/>
+          <w:color w:val="1B365D"/>
+          <w:sz w:val="24"/>
+          <w:rFonts w:eastAsia="微軟正黑體"/>
         </w:rPr>
-        <w:t>說服理由 5：【一樓上電梯前有「4～5 階樓梯」】無法改變的大樓無障礙動線硬傷</w:t>
-      </w:r>
-    </w:p>
-    <w:p>
-      <w:pPr>
-        <w:spacing w:before="40" w:after="60"/>
-        <w:ind w:left="288"/>
-      </w:pPr>
-      <w:r>
-        <w:rPr>
-          <w:rFonts w:ascii="微軟正黑體" w:hAnsi="微軟正黑體" w:eastAsia="微軟正黑體"/>
-          <w:b/>
-          <w:i w:val="0"/>
-          <w:color w:val="1E40AF"/>
-          <w:sz w:val="21"/>
-        </w:rPr>
-        <w:t xml:space="preserve">• </w:t>
-      </w:r>
-      <w:r>
-        <w:rPr>
-          <w:rFonts w:ascii="微軟正黑體" w:hAnsi="微軟正黑體" w:eastAsia="微軟正黑體"/>
-          <w:b/>
-          <w:i w:val="0"/>
-          <w:color w:val="0F172A"/>
-          <w:sz w:val="21"/>
-        </w:rPr>
-        <w:t>說服邏輯</w:t>
-      </w:r>
-      <w:r>
-        <w:rPr>
-          <w:rFonts w:ascii="微軟正黑體" w:hAnsi="微軟正黑體" w:eastAsia="微軟正黑體"/>
-          <w:b w:val="0"/>
-          <w:i w:val="0"/>
-          <w:color w:val="2D3748"/>
-          <w:sz w:val="21"/>
-        </w:rPr>
-        <w:t>：引用買方現場看屋手寫筆記的真實抗性——進電梯廳前必須爬 4～5 階樓梯，非全平地無障礙空間。</w:t>
-      </w:r>
-    </w:p>
-    <w:p>
-      <w:pPr>
-        <w:spacing w:before="40" w:after="60"/>
-        <w:ind w:left="288"/>
-      </w:pPr>
-      <w:r>
-        <w:rPr>
-          <w:rFonts w:ascii="微軟正黑體" w:hAnsi="微軟正黑體" w:eastAsia="微軟正黑體"/>
-          <w:b/>
-          <w:i w:val="0"/>
-          <w:color w:val="1E40AF"/>
-          <w:sz w:val="21"/>
-        </w:rPr>
-        <w:t xml:space="preserve">• </w:t>
-      </w:r>
-      <w:r>
-        <w:rPr>
-          <w:rFonts w:ascii="微軟正黑體" w:hAnsi="微軟正黑體" w:eastAsia="微軟正黑體"/>
-          <w:b/>
-          <w:i w:val="0"/>
-          <w:color w:val="0F172A"/>
-          <w:sz w:val="21"/>
-        </w:rPr>
-        <w:t>房仲對屋主說法（逐字稿）</w:t>
-      </w:r>
-      <w:r>
-        <w:rPr>
-          <w:rFonts w:ascii="微軟正黑體" w:hAnsi="微軟正黑體" w:eastAsia="微軟正黑體"/>
-          <w:b w:val="0"/>
-          <w:i w:val="0"/>
-          <w:color w:val="2D3748"/>
-          <w:sz w:val="21"/>
-        </w:rPr>
-        <w:t>：</w:t>
+        <w:t>說服理由 5：【年輕首購只愛新小宅，中年自住買方是極少數稀缺買盤】錯過難再遇到下一組</w:t>
       </w:r>
     </w:p>
     <w:tbl>
@@ -1386,57 +577,32 @@
           <w:tcPr>
             <w:tcW w:type="dxa" w:w="9936"/>
             <w:shd w:fill="F8FAFC"/>
-            <w:tcBorders>
-              <w:top w:val="none"/>
-              <w:left w:val="single" w:sz="24" w:space="0" w:color="1E40AF"/>
-              <w:bottom w:val="none"/>
-              <w:right w:val="none"/>
-            </w:tcBorders>
             <w:tcMar>
               <w:top w:w="140" w:type="dxa"/>
               <w:bottom w:w="140" w:type="dxa"/>
               <w:left w:w="200" w:type="dxa"/>
               <w:right w:w="200" w:type="dxa"/>
             </w:tcMar>
+            <w:tcBorders>
+              <w:left w:val="single" w:sz="24" w:space="0" w:color="3498DB"/>
+              <w:top w:val="none"/>
+              <w:right w:val="none"/>
+              <w:bottom w:val="none"/>
+            </w:tcBorders>
           </w:tcPr>
           <w:p>
             <w:pPr>
-              <w:spacing w:after="80"/>
+              <w:spacing w:line="288" w:lineRule="auto" w:after="80"/>
             </w:pPr>
             <w:r>
               <w:rPr>
-                <w:rFonts w:ascii="微軟正黑體" w:hAnsi="微軟正黑體" w:eastAsia="微軟正黑體"/>
-                <w:b w:val="0"/>
-                <w:i w:val="0"/>
-                <w:color w:val="1E293B"/>
-                <w:sz w:val="21"/>
+                <w:rFonts w:ascii="微軟正黑體" w:hAnsi="微軟正黑體"/>
+                <w:color w:val="2C3E50"/>
+                <w:sz w:val="20"/>
               </w:rPr>
-              <w:t>「買方現場看屋時，在資料表上特別手寫記下了一個硬傷：</w:t>
-            </w:r>
-            <w:r>
-              <w:rPr>
-                <w:rFonts w:ascii="微軟正黑體" w:hAnsi="微軟正黑體" w:eastAsia="微軟正黑體"/>
-                <w:b/>
-                <w:i w:val="0"/>
-                <w:color w:val="0F172A"/>
-                <w:sz w:val="21"/>
-              </w:rPr>
-              <w:t>我們這棟一樓要上電梯前，中間有 4 到 5 階的樓梯落差，不是全平地的無障礙電梯大樓。</w:t>
-            </w:r>
-          </w:p>
-          <w:p>
-            <w:pPr>
-              <w:spacing w:after="80"/>
-            </w:pPr>
-            <w:r>
-              <w:rPr>
-                <w:rFonts w:ascii="微軟正黑體" w:hAnsi="微軟正黑體" w:eastAsia="微軟正黑體"/>
-                <w:b w:val="0"/>
-                <w:i w:val="0"/>
-                <w:color w:val="1E293B"/>
-                <w:sz w:val="21"/>
-              </w:rPr>
-              <w:t>坦白說，這一點在我們帶看時打退過好幾組家裡有長輩或推嬰兒車的客人，因為未來不管是搬大型家電、推推車、或是家裡長輩年紀大了膝蓋不好，這 4～5 階樓梯是永遠沒辦法改掉的硬傷。這組買方雖然也把這點列為扣分項，但他們願意為了 8 樓的室內空間包容這個缺點，只要價格能給他們一點補償心理，他們就願意承接。」</w:t>
+              <w:t>• 客觀實證：年輕族群普遍追求新成屋小坪數，願意購買 30 年以上無公設老舊陳屋的幾乎全為中年買家。這組買方剛好就是成熟穩健的中年家庭自住客，極其難能可貴。</w:t>
+              <w:br/>
+              <w:t>• 逐字稿：「大哥／大姐，現在的市場買方生態已經完全變了！現在年輕一代根本不願意買三十幾年的老社區，大家寧願去買重劃區室內十幾坪的兩房新大樓。放眼現在整個市場，願意買三十幾年老陳屋的，只剩下需要室內大空間的中年自住買家！這組買家剛好就是成熟穩健的中年家庭，是目前市場上極度少數、願意承接我們社區的珍貴買盤。中年買家做事有條理、看重財務安全，如果我們這次沒有把握住這組稀有客人，下一次要再等到一個懂我們室內 32 坪價值、又具備自備款的中年自住買方，可能要再等半年甚至一年以上！」</w:t>
             </w:r>
           </w:p>
         </w:tc>
@@ -1444,114 +610,23 @@
     </w:tbl>
     <w:p>
       <w:pPr>
-        <w:spacing w:before="0" w:after="80"/>
+        <w:spacing w:before="80" w:after="80"/>
       </w:pPr>
     </w:p>
     <w:p>
       <w:pPr>
-        <w:spacing w:before="200" w:after="80"/>
+        <w:spacing w:before="160" w:after="40"/>
       </w:pPr>
       <w:r>
         <w:rPr>
-          <w:rFonts w:ascii="微軟正黑體" w:hAnsi="微軟正黑體" w:eastAsia="微軟正黑體"/>
+          <w:rFonts w:ascii="微軟正黑體" w:hAnsi="微軟正黑體"/>
           <w:b/>
           <w:i w:val="0"/>
-          <w:color w:val="B45309"/>
-          <w:sz w:val="23"/>
+          <w:color w:val="1B365D"/>
+          <w:sz w:val="24"/>
+          <w:rFonts w:eastAsia="微軟正黑體"/>
         </w:rPr>
-        <w:t>說服理由 6：【B1 機械車位限重 1,500 公斤＋地下室機車位極少難抽】停車條件的實質折價</w:t>
-      </w:r>
-    </w:p>
-    <w:p>
-      <w:pPr>
-        <w:spacing w:before="40" w:after="60"/>
-        <w:ind w:left="288"/>
-      </w:pPr>
-      <w:r>
-        <w:rPr>
-          <w:rFonts w:ascii="微軟正黑體" w:hAnsi="微軟正黑體" w:eastAsia="微軟正黑體"/>
-          <w:b/>
-          <w:i w:val="0"/>
-          <w:color w:val="1E40AF"/>
-          <w:sz w:val="21"/>
-        </w:rPr>
-        <w:t xml:space="preserve">• </w:t>
-      </w:r>
-      <w:r>
-        <w:rPr>
-          <w:rFonts w:ascii="微軟正黑體" w:hAnsi="微軟正黑體" w:eastAsia="微軟正黑體"/>
-          <w:b/>
-          <w:i w:val="0"/>
-          <w:color w:val="0F172A"/>
-          <w:sz w:val="21"/>
-        </w:rPr>
-        <w:t>說服邏輯</w:t>
-      </w:r>
-      <w:r>
-        <w:rPr>
-          <w:rFonts w:ascii="微軟正黑體" w:hAnsi="微軟正黑體" w:eastAsia="微軟正黑體"/>
-          <w:b w:val="0"/>
-          <w:i w:val="0"/>
-          <w:color w:val="2D3748"/>
-          <w:sz w:val="21"/>
-        </w:rPr>
-        <w:t xml:space="preserve">：點出 </w:t>
-      </w:r>
-      <w:r>
-        <w:rPr>
-          <w:rFonts w:ascii="微軟正黑體" w:hAnsi="微軟正黑體" w:eastAsia="微軟正黑體"/>
-          <w:b/>
-          <w:i w:val="0"/>
-          <w:color w:val="B91C1C"/>
-          <w:sz w:val="21"/>
-        </w:rPr>
-        <w:t>B1-127</w:t>
-      </w:r>
-      <w:r>
-        <w:rPr>
-          <w:rFonts w:ascii="微軟正黑體" w:hAnsi="微軟正黑體" w:eastAsia="微軟正黑體"/>
-          <w:b w:val="0"/>
-          <w:i w:val="0"/>
-          <w:color w:val="2D3748"/>
-          <w:sz w:val="21"/>
-        </w:rPr>
-        <w:t xml:space="preserve"> 機械車位無獨立權狀且限重僅 1,500kg（現代 SUV 與電動車皆無法停），加上地下室機車位極少不好抽（買方手寫筆記重點）。</w:t>
-      </w:r>
-    </w:p>
-    <w:p>
-      <w:pPr>
-        <w:spacing w:before="40" w:after="60"/>
-        <w:ind w:left="288"/>
-      </w:pPr>
-      <w:r>
-        <w:rPr>
-          <w:rFonts w:ascii="微軟正黑體" w:hAnsi="微軟正黑體" w:eastAsia="微軟正黑體"/>
-          <w:b/>
-          <w:i w:val="0"/>
-          <w:color w:val="1E40AF"/>
-          <w:sz w:val="21"/>
-        </w:rPr>
-        <w:t xml:space="preserve">• </w:t>
-      </w:r>
-      <w:r>
-        <w:rPr>
-          <w:rFonts w:ascii="微軟正黑體" w:hAnsi="微軟正黑體" w:eastAsia="微軟正黑體"/>
-          <w:b/>
-          <w:i w:val="0"/>
-          <w:color w:val="0F172A"/>
-          <w:sz w:val="21"/>
-        </w:rPr>
-        <w:t>房仲對屋主說法（逐字稿）</w:t>
-      </w:r>
-      <w:r>
-        <w:rPr>
-          <w:rFonts w:ascii="微軟正黑體" w:hAnsi="微軟正黑體" w:eastAsia="微軟正黑體"/>
-          <w:b w:val="0"/>
-          <w:i w:val="0"/>
-          <w:color w:val="2D3748"/>
-          <w:sz w:val="21"/>
-        </w:rPr>
-        <w:t>：</w:t>
+        <w:t>說服理由 6：【信義房屋正積極推薦南屯「大墩人文」】地段更佳、離捷運與好市多更近，隨時轉向！</w:t>
       </w:r>
     </w:p>
     <w:tbl>
@@ -1568,107 +643,32 @@
           <w:tcPr>
             <w:tcW w:type="dxa" w:w="9936"/>
             <w:shd w:fill="F8FAFC"/>
-            <w:tcBorders>
-              <w:top w:val="none"/>
-              <w:left w:val="single" w:sz="24" w:space="0" w:color="1E40AF"/>
-              <w:bottom w:val="none"/>
-              <w:right w:val="none"/>
-            </w:tcBorders>
             <w:tcMar>
               <w:top w:w="140" w:type="dxa"/>
               <w:bottom w:w="140" w:type="dxa"/>
               <w:left w:w="200" w:type="dxa"/>
               <w:right w:w="200" w:type="dxa"/>
             </w:tcMar>
+            <w:tcBorders>
+              <w:left w:val="single" w:sz="24" w:space="0" w:color="3498DB"/>
+              <w:top w:val="none"/>
+              <w:right w:val="none"/>
+              <w:bottom w:val="none"/>
+            </w:tcBorders>
           </w:tcPr>
           <w:p>
             <w:pPr>
-              <w:spacing w:after="80"/>
+              <w:spacing w:line="288" w:lineRule="auto" w:after="80"/>
             </w:pPr>
             <w:r>
               <w:rPr>
-                <w:rFonts w:ascii="微軟正黑體" w:hAnsi="微軟正黑體" w:eastAsia="微軟正黑體"/>
-                <w:b w:val="0"/>
-                <w:i w:val="0"/>
-                <w:color w:val="1E293B"/>
-                <w:sz w:val="21"/>
+                <w:rFonts w:ascii="微軟正黑體" w:hAnsi="微軟正黑體"/>
+                <w:color w:val="2C3E50"/>
+                <w:sz w:val="20"/>
               </w:rPr>
-              <w:t xml:space="preserve">「另外在停車問題上，買方也查得很清楚：第一，我們附的 </w:t>
-            </w:r>
-            <w:r>
-              <w:rPr>
-                <w:rFonts w:ascii="微軟正黑體" w:hAnsi="微軟正黑體" w:eastAsia="微軟正黑體"/>
-                <w:b/>
-                <w:i w:val="0"/>
-                <w:color w:val="B91C1C"/>
-                <w:sz w:val="21"/>
-              </w:rPr>
-              <w:t>B1-127</w:t>
-            </w:r>
-            <w:r>
-              <w:rPr>
-                <w:rFonts w:ascii="微軟正黑體" w:hAnsi="微軟正黑體" w:eastAsia="微軟正黑體"/>
-                <w:b w:val="0"/>
-                <w:i w:val="0"/>
-                <w:color w:val="1E293B"/>
-                <w:sz w:val="21"/>
-              </w:rPr>
-              <w:t xml:space="preserve"> 是早期規格的機械車位（限長 4.6 米、寬 2.0 米、高 2.0 米，而且</w:t>
-            </w:r>
-            <w:r>
-              <w:rPr>
-                <w:rFonts w:ascii="微軟正黑體" w:hAnsi="微軟正黑體" w:eastAsia="微軟正黑體"/>
-                <w:b/>
-                <w:i w:val="0"/>
-                <w:color w:val="0F172A"/>
-                <w:sz w:val="21"/>
-              </w:rPr>
-              <w:t>限重只有 1,500 公斤</w:t>
-            </w:r>
-            <w:r>
-              <w:rPr>
-                <w:rFonts w:ascii="微軟正黑體" w:hAnsi="微軟正黑體" w:eastAsia="微軟正黑體"/>
-                <w:b w:val="0"/>
-                <w:i w:val="0"/>
-                <w:color w:val="1E293B"/>
-                <w:sz w:val="21"/>
-              </w:rPr>
-              <w:t>）。現在家庭買的休旅車（SUV）或油電車、電動車動輒都 1,700 到 2,000 公斤以上，根本沒辦法停進去，在市場估價上這種老式機械車位頂多只能算 50～60 萬的價值。</w:t>
-            </w:r>
-          </w:p>
-          <w:p>
-            <w:pPr>
-              <w:spacing w:after="80"/>
-            </w:pPr>
-            <w:r>
-              <w:rPr>
-                <w:rFonts w:ascii="微軟正黑體" w:hAnsi="微軟正黑體" w:eastAsia="微軟正黑體"/>
-                <w:b w:val="0"/>
-                <w:i w:val="0"/>
-                <w:color w:val="1E293B"/>
-                <w:sz w:val="21"/>
-              </w:rPr>
-              <w:t>第二，買方現場也特別詢問並筆記：『</w:t>
-            </w:r>
-            <w:r>
-              <w:rPr>
-                <w:rFonts w:ascii="微軟正黑體" w:hAnsi="微軟正黑體" w:eastAsia="微軟正黑體"/>
-                <w:b/>
-                <w:i w:val="0"/>
-                <w:color w:val="0F172A"/>
-                <w:sz w:val="21"/>
-              </w:rPr>
-              <w:t>地下室機車位位少、非常不好抽</w:t>
-            </w:r>
-            <w:r>
-              <w:rPr>
-                <w:rFonts w:ascii="微軟正黑體" w:hAnsi="微軟正黑體" w:eastAsia="微軟正黑體"/>
-                <w:b w:val="0"/>
-                <w:i w:val="0"/>
-                <w:color w:val="1E293B"/>
-                <w:sz w:val="21"/>
-              </w:rPr>
-              <w:t>』。對每天要騎車通勤的家庭來說，連機車位都要每年碰運氣抽籤或停外面，這在比價時確實是買方要求折讓的合理理由。」</w:t>
+              <w:t>• 客觀實證：買方目前同時積極考慮信義房屋推薦的南屯區「大墩人文」。南屯區地段精華、生活機能與保值性優於南區，且鄰近捷運站與好市多，若本戶價格談不攏，買方隨時轉向。</w:t>
+              <w:br/>
+              <w:t>• 逐字稿：「大哥／大姐，我必須跟您透露一個非常緊急的競爭狀況：這組買方這幾天同時也在看信義房屋推薦的南屯區『大墩人文』！信義房屋的業務正在非常積極地拉他們去談大墩人文。坦白講，南屯區的地段條件、保值性確實比南區更好，離好市多、捷運站都更近。買方今天跟我講得很白：他們是因為喜歡我們 8 樓室內 32 坪的空間，才第一優先把斡旋現金放在我們這裡談。但如果我們這邊價格堅持不下，買方這週末就會直接轉向南屯大墩人文去簽約了！南屯的案子條件擺在那裡，我們千萬不能把這組已經送到門口的買方推給信義房屋！」</w:t>
             </w:r>
           </w:p>
         </w:tc>
@@ -1676,94 +676,23 @@
     </w:tbl>
     <w:p>
       <w:pPr>
-        <w:spacing w:before="0" w:after="80"/>
+        <w:spacing w:before="80" w:after="80"/>
       </w:pPr>
     </w:p>
     <w:p>
       <w:pPr>
-        <w:spacing w:before="200" w:after="80"/>
+        <w:spacing w:before="160" w:after="40"/>
       </w:pPr>
       <w:r>
         <w:rPr>
-          <w:rFonts w:ascii="微軟正黑體" w:hAnsi="微軟正黑體" w:eastAsia="微軟正黑體"/>
+          <w:rFonts w:ascii="微軟正黑體" w:hAnsi="微軟正黑體"/>
           <w:b/>
           <w:i w:val="0"/>
-          <w:color w:val="B45309"/>
-          <w:sz w:val="23"/>
+          <w:color w:val="1B365D"/>
+          <w:sz w:val="24"/>
+          <w:rFonts w:eastAsia="微軟正黑體"/>
         </w:rPr>
-        <w:t>說服理由 7：【雙衛浴皆無開窗＋6 年前翻修之折舊與入住二次整修成本】買方仍須準備 60～80 萬整修款</w:t>
-      </w:r>
-    </w:p>
-    <w:p>
-      <w:pPr>
-        <w:spacing w:before="40" w:after="60"/>
-        <w:ind w:left="288"/>
-      </w:pPr>
-      <w:r>
-        <w:rPr>
-          <w:rFonts w:ascii="微軟正黑體" w:hAnsi="微軟正黑體" w:eastAsia="微軟正黑體"/>
-          <w:b/>
-          <w:i w:val="0"/>
-          <w:color w:val="1E40AF"/>
-          <w:sz w:val="21"/>
-        </w:rPr>
-        <w:t xml:space="preserve">• </w:t>
-      </w:r>
-      <w:r>
-        <w:rPr>
-          <w:rFonts w:ascii="微軟正黑體" w:hAnsi="微軟正黑體" w:eastAsia="微軟正黑體"/>
-          <w:b/>
-          <w:i w:val="0"/>
-          <w:color w:val="0F172A"/>
-          <w:sz w:val="21"/>
-        </w:rPr>
-        <w:t>說服邏輯</w:t>
-      </w:r>
-      <w:r>
-        <w:rPr>
-          <w:rFonts w:ascii="微軟正黑體" w:hAnsi="微軟正黑體" w:eastAsia="微軟正黑體"/>
-          <w:b w:val="0"/>
-          <w:i w:val="0"/>
-          <w:color w:val="2D3748"/>
-          <w:sz w:val="21"/>
-        </w:rPr>
-        <w:t>：肯定屋主 6 年前曾換水電與衛浴的用心，但溫和指出「已使用 6 年有自然折舊」，且「兩間衛浴皆無對外窗」、「前後陽台加窗屬二次施工」，買方入住前仍須投入 60～80 萬整理。</w:t>
-      </w:r>
-    </w:p>
-    <w:p>
-      <w:pPr>
-        <w:spacing w:before="40" w:after="60"/>
-        <w:ind w:left="288"/>
-      </w:pPr>
-      <w:r>
-        <w:rPr>
-          <w:rFonts w:ascii="微軟正黑體" w:hAnsi="微軟正黑體" w:eastAsia="微軟正黑體"/>
-          <w:b/>
-          <w:i w:val="0"/>
-          <w:color w:val="1E40AF"/>
-          <w:sz w:val="21"/>
-        </w:rPr>
-        <w:t xml:space="preserve">• </w:t>
-      </w:r>
-      <w:r>
-        <w:rPr>
-          <w:rFonts w:ascii="微軟正黑體" w:hAnsi="微軟正黑體" w:eastAsia="微軟正黑體"/>
-          <w:b/>
-          <w:i w:val="0"/>
-          <w:color w:val="0F172A"/>
-          <w:sz w:val="21"/>
-        </w:rPr>
-        <w:t>房仲對屋主說法（逐字稿）</w:t>
-      </w:r>
-      <w:r>
-        <w:rPr>
-          <w:rFonts w:ascii="微軟正黑體" w:hAnsi="微軟正黑體" w:eastAsia="微軟正黑體"/>
-          <w:b w:val="0"/>
-          <w:i w:val="0"/>
-          <w:color w:val="2D3748"/>
-          <w:sz w:val="21"/>
-        </w:rPr>
-        <w:t>：</w:t>
+        <w:t>說服理由 7：【雙衛浴皆無對外窗＋裝修自然折舊】買方出價是衡量自身財務狀況的務實極限</w:t>
       </w:r>
     </w:p>
     <w:tbl>
@@ -1780,107 +709,32 @@
           <w:tcPr>
             <w:tcW w:type="dxa" w:w="9936"/>
             <w:shd w:fill="F8FAFC"/>
-            <w:tcBorders>
-              <w:top w:val="none"/>
-              <w:left w:val="single" w:sz="24" w:space="0" w:color="1E40AF"/>
-              <w:bottom w:val="none"/>
-              <w:right w:val="none"/>
-            </w:tcBorders>
             <w:tcMar>
               <w:top w:w="140" w:type="dxa"/>
               <w:bottom w:w="140" w:type="dxa"/>
               <w:left w:w="200" w:type="dxa"/>
               <w:right w:w="200" w:type="dxa"/>
             </w:tcMar>
+            <w:tcBorders>
+              <w:left w:val="single" w:sz="24" w:space="0" w:color="3498DB"/>
+              <w:top w:val="none"/>
+              <w:right w:val="none"/>
+              <w:bottom w:val="none"/>
+            </w:tcBorders>
           </w:tcPr>
           <w:p>
             <w:pPr>
-              <w:spacing w:after="80"/>
+              <w:spacing w:line="288" w:lineRule="auto" w:after="80"/>
             </w:pPr>
             <w:r>
               <w:rPr>
-                <w:rFonts w:ascii="微軟正黑體" w:hAnsi="微軟正黑體" w:eastAsia="微軟正黑體"/>
-                <w:b w:val="0"/>
-                <w:i w:val="0"/>
-                <w:color w:val="1E293B"/>
-                <w:sz w:val="21"/>
+                <w:rFonts w:ascii="微軟正黑體" w:hAnsi="微軟正黑體"/>
+                <w:color w:val="2C3E50"/>
+                <w:sz w:val="20"/>
               </w:rPr>
-              <w:t>「大哥／大姐，我有特別幫您跟買方強調，您 6 年前已經花錢把水電跟兩間衛浴重新做過了，這也是買方願意考慮我們這間的重要原因！</w:t>
-            </w:r>
-          </w:p>
-          <w:p>
-            <w:pPr>
-              <w:spacing w:after="80"/>
-            </w:pPr>
-            <w:r>
-              <w:rPr>
-                <w:rFonts w:ascii="微軟正黑體" w:hAnsi="微軟正黑體" w:eastAsia="微軟正黑體"/>
-                <w:b w:val="0"/>
-                <w:i w:val="0"/>
-                <w:color w:val="1E293B"/>
-                <w:sz w:val="21"/>
-              </w:rPr>
-              <w:t>但買方也很客觀地跟我們反映：第一，裝修畢竟已經使用 6 年了，有一定的自然折舊，而且</w:t>
-            </w:r>
-            <w:r>
-              <w:rPr>
-                <w:rFonts w:ascii="微軟正黑體" w:hAnsi="微軟正黑體" w:eastAsia="微軟正黑體"/>
-                <w:b/>
-                <w:i w:val="0"/>
-                <w:color w:val="0F172A"/>
-                <w:sz w:val="21"/>
-              </w:rPr>
-              <w:t>格局上兩間衛浴都沒有對外窗（暗房衛浴）</w:t>
-            </w:r>
-            <w:r>
-              <w:rPr>
-                <w:rFonts w:ascii="微軟正黑體" w:hAnsi="微軟正黑體" w:eastAsia="微軟正黑體"/>
-                <w:b w:val="0"/>
-                <w:i w:val="0"/>
-                <w:color w:val="1E293B"/>
-                <w:sz w:val="21"/>
-              </w:rPr>
-              <w:t>，買方為了家人健康，入住前必須重新加裝全室獨立管道暖風乾燥機與排風系統；第二，廚房、前後兩處</w:t>
-            </w:r>
-            <w:r>
-              <w:rPr>
-                <w:rFonts w:ascii="微軟正黑體" w:hAnsi="微軟正黑體" w:eastAsia="微軟正黑體"/>
-                <w:b/>
-                <w:i w:val="0"/>
-                <w:color w:val="0F172A"/>
-                <w:sz w:val="21"/>
-              </w:rPr>
-              <w:t>陽台加窗（老式鋁窗與二次施工）</w:t>
-            </w:r>
-            <w:r>
-              <w:rPr>
-                <w:rFonts w:ascii="微軟正黑體" w:hAnsi="微軟正黑體" w:eastAsia="微軟正黑體"/>
-                <w:b w:val="0"/>
-                <w:i w:val="0"/>
-                <w:color w:val="1E293B"/>
-                <w:sz w:val="21"/>
-              </w:rPr>
-              <w:t xml:space="preserve">、全室隔音氣密窗、地板與牆面油漆，買方還是必須請統包進場重新整理，估價下來還是要準備 </w:t>
-            </w:r>
-            <w:r>
-              <w:rPr>
-                <w:rFonts w:ascii="微軟正黑體" w:hAnsi="微軟正黑體" w:eastAsia="微軟正黑體"/>
-                <w:b/>
-                <w:i w:val="0"/>
-                <w:color w:val="0F172A"/>
-                <w:sz w:val="21"/>
-              </w:rPr>
-              <w:t>60 萬到 80 萬的整修與家電預算</w:t>
-            </w:r>
-            <w:r>
-              <w:rPr>
-                <w:rFonts w:ascii="微軟正黑體" w:hAnsi="微軟正黑體" w:eastAsia="微軟正黑體"/>
-                <w:b w:val="0"/>
-                <w:i w:val="0"/>
-                <w:color w:val="1E293B"/>
-                <w:sz w:val="21"/>
-              </w:rPr>
-              <w:t>。買方是把這筆必花的入住整理費算進總預算裡，所以對房屋買價才必須守得比較緊。」</w:t>
+              <w:t>• 客觀實證：雙衛浴皆無窗，且屋主 6 年前翻修已有自然折舊。買方入住仍須備妥 60～80 萬工程款進行加裝排風暖風乾燥設備、油漆氣密窗整理。買方出價是精算財務能力後的極限。</w:t>
+              <w:br/>
+              <w:t>• 逐字稿：「我有跟買方大力強調，您 6 年前有花心思整理過水電跟衛浴，屋況底子很好！但買方也很坦誠地評估：裝修畢竟也用了 6 年，有自然使用痕跡；加上兩間衛浴都沒有對外窗，為了家裡空氣與潮濕問題，買方必須加裝全套暖風乾燥設備，整間油漆、窗戶更換與細部整理，算一算自備款還要額外扣下 60 到 80 萬的工程款。買方跟我強調，這口出價完全是他衡量自身家庭財務能力、扣掉整修費後所能拿出的最高誠意，絕對不是刻意針對大哥／大姐砍價，而是實實在在的成家極限。」</w:t>
             </w:r>
           </w:p>
         </w:tc>
@@ -1888,94 +742,23 @@
     </w:tbl>
     <w:p>
       <w:pPr>
-        <w:spacing w:before="0" w:after="80"/>
+        <w:spacing w:before="80" w:after="80"/>
       </w:pPr>
     </w:p>
     <w:p>
       <w:pPr>
-        <w:spacing w:before="200" w:after="80"/>
+        <w:spacing w:before="160" w:after="40"/>
       </w:pPr>
       <w:r>
         <w:rPr>
-          <w:rFonts w:ascii="微軟正黑體" w:hAnsi="微軟正黑體" w:eastAsia="微軟正黑體"/>
+          <w:rFonts w:ascii="微軟正黑體" w:hAnsi="微軟正黑體"/>
           <w:b/>
           <w:i w:val="0"/>
-          <w:color w:val="B45309"/>
-          <w:sz w:val="23"/>
+          <w:color w:val="1B365D"/>
+          <w:sz w:val="24"/>
+          <w:rFonts w:eastAsia="微軟正黑體"/>
         </w:rPr>
-        <w:t>說服理由 8：【屋齡逼近 35 年金融大關】趁現在首購族還能貸款時順利出脫，避免越老越難賣</w:t>
-      </w:r>
-    </w:p>
-    <w:p>
-      <w:pPr>
-        <w:spacing w:before="40" w:after="60"/>
-        <w:ind w:left="288"/>
-      </w:pPr>
-      <w:r>
-        <w:rPr>
-          <w:rFonts w:ascii="微軟正黑體" w:hAnsi="微軟正黑體" w:eastAsia="微軟正黑體"/>
-          <w:b/>
-          <w:i w:val="0"/>
-          <w:color w:val="1E40AF"/>
-          <w:sz w:val="21"/>
-        </w:rPr>
-        <w:t xml:space="preserve">• </w:t>
-      </w:r>
-      <w:r>
-        <w:rPr>
-          <w:rFonts w:ascii="微軟正黑體" w:hAnsi="微軟正黑體" w:eastAsia="微軟正黑體"/>
-          <w:b/>
-          <w:i w:val="0"/>
-          <w:color w:val="0F172A"/>
-          <w:sz w:val="21"/>
-        </w:rPr>
-        <w:t>說服邏輯</w:t>
-      </w:r>
-      <w:r>
-        <w:rPr>
-          <w:rFonts w:ascii="微軟正黑體" w:hAnsi="微軟正黑體" w:eastAsia="微軟正黑體"/>
-          <w:b w:val="0"/>
-          <w:i w:val="0"/>
-          <w:color w:val="2D3748"/>
-          <w:sz w:val="21"/>
-        </w:rPr>
-        <w:t>：提醒屋主 35 年屋齡是銀行房貸年限的臨界點（屋齡＋貸款年限 $\le$ 55～60 年），再放幾年將失去一般貸款買方。</w:t>
-      </w:r>
-    </w:p>
-    <w:p>
-      <w:pPr>
-        <w:spacing w:before="40" w:after="60"/>
-        <w:ind w:left="288"/>
-      </w:pPr>
-      <w:r>
-        <w:rPr>
-          <w:rFonts w:ascii="微軟正黑體" w:hAnsi="微軟正黑體" w:eastAsia="微軟正黑體"/>
-          <w:b/>
-          <w:i w:val="0"/>
-          <w:color w:val="1E40AF"/>
-          <w:sz w:val="21"/>
-        </w:rPr>
-        <w:t xml:space="preserve">• </w:t>
-      </w:r>
-      <w:r>
-        <w:rPr>
-          <w:rFonts w:ascii="微軟正黑體" w:hAnsi="微軟正黑體" w:eastAsia="微軟正黑體"/>
-          <w:b/>
-          <w:i w:val="0"/>
-          <w:color w:val="0F172A"/>
-          <w:sz w:val="21"/>
-        </w:rPr>
-        <w:t>房仲對屋主說法（逐字稿）</w:t>
-      </w:r>
-      <w:r>
-        <w:rPr>
-          <w:rFonts w:ascii="微軟正黑體" w:hAnsi="微軟正黑體" w:eastAsia="微軟正黑體"/>
-          <w:b w:val="0"/>
-          <w:i w:val="0"/>
-          <w:color w:val="2D3748"/>
-          <w:sz w:val="21"/>
-        </w:rPr>
-        <w:t>：</w:t>
+        <w:t>說服理由 8：【屋主 107 年 670 萬買入持有滿 8 年＋享 400 萬免稅額】落袋為安、大賺出場！</w:t>
       </w:r>
     </w:p>
     <w:tbl>
@@ -1992,72 +775,32 @@
           <w:tcPr>
             <w:tcW w:type="dxa" w:w="9936"/>
             <w:shd w:fill="F8FAFC"/>
-            <w:tcBorders>
-              <w:top w:val="none"/>
-              <w:left w:val="single" w:sz="24" w:space="0" w:color="1E40AF"/>
-              <w:bottom w:val="none"/>
-              <w:right w:val="none"/>
-            </w:tcBorders>
             <w:tcMar>
               <w:top w:w="140" w:type="dxa"/>
               <w:bottom w:w="140" w:type="dxa"/>
               <w:left w:w="200" w:type="dxa"/>
               <w:right w:w="200" w:type="dxa"/>
             </w:tcMar>
+            <w:tcBorders>
+              <w:left w:val="single" w:sz="24" w:space="0" w:color="3498DB"/>
+              <w:top w:val="none"/>
+              <w:right w:val="none"/>
+              <w:bottom w:val="none"/>
+            </w:tcBorders>
           </w:tcPr>
           <w:p>
             <w:pPr>
-              <w:spacing w:after="80"/>
+              <w:spacing w:line="288" w:lineRule="auto" w:after="80"/>
             </w:pPr>
             <w:r>
               <w:rPr>
-                <w:rFonts w:ascii="微軟正黑體" w:hAnsi="微軟正黑體" w:eastAsia="微軟正黑體"/>
-                <w:b w:val="0"/>
-                <w:i w:val="0"/>
-                <w:color w:val="1E293B"/>
-                <w:sz w:val="21"/>
+                <w:rFonts w:ascii="微軟正黑體" w:hAnsi="微軟正黑體"/>
+                <w:color w:val="2C3E50"/>
+                <w:sz w:val="20"/>
               </w:rPr>
-              <w:t xml:space="preserve">「大哥／大姐，我們長億南園是民國 80 年 12 月完工的，現在屋齡已經 </w:t>
-            </w:r>
-            <w:r>
-              <w:rPr>
-                <w:rFonts w:ascii="微軟正黑體" w:hAnsi="微軟正黑體" w:eastAsia="微軟正黑體"/>
-                <w:b/>
-                <w:i w:val="0"/>
-                <w:color w:val="0F172A"/>
-                <w:sz w:val="21"/>
-              </w:rPr>
-              <w:t>34.7 年</w:t>
-            </w:r>
-            <w:r>
-              <w:rPr>
-                <w:rFonts w:ascii="微軟正黑體" w:hAnsi="微軟正黑體" w:eastAsia="微軟正黑體"/>
-                <w:b w:val="0"/>
-                <w:i w:val="0"/>
-                <w:color w:val="1E293B"/>
-                <w:sz w:val="21"/>
-              </w:rPr>
-              <w:t xml:space="preserve">，馬上就要跨過 </w:t>
-            </w:r>
-            <w:r>
-              <w:rPr>
-                <w:rFonts w:ascii="微軟正黑體" w:hAnsi="微軟正黑體" w:eastAsia="微軟正黑體"/>
-                <w:b/>
-                <w:i w:val="0"/>
-                <w:color w:val="0F172A"/>
-                <w:sz w:val="21"/>
-              </w:rPr>
-              <w:t>35 年</w:t>
-            </w:r>
-            <w:r>
-              <w:rPr>
-                <w:rFonts w:ascii="微軟正黑體" w:hAnsi="微軟正黑體" w:eastAsia="微軟正黑體"/>
-                <w:b w:val="0"/>
-                <w:i w:val="0"/>
-                <w:color w:val="1E293B"/>
-                <w:sz w:val="21"/>
-              </w:rPr>
-              <w:t>大關了。在銀行貸款內規裡，很多銀行規定『屋齡＋貸款年限不能超過 55 或 60 年』，一旦跨過 35 年甚至逼近 40 年，買方連貸 20 年都很困難，到時候市場上只剩下『全現金投資客』買得起，而那種投資客出價一定更狠、砍得更深。趁現在還有正常自住家庭願意背房貸接手，現在出場絕對是價格最好的時候！」</w:t>
+              <w:t>• 客觀實證：屋主 107 年 6 月買入 670 萬（15.9 萬/坪），持有已滿 8 年。若在 700 多萬成交，全數收回成本且現賺數十萬現金；若符合自住設籍更享 400 萬免稅額，免繳房地合一稅！</w:t>
+              <w:br/>
+              <w:t>• 逐字稿：「大哥／大姐，我們回頭看這筆帳：您在民國 107 年以 670 萬（每坪 15.9 萬）買進這間房子，到現在已經整整持有 8 年了！這 8 年來您自己也享受了房子的居住價值。今天如果我們幫您促成在七百多萬成交，您不僅把當年的 670 萬買價全部拿回，帳面上還多賺了幾十萬現金落袋！而且因為您持有滿 8 年，如果符合自住規定，房地合一稅有 400 萬的免稅額，這筆獲利您一毛稅都不用繳，全部是白花花的現金進戶頭！在現在房市正要走跌的轉折點，能帶著獲利、不用繳重稅、安全出場，把資金拿去放在定存或更安全的投資上，絕對是最聰明的大贏家！」</w:t>
             </w:r>
           </w:p>
         </w:tc>
@@ -2065,134 +808,77 @@
     </w:tbl>
     <w:p>
       <w:pPr>
-        <w:spacing w:before="0" w:after="80"/>
+        <w:spacing w:before="80" w:after="80"/>
+      </w:pPr>
+    </w:p>
+    <w:p>
+      <w:r>
+        <w:rPr>
+          <w:rFonts w:ascii="微軟正黑體" w:hAnsi="微軟正黑體"/>
+          <w:b/>
+          <w:i w:val="0"/>
+          <w:color w:val="555555"/>
+          <w:sz w:val="20"/>
+          <w:rFonts w:eastAsia="微軟正黑體"/>
+        </w:rPr>
+        <w:t>📊 圖 2：長億南園社區歷史成交行情與走勢預估（高點已過，回測合理區間）</w:t>
+      </w:r>
+    </w:p>
+    <w:p>
+      <w:r>
+        <w:drawing>
+          <wp:inline xmlns:a="http://schemas.openxmlformats.org/drawingml/2006/main" xmlns:pic="http://schemas.openxmlformats.org/drawingml/2006/picture">
+            <wp:extent cx="5669280" cy="3953730"/>
+            <wp:docPr id="2" name="Picture 2"/>
+            <wp:cNvGraphicFramePr>
+              <a:graphicFrameLocks noChangeAspect="1"/>
+            </wp:cNvGraphicFramePr>
+            <a:graphic>
+              <a:graphicData uri="http://schemas.openxmlformats.org/drawingml/2006/picture">
+                <pic:pic>
+                  <pic:nvPicPr>
+                    <pic:cNvPr id="0" name="28_長億南園_成交行情走勢圖.png"/>
+                    <pic:cNvPicPr/>
+                  </pic:nvPicPr>
+                  <pic:blipFill>
+                    <a:blip r:embed="rId10"/>
+                    <a:stretch>
+                      <a:fillRect/>
+                    </a:stretch>
+                  </pic:blipFill>
+                  <pic:spPr>
+                    <a:xfrm>
+                      <a:off x="0" y="0"/>
+                      <a:ext cx="5669280" cy="3953730"/>
+                    </a:xfrm>
+                    <a:prstGeom prst="rect"/>
+                  </pic:spPr>
+                </pic:pic>
+              </a:graphicData>
+            </a:graphic>
+          </wp:inline>
+        </w:drawing>
+      </w:r>
+    </w:p>
+    <w:p>
+      <w:pPr>
+        <w:spacing w:after="160"/>
       </w:pPr>
     </w:p>
     <w:p>
       <w:pPr>
-        <w:spacing w:before="200" w:after="80"/>
+        <w:pStyle w:val="Heading1"/>
       </w:pPr>
       <w:r>
         <w:rPr>
-          <w:rFonts w:ascii="微軟正黑體" w:hAnsi="微軟正黑體" w:eastAsia="微軟正黑體"/>
+          <w:rFonts w:ascii="微軟正黑體" w:hAnsi="微軟正黑體"/>
           <w:b/>
           <w:i w:val="0"/>
-          <w:color w:val="B45309"/>
-          <w:sz w:val="23"/>
+          <w:color w:val="1B365D"/>
+          <w:sz w:val="30"/>
+          <w:rFonts w:eastAsia="微軟正黑體"/>
         </w:rPr>
-        <w:t>說服理由 9：【買方家庭預算客觀精算】以實價登錄最低價再讓兩成為目標（出 698 萬下斡旋，目標 745～760 萬圓滿撮合）</w:t>
-      </w:r>
-    </w:p>
-    <w:p>
-      <w:pPr>
-        <w:spacing w:before="40" w:after="60"/>
-        <w:ind w:left="288"/>
-      </w:pPr>
-      <w:r>
-        <w:rPr>
-          <w:rFonts w:ascii="微軟正黑體" w:hAnsi="微軟正黑體" w:eastAsia="微軟正黑體"/>
-          <w:b/>
-          <w:i w:val="0"/>
-          <w:color w:val="1E40AF"/>
-          <w:sz w:val="21"/>
-        </w:rPr>
-        <w:t xml:space="preserve">• </w:t>
-      </w:r>
-      <w:r>
-        <w:rPr>
-          <w:rFonts w:ascii="微軟正黑體" w:hAnsi="微軟正黑體" w:eastAsia="微軟正黑體"/>
-          <w:b/>
-          <w:i w:val="0"/>
-          <w:color w:val="0F172A"/>
-          <w:sz w:val="21"/>
-        </w:rPr>
-        <w:t>說服邏輯</w:t>
-      </w:r>
-      <w:r>
-        <w:rPr>
-          <w:rFonts w:ascii="微軟正黑體" w:hAnsi="微軟正黑體" w:eastAsia="微軟正黑體"/>
-          <w:b w:val="0"/>
-          <w:i w:val="0"/>
-          <w:color w:val="2D3748"/>
-          <w:sz w:val="21"/>
-        </w:rPr>
-        <w:t xml:space="preserve">：將買方的出價轉化為「有理有據的家庭財務配置」，解釋為何買方第一口出 </w:t>
-      </w:r>
-      <w:r>
-        <w:rPr>
-          <w:rFonts w:ascii="微軟正黑體" w:hAnsi="微軟正黑體" w:eastAsia="微軟正黑體"/>
-          <w:b/>
-          <w:i w:val="0"/>
-          <w:color w:val="0F172A"/>
-          <w:sz w:val="21"/>
-        </w:rPr>
-        <w:t>698 萬（或 710 萬）</w:t>
-      </w:r>
-      <w:r>
-        <w:rPr>
-          <w:rFonts w:ascii="微軟正黑體" w:hAnsi="微軟正黑體" w:eastAsia="微軟正黑體"/>
-          <w:b w:val="0"/>
-          <w:i w:val="0"/>
-          <w:color w:val="2D3748"/>
-          <w:sz w:val="21"/>
-        </w:rPr>
-        <w:t xml:space="preserve">，並為屋主鋪設 </w:t>
-      </w:r>
-      <w:r>
-        <w:rPr>
-          <w:rFonts w:ascii="微軟正黑體" w:hAnsi="微軟正黑體" w:eastAsia="微軟正黑體"/>
-          <w:b/>
-          <w:i w:val="0"/>
-          <w:color w:val="0F172A"/>
-          <w:sz w:val="21"/>
-        </w:rPr>
-        <w:t>745 萬 ～ 760 萬</w:t>
-      </w:r>
-      <w:r>
-        <w:rPr>
-          <w:rFonts w:ascii="微軟正黑體" w:hAnsi="微軟正黑體" w:eastAsia="微軟正黑體"/>
-          <w:b w:val="0"/>
-          <w:i w:val="0"/>
-          <w:color w:val="2D3748"/>
-          <w:sz w:val="21"/>
-        </w:rPr>
-        <w:t xml:space="preserve"> 的目標成交階梯。</w:t>
-      </w:r>
-    </w:p>
-    <w:p>
-      <w:pPr>
-        <w:spacing w:before="40" w:after="60"/>
-        <w:ind w:left="288"/>
-      </w:pPr>
-      <w:r>
-        <w:rPr>
-          <w:rFonts w:ascii="微軟正黑體" w:hAnsi="微軟正黑體" w:eastAsia="微軟正黑體"/>
-          <w:b/>
-          <w:i w:val="0"/>
-          <w:color w:val="1E40AF"/>
-          <w:sz w:val="21"/>
-        </w:rPr>
-        <w:t xml:space="preserve">• </w:t>
-      </w:r>
-      <w:r>
-        <w:rPr>
-          <w:rFonts w:ascii="微軟正黑體" w:hAnsi="微軟正黑體" w:eastAsia="微軟正黑體"/>
-          <w:b/>
-          <w:i w:val="0"/>
-          <w:color w:val="0F172A"/>
-          <w:sz w:val="21"/>
-        </w:rPr>
-        <w:t>房仲對屋主說法（逐字稿）</w:t>
-      </w:r>
-      <w:r>
-        <w:rPr>
-          <w:rFonts w:ascii="微軟正黑體" w:hAnsi="微軟正黑體" w:eastAsia="微軟正黑體"/>
-          <w:b w:val="0"/>
-          <w:i w:val="0"/>
-          <w:color w:val="2D3748"/>
-          <w:sz w:val="21"/>
-        </w:rPr>
-        <w:t>：</w:t>
+        <w:t>第三部分：【收尾逼單促成簽字】</w:t>
       </w:r>
     </w:p>
     <w:tbl>
@@ -2208,183 +894,50 @@
         <w:tc>
           <w:tcPr>
             <w:tcW w:type="dxa" w:w="9936"/>
-            <w:shd w:fill="F8FAFC"/>
-            <w:tcBorders>
-              <w:top w:val="none"/>
-              <w:left w:val="single" w:sz="24" w:space="0" w:color="1E40AF"/>
-              <w:bottom w:val="none"/>
-              <w:right w:val="none"/>
-            </w:tcBorders>
+            <w:shd w:fill="EAFAF1"/>
             <w:tcMar>
               <w:top w:w="140" w:type="dxa"/>
               <w:bottom w:w="140" w:type="dxa"/>
               <w:left w:w="200" w:type="dxa"/>
               <w:right w:w="200" w:type="dxa"/>
             </w:tcMar>
+            <w:tcBorders>
+              <w:left w:val="single" w:sz="24" w:space="0" w:color="27AE60"/>
+              <w:top w:val="none"/>
+              <w:right w:val="none"/>
+              <w:bottom w:val="none"/>
+            </w:tcBorders>
           </w:tcPr>
           <w:p>
             <w:pPr>
-              <w:spacing w:after="80"/>
+              <w:spacing w:line="288" w:lineRule="auto" w:after="80"/>
             </w:pPr>
             <w:r>
               <w:rPr>
-                <w:rFonts w:ascii="微軟正黑體" w:hAnsi="微軟正黑體" w:eastAsia="微軟正黑體"/>
-                <w:b w:val="0"/>
-                <w:i w:val="0"/>
-                <w:color w:val="1E293B"/>
-                <w:sz w:val="21"/>
+                <w:rFonts w:ascii="微軟正黑體" w:hAnsi="微軟正黑體"/>
+                <w:b/>
+                <w:color w:val="1B365D"/>
+                <w:sz w:val="22"/>
               </w:rPr>
-              <w:t>「大哥／大姐，我老老實實把這組自住買方的算盤攤開給您看：</w:t>
-            </w:r>
-          </w:p>
-          <w:p>
-            <w:pPr>
-              <w:spacing w:after="80"/>
-            </w:pPr>
-            <w:r>
-              <w:rPr>
-                <w:rFonts w:ascii="微軟正黑體" w:hAnsi="微軟正黑體" w:eastAsia="微軟正黑體"/>
-                <w:b w:val="0"/>
-                <w:i w:val="0"/>
-                <w:color w:val="1E293B"/>
-                <w:sz w:val="21"/>
-              </w:rPr>
-              <w:t xml:space="preserve">買方研究了目前社區最新的最低成交行情（115年9月扣車單價 </w:t>
+              <w:t>【🏆 房仲收尾逼單最關鍵的一句話（激發屋主落袋為安與急迫感）】</w:t>
+              <w:br/>
             </w:r>
             <w:r>
               <w:rPr>
-                <w:rFonts w:ascii="微軟正黑體" w:hAnsi="微軟正黑體" w:eastAsia="微軟正黑體"/>
-                <w:b/>
-                <w:i w:val="0"/>
-                <w:color w:val="0F172A"/>
-                <w:sz w:val="21"/>
+                <w:rFonts w:ascii="微軟正黑體" w:hAnsi="微軟正黑體"/>
+                <w:color w:val="2C3E50"/>
+                <w:sz w:val="20"/>
               </w:rPr>
-              <w:t>21.4 萬/坪</w:t>
-            </w:r>
-            <w:r>
-              <w:rPr>
-                <w:rFonts w:ascii="微軟正黑體" w:hAnsi="微軟正黑體" w:eastAsia="微軟正黑體"/>
-                <w:b w:val="0"/>
-                <w:i w:val="0"/>
-                <w:color w:val="1E293B"/>
-                <w:sz w:val="21"/>
-              </w:rPr>
-              <w:t xml:space="preserve">、含車均攤 </w:t>
-            </w:r>
-            <w:r>
-              <w:rPr>
-                <w:rFonts w:ascii="微軟正黑體" w:hAnsi="微軟正黑體" w:eastAsia="微軟正黑體"/>
-                <w:b/>
-                <w:i w:val="0"/>
-                <w:color w:val="0F172A"/>
-                <w:sz w:val="21"/>
-              </w:rPr>
-              <w:t>22.1 萬/坪</w:t>
-            </w:r>
-            <w:r>
-              <w:rPr>
-                <w:rFonts w:ascii="微軟正黑體" w:hAnsi="微軟正黑體" w:eastAsia="微軟正黑體"/>
-                <w:b w:val="0"/>
-                <w:i w:val="0"/>
-                <w:color w:val="1E293B"/>
-                <w:sz w:val="21"/>
-              </w:rPr>
-              <w:t xml:space="preserve">，以及我們永義報表上最低的 </w:t>
-            </w:r>
-            <w:r>
-              <w:rPr>
-                <w:rFonts w:ascii="微軟正黑體" w:hAnsi="微軟正黑體" w:eastAsia="微軟正黑體"/>
-                <w:b/>
-                <w:i w:val="0"/>
-                <w:color w:val="0F172A"/>
-                <w:sz w:val="21"/>
-              </w:rPr>
-              <w:t>20.6 萬/坪</w:t>
-            </w:r>
-            <w:r>
-              <w:rPr>
-                <w:rFonts w:ascii="微軟正黑體" w:hAnsi="微軟正黑體" w:eastAsia="微軟正黑體"/>
-                <w:b w:val="0"/>
-                <w:i w:val="0"/>
-                <w:color w:val="1E293B"/>
-                <w:sz w:val="21"/>
-              </w:rPr>
-              <w:t>）。買方認為，考量到現在央行限貸令、本社區 921 需注意建物歷史造成貸款成數縮水、上電梯有 4～5 階樓梯、雙衛浴無窗以及機械車位限重等條件，他們設定的購屋原則是</w:t>
-            </w:r>
-            <w:r>
-              <w:rPr>
-                <w:rFonts w:ascii="微軟正黑體" w:hAnsi="微軟正黑體" w:eastAsia="微軟正黑體"/>
-                <w:b/>
-                <w:i w:val="0"/>
-                <w:color w:val="0F172A"/>
-                <w:sz w:val="21"/>
-              </w:rPr>
-              <w:t>『比目前實價登錄最低價再低兩成（約 16.5 萬 ～ 17.7 萬/坪）』</w:t>
-            </w:r>
-            <w:r>
-              <w:rPr>
-                <w:rFonts w:ascii="微軟正黑體" w:hAnsi="微軟正黑體" w:eastAsia="微軟正黑體"/>
-                <w:b w:val="0"/>
-                <w:i w:val="0"/>
-                <w:color w:val="1E293B"/>
-                <w:sz w:val="21"/>
-              </w:rPr>
-              <w:t>。</w:t>
-            </w:r>
-          </w:p>
-          <w:p>
-            <w:pPr>
-              <w:spacing w:after="80"/>
-            </w:pPr>
-            <w:r>
-              <w:rPr>
-                <w:rFonts w:ascii="微軟正黑體" w:hAnsi="微軟正黑體" w:eastAsia="微軟正黑體"/>
-                <w:b w:val="0"/>
-                <w:i w:val="0"/>
-                <w:color w:val="1E293B"/>
-                <w:sz w:val="21"/>
-              </w:rPr>
-              <w:t xml:space="preserve">所以買方第一口正式出價 </w:t>
-            </w:r>
-            <w:r>
-              <w:rPr>
-                <w:rFonts w:ascii="微軟正黑體" w:hAnsi="微軟正黑體" w:eastAsia="微軟正黑體"/>
-                <w:b/>
-                <w:i w:val="0"/>
-                <w:color w:val="0F172A"/>
-                <w:sz w:val="21"/>
-              </w:rPr>
-              <w:t>`698 萬`</w:t>
-            </w:r>
-            <w:r>
-              <w:rPr>
-                <w:rFonts w:ascii="微軟正黑體" w:hAnsi="微軟正黑體" w:eastAsia="微軟正黑體"/>
-                <w:b w:val="0"/>
-                <w:i w:val="0"/>
-                <w:color w:val="1E293B"/>
-                <w:sz w:val="21"/>
-              </w:rPr>
-              <w:t xml:space="preserve">（折合單價約 16.5 萬/坪，剛好是報表最低單價 20.6 萬打 8 折），並且願意直接拿 10 萬斡旋金出來展現誠意；我們業務私下評估，如果我們能努力把買方往上拉到 </w:t>
-            </w:r>
-            <w:r>
-              <w:rPr>
-                <w:rFonts w:ascii="微軟正黑體" w:hAnsi="微軟正黑體" w:eastAsia="微軟正黑體"/>
-                <w:b/>
-                <w:i w:val="0"/>
-                <w:color w:val="0F172A"/>
-                <w:sz w:val="21"/>
-              </w:rPr>
-              <w:t>`745 萬 ～ 760 萬`</w:t>
-            </w:r>
-            <w:r>
-              <w:rPr>
-                <w:rFonts w:ascii="微軟正黑體" w:hAnsi="微軟正黑體" w:eastAsia="微軟正黑體"/>
-                <w:b w:val="0"/>
-                <w:i w:val="0"/>
-                <w:color w:val="1E293B"/>
-                <w:sz w:val="21"/>
-              </w:rPr>
-              <w:t>（單價約 17.6 ～ 18.0 萬/坪，即最新 9 月成交最低價打 8 折），這已經是買方在扣除整修款與自備款缺口後的極限天花板了，完全是有憑有據的務實算法，絕非隨便亂喊。」</w:t>
+              <w:t>「大哥／大姐，現在市場上光看不買的假客人很多，但願意掏出真金白銀的人少之又少。</w:t>
+              <w:br/>
+              <w:br/>
+              <w:t>這組自住買方非常有誠意，已經把『5 萬元的現金斡旋』直接擺在我們店頭桌上，隨時等著只要您點頭就正式簽約履約！</w:t>
+              <w:br/>
+              <w:br/>
+              <w:t>您 107 年買 670 萬，買方出價已經讓您穩穩賺錢出場，又享有 8 年自住免稅優勢，還能完美避開後面南區老屋量縮價跌的風險。</w:t>
+              <w:br/>
+              <w:br/>
+              <w:t>信義房屋那邊今天還在打電話催買方去談南屯的大墩人文，請大哥／大姐今天就痛快做決定，給我們授權簽字，我們立刻幫您把七百多萬的現金穩穩落袋！」</w:t>
             </w:r>
           </w:p>
         </w:tc>
@@ -2392,94 +945,36 @@
     </w:tbl>
     <w:p>
       <w:pPr>
-        <w:spacing w:before="0" w:after="80"/>
+        <w:spacing w:before="80" w:after="80"/>
       </w:pPr>
     </w:p>
     <w:p>
       <w:pPr>
-        <w:spacing w:before="200" w:after="80"/>
+        <w:pStyle w:val="Heading1"/>
       </w:pPr>
       <w:r>
         <w:rPr>
-          <w:rFonts w:ascii="微軟正黑體" w:hAnsi="微軟正黑體" w:eastAsia="微軟正黑體"/>
+          <w:rFonts w:ascii="微軟正黑體" w:hAnsi="微軟正黑體"/>
           <w:b/>
           <w:i w:val="0"/>
-          <w:color w:val="B45309"/>
-          <w:sz w:val="23"/>
+          <w:color w:val="1B365D"/>
+          <w:sz w:val="30"/>
+          <w:rFonts w:eastAsia="微軟正黑體"/>
         </w:rPr>
-        <w:t>說服理由 10：【同社區信義房屋 10 樓與南區競品強烈搶客】今天不談，買方立刻轉向別間！</w:t>
+        <w:t>第四部分：【買方斡旋單特約記載事項（唯一保留保障條款）】</w:t>
       </w:r>
     </w:p>
     <w:p>
-      <w:pPr>
-        <w:spacing w:before="40" w:after="60"/>
-        <w:ind w:left="288"/>
-      </w:pPr>
       <w:r>
         <w:rPr>
-          <w:rFonts w:ascii="微軟正黑體" w:hAnsi="微軟正黑體" w:eastAsia="微軟正黑體"/>
-          <w:b/>
-          <w:i w:val="0"/>
-          <w:color w:val="1E40AF"/>
-          <w:sz w:val="21"/>
-        </w:rPr>
-        <w:t xml:space="preserve">• </w:t>
-      </w:r>
-      <w:r>
-        <w:rPr>
-          <w:rFonts w:ascii="微軟正黑體" w:hAnsi="微軟正黑體" w:eastAsia="微軟正黑體"/>
-          <w:b/>
-          <w:i w:val="0"/>
-          <w:color w:val="0F172A"/>
-          <w:sz w:val="21"/>
-        </w:rPr>
-        <w:t>說服邏輯</w:t>
-      </w:r>
-      <w:r>
-        <w:rPr>
-          <w:rFonts w:ascii="微軟正黑體" w:hAnsi="微軟正黑體" w:eastAsia="微軟正黑體"/>
+          <w:rFonts w:ascii="微軟正黑體" w:hAnsi="微軟正黑體"/>
           <w:b w:val="0"/>
           <w:i w:val="0"/>
-          <w:color w:val="2D3748"/>
-          <w:sz w:val="21"/>
+          <w:color w:val="333333"/>
+          <w:sz w:val="22"/>
+          <w:rFonts w:eastAsia="微軟正黑體"/>
         </w:rPr>
-        <w:t>：點名具體競爭對手——同社區信義房屋（陳建宇）帶看的「德富路 370 號 10 樓之 1」以及「工學天下」、「大墩人文」、「靜園」，製造隨時被同業攔胡的急迫感（FOMO）。</w:t>
-      </w:r>
-    </w:p>
-    <w:p>
-      <w:pPr>
-        <w:spacing w:before="40" w:after="60"/>
-        <w:ind w:left="288"/>
-      </w:pPr>
-      <w:r>
-        <w:rPr>
-          <w:rFonts w:ascii="微軟正黑體" w:hAnsi="微軟正黑體" w:eastAsia="微軟正黑體"/>
-          <w:b/>
-          <w:i w:val="0"/>
-          <w:color w:val="1E40AF"/>
-          <w:sz w:val="21"/>
-        </w:rPr>
-        <w:t xml:space="preserve">• </w:t>
-      </w:r>
-      <w:r>
-        <w:rPr>
-          <w:rFonts w:ascii="微軟正黑體" w:hAnsi="微軟正黑體" w:eastAsia="微軟正黑體"/>
-          <w:b/>
-          <w:i w:val="0"/>
-          <w:color w:val="0F172A"/>
-          <w:sz w:val="21"/>
-        </w:rPr>
-        <w:t>房仲對屋主說法（逐字稿）</w:t>
-      </w:r>
-      <w:r>
-        <w:rPr>
-          <w:rFonts w:ascii="微軟正黑體" w:hAnsi="微軟正黑體" w:eastAsia="微軟正黑體"/>
-          <w:b w:val="0"/>
-          <w:i w:val="0"/>
-          <w:color w:val="2D3748"/>
-          <w:sz w:val="21"/>
-        </w:rPr>
-        <w:t>：</w:t>
+        <w:t>為保障買方資金安全與交易順暢，買方於簽署《議價委託書（斡旋單）》時，僅要求記載以下一條客觀合理之特約條款，其餘無關抗坑條款全數剔除，以維持洽談誠意與乾淨條件：</w:t>
       </w:r>
     </w:p>
     <w:tbl>
@@ -2495,88 +990,41 @@
         <w:tc>
           <w:tcPr>
             <w:tcW w:type="dxa" w:w="9936"/>
-            <w:shd w:fill="F8FAFC"/>
-            <w:tcBorders>
-              <w:top w:val="none"/>
-              <w:left w:val="single" w:sz="24" w:space="0" w:color="1E40AF"/>
-              <w:bottom w:val="none"/>
-              <w:right w:val="none"/>
-            </w:tcBorders>
+            <w:shd w:fill="FDEDEC"/>
             <w:tcMar>
               <w:top w:w="140" w:type="dxa"/>
               <w:bottom w:w="140" w:type="dxa"/>
               <w:left w:w="200" w:type="dxa"/>
               <w:right w:w="200" w:type="dxa"/>
             </w:tcMar>
+            <w:tcBorders>
+              <w:left w:val="single" w:sz="24" w:space="0" w:color="C0392B"/>
+              <w:top w:val="none"/>
+              <w:right w:val="none"/>
+              <w:bottom w:val="none"/>
+            </w:tcBorders>
           </w:tcPr>
           <w:p>
             <w:pPr>
-              <w:spacing w:after="80"/>
+              <w:spacing w:line="288" w:lineRule="auto" w:after="80"/>
             </w:pPr>
             <w:r>
               <w:rPr>
-                <w:rFonts w:ascii="微軟正黑體" w:hAnsi="微軟正黑體" w:eastAsia="微軟正黑體"/>
-                <w:b w:val="0"/>
-                <w:i w:val="0"/>
-                <w:color w:val="1E293B"/>
-                <w:sz w:val="21"/>
+                <w:rFonts w:ascii="微軟正黑體" w:hAnsi="微軟正黑體"/>
+                <w:b/>
+                <w:color w:val="1B365D"/>
+                <w:sz w:val="22"/>
               </w:rPr>
-              <w:t>「大哥／大姐，我跟您透露一個非常緊急的狀況：這組買方這禮拜不只看我們這間，</w:t>
+              <w:t>【🛡️ 【金融機構貸款保障與無條件解約特約條文】（下斡旋必填）】</w:t>
+              <w:br/>
             </w:r>
             <w:r>
               <w:rPr>
-                <w:rFonts w:ascii="微軟正黑體" w:hAnsi="微軟正黑體" w:eastAsia="微軟正黑體"/>
-                <w:b/>
-                <w:i w:val="0"/>
-                <w:color w:val="0F172A"/>
-                <w:sz w:val="21"/>
+                <w:rFonts w:ascii="微軟正黑體" w:hAnsi="微軟正黑體"/>
+                <w:color w:val="2C3E50"/>
+                <w:sz w:val="20"/>
               </w:rPr>
-              <w:t>信義房屋的業務（陳建宇）也正在積極拉他們談同社區 E 棟『德富路 370 號 10 樓之 1』那一間（那間屋主 109 年買 600 萬，現在也在降價搶客）</w:t>
-            </w:r>
-            <w:r>
-              <w:rPr>
-                <w:rFonts w:ascii="微軟正黑體" w:hAnsi="微軟正黑體" w:eastAsia="微軟正黑體"/>
-                <w:b w:val="0"/>
-                <w:i w:val="0"/>
-                <w:color w:val="1E293B"/>
-                <w:sz w:val="21"/>
-              </w:rPr>
-              <w:t>；而且買方同時還在看南區的</w:t>
-            </w:r>
-            <w:r>
-              <w:rPr>
-                <w:rFonts w:ascii="微軟正黑體" w:hAnsi="微軟正黑體" w:eastAsia="微軟正黑體"/>
-                <w:b/>
-                <w:i w:val="0"/>
-                <w:color w:val="0F172A"/>
-                <w:sz w:val="21"/>
-              </w:rPr>
-              <w:t>『工學天下』、『靜園』跟南屯的『大墩人文』</w:t>
-            </w:r>
-            <w:r>
-              <w:rPr>
-                <w:rFonts w:ascii="微軟正黑體" w:hAnsi="微軟正黑體" w:eastAsia="微軟正黑體"/>
-                <w:b w:val="0"/>
-                <w:i w:val="0"/>
-                <w:color w:val="1E293B"/>
-                <w:sz w:val="21"/>
-              </w:rPr>
-              <w:t>！</w:t>
-            </w:r>
-          </w:p>
-          <w:p>
-            <w:pPr>
-              <w:spacing w:after="80"/>
-            </w:pPr>
-            <w:r>
-              <w:rPr>
-                <w:rFonts w:ascii="微軟正黑體" w:hAnsi="微軟正黑體" w:eastAsia="微軟正黑體"/>
-                <w:b w:val="0"/>
-                <w:i w:val="0"/>
-                <w:color w:val="1E293B"/>
-                <w:sz w:val="21"/>
-              </w:rPr>
-              <w:t>買方今天跟我們講得很坦白：他們最喜歡您這間 8 樓的 32 坪大室內空間，所以第一優先把斡旋機會留給我們；但如果大哥／大姐這邊價格踩在 800、900 萬不願意下來談，他們這週末就會立刻轉去跟信義房屋或其他社區下斡旋了！我們現在是在跟信義房屋還有社區其他 22 間屋主搶這唯一一組好客人，千萬不能讓煮熟的鴨子飛了！」</w:t>
+              <w:t>「本件買賣若買方於簽約後向金融機構申請本標的物房屋貸款，獲核准之貸款金額未達買賣成交總價百分之七十（70%）者（非因買方個人重大信用瑕疵所致），買方得主張無條件解除本買賣契約（或斡旋契約）。賣方及仲介方應於買方出具銀行審核結果後三日內，全額無息返還買方已支付之全部斡旋金及價款，雙方互不負違約賠償責任及仲介服務費。」</w:t>
             </w:r>
           </w:p>
         </w:tc>
@@ -2584,3076 +1032,17 @@
     </w:tbl>
     <w:p>
       <w:pPr>
-        <w:spacing w:before="0" w:after="80"/>
-      </w:pPr>
-    </w:p>
-    <w:p>
-      <w:pPr>
-        <w:spacing w:before="200" w:after="80"/>
-      </w:pPr>
-      <w:r>
-        <w:rPr>
-          <w:rFonts w:ascii="微軟正黑體" w:hAnsi="微軟正黑體" w:eastAsia="微軟正黑體"/>
-          <w:b/>
-          <w:i w:val="0"/>
-          <w:color w:val="B45309"/>
-          <w:sz w:val="23"/>
-        </w:rPr>
-        <w:t>說服理由 11：【屋主 107 年 670 萬買入＋持有滿 8 年享房地合一稅最優稅率】保本小賺、免稅或低稅率安全落袋！</w:t>
-      </w:r>
-    </w:p>
-    <w:p>
-      <w:pPr>
-        <w:spacing w:before="40" w:after="60"/>
-        <w:ind w:left="288"/>
-      </w:pPr>
-      <w:r>
-        <w:rPr>
-          <w:rFonts w:ascii="微軟正黑體" w:hAnsi="微軟正黑體" w:eastAsia="微軟正黑體"/>
-          <w:b/>
-          <w:i w:val="0"/>
-          <w:color w:val="1E40AF"/>
-          <w:sz w:val="21"/>
-        </w:rPr>
-        <w:t xml:space="preserve">• </w:t>
-      </w:r>
-      <w:r>
-        <w:rPr>
-          <w:rFonts w:ascii="微軟正黑體" w:hAnsi="微軟正黑體" w:eastAsia="微軟正黑體"/>
-          <w:b/>
-          <w:i w:val="0"/>
-          <w:color w:val="0F172A"/>
-          <w:sz w:val="21"/>
-        </w:rPr>
-        <w:t>說服邏輯</w:t>
-      </w:r>
-      <w:r>
-        <w:rPr>
-          <w:rFonts w:ascii="微軟正黑體" w:hAnsi="微軟正黑體" w:eastAsia="微軟正黑體"/>
-          <w:b w:val="0"/>
-          <w:i w:val="0"/>
-          <w:color w:val="2D3748"/>
-          <w:sz w:val="21"/>
-        </w:rPr>
-        <w:t xml:space="preserve">：溫和點出屋主於 107 年 6 月以 </w:t>
-      </w:r>
-      <w:r>
-        <w:rPr>
-          <w:rFonts w:ascii="微軟正黑體" w:hAnsi="微軟正黑體" w:eastAsia="微軟正黑體"/>
-          <w:b/>
-          <w:i w:val="0"/>
-          <w:color w:val="0F172A"/>
-          <w:sz w:val="21"/>
-        </w:rPr>
-        <w:t>670 萬（15.9 萬/坪）</w:t>
-      </w:r>
-      <w:r>
-        <w:rPr>
-          <w:rFonts w:ascii="微軟正黑體" w:hAnsi="微軟正黑體" w:eastAsia="微軟正黑體"/>
-          <w:b w:val="0"/>
-          <w:i w:val="0"/>
-          <w:color w:val="2D3748"/>
-          <w:sz w:val="21"/>
-        </w:rPr>
-        <w:t xml:space="preserve"> 購入（107 年 7 月 5 日登記），持有已滿 8 年！若在 </w:t>
-      </w:r>
-      <w:r>
-        <w:rPr>
-          <w:rFonts w:ascii="微軟正黑體" w:hAnsi="微軟正黑體" w:eastAsia="微軟正黑體"/>
-          <w:b/>
-          <w:i w:val="0"/>
-          <w:color w:val="0F172A"/>
-          <w:sz w:val="21"/>
-        </w:rPr>
-        <w:t>745～760 萬</w:t>
-      </w:r>
-      <w:r>
-        <w:rPr>
-          <w:rFonts w:ascii="微軟正黑體" w:hAnsi="微軟正黑體" w:eastAsia="微軟正黑體"/>
-          <w:b w:val="0"/>
-          <w:i w:val="0"/>
-          <w:color w:val="2D3748"/>
-          <w:sz w:val="21"/>
-        </w:rPr>
-        <w:t xml:space="preserve"> 成交，不僅完全覆蓋 670 萬買價與 6 年前裝修折舊成本、實拿現金增值，且持有滿 8 年若符合自住滿 6 年更享有 </w:t>
-      </w:r>
-      <w:r>
-        <w:rPr>
-          <w:rFonts w:ascii="微軟正黑體" w:hAnsi="微軟正黑體" w:eastAsia="微軟正黑體"/>
-          <w:b/>
-          <w:i w:val="0"/>
-          <w:color w:val="0F172A"/>
-          <w:sz w:val="21"/>
-        </w:rPr>
-        <w:t>400 萬免稅額（完全免繳房地合一稅）</w:t>
-      </w:r>
-      <w:r>
-        <w:rPr>
-          <w:rFonts w:ascii="微軟正黑體" w:hAnsi="微軟正黑體" w:eastAsia="微軟正黑體"/>
-          <w:b w:val="0"/>
-          <w:i w:val="0"/>
-          <w:color w:val="2D3748"/>
-          <w:sz w:val="21"/>
-        </w:rPr>
-        <w:t>！</w:t>
-      </w:r>
-    </w:p>
-    <w:p>
-      <w:pPr>
-        <w:spacing w:before="40" w:after="60"/>
-        <w:ind w:left="288"/>
-      </w:pPr>
-      <w:r>
-        <w:rPr>
-          <w:rFonts w:ascii="微軟正黑體" w:hAnsi="微軟正黑體" w:eastAsia="微軟正黑體"/>
-          <w:b/>
-          <w:i w:val="0"/>
-          <w:color w:val="1E40AF"/>
-          <w:sz w:val="21"/>
-        </w:rPr>
-        <w:t xml:space="preserve">• </w:t>
-      </w:r>
-      <w:r>
-        <w:rPr>
-          <w:rFonts w:ascii="微軟正黑體" w:hAnsi="微軟正黑體" w:eastAsia="微軟正黑體"/>
-          <w:b/>
-          <w:i w:val="0"/>
-          <w:color w:val="0F172A"/>
-          <w:sz w:val="21"/>
-        </w:rPr>
-        <w:t>房仲對屋主說法（逐字稿）</w:t>
-      </w:r>
-      <w:r>
-        <w:rPr>
-          <w:rFonts w:ascii="微軟正黑體" w:hAnsi="微軟正黑體" w:eastAsia="微軟正黑體"/>
-          <w:b w:val="0"/>
-          <w:i w:val="0"/>
-          <w:color w:val="2D3748"/>
-          <w:sz w:val="21"/>
-        </w:rPr>
-        <w:t>：</w:t>
-      </w:r>
-    </w:p>
-    <w:tbl>
-      <w:tblPr>
-        <w:tblW w:type="auto" w:w="0"/>
-        <w:jc w:val="center"/>
-        <w:tblLook w:firstColumn="1" w:firstRow="1" w:lastColumn="0" w:lastRow="0" w:noHBand="0" w:noVBand="1" w:val="04A0"/>
-      </w:tblPr>
-      <w:tblGrid>
-        <w:gridCol w:w="9936"/>
-      </w:tblGrid>
-      <w:tr>
-        <w:tc>
-          <w:tcPr>
-            <w:tcW w:type="dxa" w:w="9936"/>
-            <w:shd w:fill="F8FAFC"/>
-            <w:tcBorders>
-              <w:top w:val="none"/>
-              <w:left w:val="single" w:sz="24" w:space="0" w:color="1E40AF"/>
-              <w:bottom w:val="none"/>
-              <w:right w:val="none"/>
-            </w:tcBorders>
-            <w:tcMar>
-              <w:top w:w="140" w:type="dxa"/>
-              <w:bottom w:w="140" w:type="dxa"/>
-              <w:left w:w="200" w:type="dxa"/>
-              <w:right w:w="200" w:type="dxa"/>
-            </w:tcMar>
-          </w:tcPr>
-          <w:p>
-            <w:pPr>
-              <w:spacing w:after="80"/>
-            </w:pPr>
-            <w:r>
-              <w:rPr>
-                <w:rFonts w:ascii="微軟正黑體" w:hAnsi="微軟正黑體" w:eastAsia="微軟正黑體"/>
-                <w:b w:val="0"/>
-                <w:i w:val="0"/>
-                <w:color w:val="1E293B"/>
-                <w:sz w:val="21"/>
-              </w:rPr>
-              <w:t xml:space="preserve">「大哥／大姐，我們私底下也幫您精算過財務與稅務帳：您是在 </w:t>
-            </w:r>
-            <w:r>
-              <w:rPr>
-                <w:rFonts w:ascii="微軟正黑體" w:hAnsi="微軟正黑體" w:eastAsia="微軟正黑體"/>
-                <w:b/>
-                <w:i w:val="0"/>
-                <w:color w:val="0F172A"/>
-                <w:sz w:val="21"/>
-              </w:rPr>
-              <w:t>民國 107 年 6 月以 670 萬（每坪 15.9 萬）</w:t>
-            </w:r>
-            <w:r>
-              <w:rPr>
-                <w:rFonts w:ascii="微軟正黑體" w:hAnsi="微軟正黑體" w:eastAsia="微軟正黑體"/>
-                <w:b w:val="0"/>
-                <w:i w:val="0"/>
-                <w:color w:val="1E293B"/>
-                <w:sz w:val="21"/>
-              </w:rPr>
-              <w:t xml:space="preserve"> 買進這間房子的，到現在已經持有滿 </w:t>
-            </w:r>
-            <w:r>
-              <w:rPr>
-                <w:rFonts w:ascii="微軟正黑體" w:hAnsi="微軟正黑體" w:eastAsia="微軟正黑體"/>
-                <w:b/>
-                <w:i w:val="0"/>
-                <w:color w:val="0F172A"/>
-                <w:sz w:val="21"/>
-              </w:rPr>
-              <w:t>8 年</w:t>
-            </w:r>
-            <w:r>
-              <w:rPr>
-                <w:rFonts w:ascii="微軟正黑體" w:hAnsi="微軟正黑體" w:eastAsia="微軟正黑體"/>
-                <w:b w:val="0"/>
-                <w:i w:val="0"/>
-                <w:color w:val="1E293B"/>
-                <w:sz w:val="21"/>
-              </w:rPr>
-              <w:t>了！</w:t>
-            </w:r>
-          </w:p>
-          <w:p>
-            <w:pPr>
-              <w:spacing w:after="80"/>
-            </w:pPr>
-            <w:r>
-              <w:rPr>
-                <w:rFonts w:ascii="微軟正黑體" w:hAnsi="微軟正黑體" w:eastAsia="微軟正黑體"/>
-                <w:b w:val="0"/>
-                <w:i w:val="0"/>
-                <w:color w:val="1E293B"/>
-                <w:sz w:val="21"/>
-              </w:rPr>
-              <w:t xml:space="preserve">您看喔，您當年買 670 萬，6 年前花錢整理水電跟衛浴您自己也享受使用了 6 年。今天如果我們能幫您把買方拉到 </w:t>
-            </w:r>
-            <w:r>
-              <w:rPr>
-                <w:rFonts w:ascii="微軟正黑體" w:hAnsi="微軟正黑體" w:eastAsia="微軟正黑體"/>
-                <w:b/>
-                <w:i w:val="0"/>
-                <w:color w:val="0F172A"/>
-                <w:sz w:val="21"/>
-              </w:rPr>
-              <w:t>745 萬到 760 萬</w:t>
-            </w:r>
-            <w:r>
-              <w:rPr>
-                <w:rFonts w:ascii="微軟正黑體" w:hAnsi="微軟正黑體" w:eastAsia="微軟正黑體"/>
-                <w:b w:val="0"/>
-                <w:i w:val="0"/>
-                <w:color w:val="1E293B"/>
-                <w:sz w:val="21"/>
-              </w:rPr>
-              <w:t xml:space="preserve"> 成交，您不但把當年 670 萬的本金跟裝修成本全部拿回來，帳面上還多賺了 </w:t>
-            </w:r>
-            <w:r>
-              <w:rPr>
-                <w:rFonts w:ascii="微軟正黑體" w:hAnsi="微軟正黑體" w:eastAsia="微軟正黑體"/>
-                <w:b/>
-                <w:i w:val="0"/>
-                <w:color w:val="0F172A"/>
-                <w:sz w:val="21"/>
-              </w:rPr>
-              <w:t>75 萬到 90 萬</w:t>
-            </w:r>
-            <w:r>
-              <w:rPr>
-                <w:rFonts w:ascii="微軟正黑體" w:hAnsi="微軟正黑體" w:eastAsia="微軟正黑體"/>
-                <w:b w:val="0"/>
-                <w:i w:val="0"/>
-                <w:color w:val="1E293B"/>
-                <w:sz w:val="21"/>
-              </w:rPr>
-              <w:t>！</w:t>
-            </w:r>
-          </w:p>
-          <w:p>
-            <w:pPr>
-              <w:spacing w:after="80"/>
-            </w:pPr>
-            <w:r>
-              <w:rPr>
-                <w:rFonts w:ascii="微軟正黑體" w:hAnsi="微軟正黑體" w:eastAsia="微軟正黑體"/>
-                <w:b w:val="0"/>
-                <w:i w:val="0"/>
-                <w:color w:val="1E293B"/>
-                <w:sz w:val="21"/>
-              </w:rPr>
-              <w:t>更棒的是，因為您從 107 年 7 月登記到現在已經滿 8 年，如果您符合自住設籍滿 6 年的條件，</w:t>
-            </w:r>
-            <w:r>
-              <w:rPr>
-                <w:rFonts w:ascii="微軟正黑體" w:hAnsi="微軟正黑體" w:eastAsia="微軟正黑體"/>
-                <w:b/>
-                <w:i w:val="0"/>
-                <w:color w:val="0F172A"/>
-                <w:sz w:val="21"/>
-              </w:rPr>
-              <w:t>房地合一稅有高達 400 萬的免稅額，這筆獲利您一毛錢房地合一稅都不用繳，全額現金進口袋！</w:t>
-            </w:r>
-            <w:r>
-              <w:rPr>
-                <w:rFonts w:ascii="微軟正黑體" w:hAnsi="微軟正黑體" w:eastAsia="微軟正黑體"/>
-                <w:b w:val="0"/>
-                <w:i w:val="0"/>
-                <w:color w:val="1E293B"/>
-                <w:sz w:val="21"/>
-              </w:rPr>
-              <w:t xml:space="preserve"> 就算沒辦自住，持有超過 5 年稅率也大幅降低。在現在房市往下走的時候，能不賠錢、還倒賺幾十萬現金安全出場，把資金拿去做更靈活的配置，真的比繼續套在 35 年老房子裡划算太多了！」</w:t>
-            </w:r>
-          </w:p>
-        </w:tc>
-      </w:tr>
-    </w:tbl>
-    <w:p>
-      <w:pPr>
-        <w:spacing w:before="0" w:after="80"/>
-      </w:pPr>
-    </w:p>
-    <w:p>
-      <w:pPr>
-        <w:spacing w:before="200" w:after="80"/>
-      </w:pPr>
-      <w:r>
-        <w:rPr>
-          <w:rFonts w:ascii="微軟正黑體" w:hAnsi="微軟正黑體" w:eastAsia="微軟正黑體"/>
-          <w:b/>
-          <w:i w:val="0"/>
-          <w:color w:val="B45309"/>
-          <w:sz w:val="23"/>
-        </w:rPr>
-        <w:t>說服理由 12：【買方是會用心愛惜房子的優質自住家庭】善緣交託，省去空置管理費與帶看煎熬</w:t>
-      </w:r>
-    </w:p>
-    <w:p>
-      <w:pPr>
-        <w:spacing w:before="40" w:after="60"/>
-        <w:ind w:left="288"/>
-      </w:pPr>
-      <w:r>
-        <w:rPr>
-          <w:rFonts w:ascii="微軟正黑體" w:hAnsi="微軟正黑體" w:eastAsia="微軟正黑體"/>
-          <w:b/>
-          <w:i w:val="0"/>
-          <w:color w:val="1E40AF"/>
-          <w:sz w:val="21"/>
-        </w:rPr>
-        <w:t xml:space="preserve">• </w:t>
-      </w:r>
-      <w:r>
-        <w:rPr>
-          <w:rFonts w:ascii="微軟正黑體" w:hAnsi="微軟正黑體" w:eastAsia="微軟正黑體"/>
-          <w:b/>
-          <w:i w:val="0"/>
-          <w:color w:val="0F172A"/>
-          <w:sz w:val="21"/>
-        </w:rPr>
-        <w:t>說服邏輯</w:t>
-      </w:r>
-      <w:r>
-        <w:rPr>
-          <w:rFonts w:ascii="微軟正黑體" w:hAnsi="微軟正黑體" w:eastAsia="微軟正黑體"/>
-          <w:b w:val="0"/>
-          <w:i w:val="0"/>
-          <w:color w:val="2D3748"/>
-          <w:sz w:val="21"/>
-        </w:rPr>
-        <w:t>：感性訴求，強調買方是一家大小要自住安居，會好好愛惜屋主整理過的房子，促成圓滿善緣。</w:t>
-      </w:r>
-    </w:p>
-    <w:p>
-      <w:pPr>
-        <w:spacing w:before="40" w:after="60"/>
-        <w:ind w:left="288"/>
-      </w:pPr>
-      <w:r>
-        <w:rPr>
-          <w:rFonts w:ascii="微軟正黑體" w:hAnsi="微軟正黑體" w:eastAsia="微軟正黑體"/>
-          <w:b/>
-          <w:i w:val="0"/>
-          <w:color w:val="1E40AF"/>
-          <w:sz w:val="21"/>
-        </w:rPr>
-        <w:t xml:space="preserve">• </w:t>
-      </w:r>
-      <w:r>
-        <w:rPr>
-          <w:rFonts w:ascii="微軟正黑體" w:hAnsi="微軟正黑體" w:eastAsia="微軟正黑體"/>
-          <w:b/>
-          <w:i w:val="0"/>
-          <w:color w:val="0F172A"/>
-          <w:sz w:val="21"/>
-        </w:rPr>
-        <w:t>房仲對屋主說法（逐字稿）</w:t>
-      </w:r>
-      <w:r>
-        <w:rPr>
-          <w:rFonts w:ascii="微軟正黑體" w:hAnsi="微軟正黑體" w:eastAsia="微軟正黑體"/>
-          <w:b w:val="0"/>
-          <w:i w:val="0"/>
-          <w:color w:val="2D3748"/>
-          <w:sz w:val="21"/>
-        </w:rPr>
-        <w:t>：</w:t>
-      </w:r>
-    </w:p>
-    <w:tbl>
-      <w:tblPr>
-        <w:tblW w:type="auto" w:w="0"/>
-        <w:jc w:val="center"/>
-        <w:tblLook w:firstColumn="1" w:firstRow="1" w:lastColumn="0" w:lastRow="0" w:noHBand="0" w:noVBand="1" w:val="04A0"/>
-      </w:tblPr>
-      <w:tblGrid>
-        <w:gridCol w:w="9936"/>
-      </w:tblGrid>
-      <w:tr>
-        <w:tc>
-          <w:tcPr>
-            <w:tcW w:type="dxa" w:w="9936"/>
-            <w:shd w:fill="F8FAFC"/>
-            <w:tcBorders>
-              <w:top w:val="none"/>
-              <w:left w:val="single" w:sz="24" w:space="0" w:color="1E40AF"/>
-              <w:bottom w:val="none"/>
-              <w:right w:val="none"/>
-            </w:tcBorders>
-            <w:tcMar>
-              <w:top w:w="140" w:type="dxa"/>
-              <w:bottom w:w="140" w:type="dxa"/>
-              <w:left w:w="200" w:type="dxa"/>
-              <w:right w:w="200" w:type="dxa"/>
-            </w:tcMar>
-          </w:tcPr>
-          <w:p>
-            <w:pPr>
-              <w:spacing w:after="80"/>
-            </w:pPr>
-            <w:r>
-              <w:rPr>
-                <w:rFonts w:ascii="微軟正黑體" w:hAnsi="微軟正黑體" w:eastAsia="微軟正黑體"/>
-                <w:b w:val="0"/>
-                <w:i w:val="0"/>
-                <w:color w:val="1E293B"/>
-                <w:sz w:val="21"/>
-              </w:rPr>
-              <w:t>「最後我真的很想替這組買方說句話：他們來看房子的時候非常守規矩、非常有禮貌，對您 6 年前挑選的衛浴磁磚跟格局讚不絕口。他們不是買來炒房的投資客，而是真心想在這裡成家立業、長久生活的好家庭。</w:t>
-            </w:r>
-          </w:p>
-          <w:p>
-            <w:pPr>
-              <w:spacing w:after="80"/>
-            </w:pPr>
-            <w:r>
-              <w:rPr>
-                <w:rFonts w:ascii="微軟正黑體" w:hAnsi="微軟正黑體" w:eastAsia="微軟正黑體"/>
-                <w:b w:val="0"/>
-                <w:i w:val="0"/>
-                <w:color w:val="1E293B"/>
-                <w:sz w:val="21"/>
-              </w:rPr>
-              <w:t>把房子交給這樣懂得珍惜、財務又乾淨的買方，後續過戶交屋絕對乾脆順暢，不會像遇到難搞的買方那樣吹毛求疵鬧糾紛。大哥／大姐既能把七百多萬現金穩穩拿回口袋，又為這間陪伴您 8 年的起家好宅找到最棒的新主人，這真的是買賣雙方最圓滿的福氣！」</w:t>
-            </w:r>
-          </w:p>
-        </w:tc>
-      </w:tr>
-    </w:tbl>
-    <w:p>
-      <w:pPr>
-        <w:spacing w:before="0" w:after="80"/>
-      </w:pPr>
-    </w:p>
-    <w:p>
-      <w:pPr>
-        <w:spacing w:before="240" w:after="120"/>
-      </w:pPr>
-      <w:r>
-        <w:rPr>
-          <w:rFonts w:ascii="微軟正黑體" w:hAnsi="微軟正黑體" w:eastAsia="微軟正黑體"/>
-          <w:b/>
-          <w:i w:val="0"/>
-          <w:color w:val="1E3A8A"/>
-          <w:sz w:val="27"/>
-        </w:rPr>
-        <w:t>【第三階段：收尾逼單促成簽字】</w:t>
-      </w:r>
-    </w:p>
-    <w:p>
-      <w:pPr>
-        <w:spacing w:before="200" w:after="80"/>
-      </w:pPr>
-      <w:r>
-        <w:rPr>
-          <w:rFonts w:ascii="微軟正黑體" w:hAnsi="微軟正黑體" w:eastAsia="微軟正黑體"/>
-          <w:b/>
-          <w:i w:val="0"/>
-          <w:color w:val="B45309"/>
-          <w:sz w:val="23"/>
-        </w:rPr>
-        <w:t>🏆 拋出「10 萬真金白銀斡旋支票在桌上，趁買方轉向競品前當場拍板！」</w:t>
-      </w:r>
-    </w:p>
-    <w:tbl>
-      <w:tblPr>
-        <w:tblW w:type="auto" w:w="0"/>
-        <w:jc w:val="center"/>
-        <w:tblLook w:firstColumn="1" w:firstRow="1" w:lastColumn="0" w:lastRow="0" w:noHBand="0" w:noVBand="1" w:val="04A0"/>
-      </w:tblPr>
-      <w:tblGrid>
-        <w:gridCol w:w="9936"/>
-      </w:tblGrid>
-      <w:tr>
-        <w:tc>
-          <w:tcPr>
-            <w:tcW w:type="dxa" w:w="9936"/>
-            <w:shd w:fill="F8FAFC"/>
-            <w:tcBorders>
-              <w:top w:val="none"/>
-              <w:left w:val="single" w:sz="24" w:space="0" w:color="1E40AF"/>
-              <w:bottom w:val="none"/>
-              <w:right w:val="none"/>
-            </w:tcBorders>
-            <w:tcMar>
-              <w:top w:w="140" w:type="dxa"/>
-              <w:bottom w:w="140" w:type="dxa"/>
-              <w:left w:w="200" w:type="dxa"/>
-              <w:right w:w="200" w:type="dxa"/>
-            </w:tcMar>
-          </w:tcPr>
-          <w:p>
-            <w:pPr>
-              <w:spacing w:after="80"/>
-            </w:pPr>
-            <w:r>
-              <w:rPr>
-                <w:rFonts w:ascii="微軟正黑體" w:hAnsi="微軟正黑體" w:eastAsia="微軟正黑體"/>
-                <w:b/>
-                <w:i w:val="0"/>
-                <w:color w:val="0F172A"/>
-                <w:sz w:val="21"/>
-              </w:rPr>
-              <w:t>🎯 房仲逼單最關鍵的一句話（激發屋主落袋為安與危機感）：</w:t>
-            </w:r>
-          </w:p>
-          <w:p>
-            <w:pPr>
-              <w:spacing w:after="80"/>
-            </w:pPr>
-            <w:r>
-              <w:rPr>
-                <w:rFonts w:ascii="微軟正黑體" w:hAnsi="微軟正黑體" w:eastAsia="微軟正黑體"/>
-                <w:b w:val="0"/>
-                <w:i w:val="0"/>
-                <w:color w:val="1E293B"/>
-                <w:sz w:val="21"/>
-              </w:rPr>
-              <w:t>「大哥／大姐，現在市場上嘴砲看屋的人很多，但願意掏出真金白銀的人少之又少。這組買方態度不卑不亢、理性堅定，</w:t>
-            </w:r>
-            <w:r>
-              <w:rPr>
-                <w:rFonts w:ascii="微軟正黑體" w:hAnsi="微軟正黑體" w:eastAsia="微軟正黑體"/>
-                <w:b/>
-                <w:i w:val="0"/>
-                <w:color w:val="0F172A"/>
-                <w:sz w:val="21"/>
-              </w:rPr>
-              <w:t>已經直接備妥 10 萬真金白銀的斡旋金</w:t>
-            </w:r>
-            <w:r>
-              <w:rPr>
-                <w:rFonts w:ascii="微軟正黑體" w:hAnsi="微軟正黑體" w:eastAsia="微軟正黑體"/>
-                <w:b w:val="0"/>
-                <w:i w:val="0"/>
-                <w:color w:val="1E293B"/>
-                <w:sz w:val="21"/>
-              </w:rPr>
-              <w:t>放在我們店頭桌上，展現隨時能簽約履約的十足誠意！</w:t>
-            </w:r>
-          </w:p>
-          <w:p>
-            <w:pPr>
-              <w:spacing w:after="80"/>
-            </w:pPr>
-            <w:r>
-              <w:rPr>
-                <w:rFonts w:ascii="微軟正黑體" w:hAnsi="微軟正黑體" w:eastAsia="微軟正黑體"/>
-                <w:b w:val="0"/>
-                <w:i w:val="0"/>
-                <w:color w:val="1E293B"/>
-                <w:sz w:val="21"/>
-              </w:rPr>
-              <w:t xml:space="preserve">您 107 年買 670 萬，買方第一口出 </w:t>
-            </w:r>
-            <w:r>
-              <w:rPr>
-                <w:rFonts w:ascii="微軟正黑體" w:hAnsi="微軟正黑體" w:eastAsia="微軟正黑體"/>
-                <w:b/>
-                <w:i w:val="0"/>
-                <w:color w:val="0F172A"/>
-                <w:sz w:val="21"/>
-              </w:rPr>
-              <w:t>698 萬</w:t>
-            </w:r>
-            <w:r>
-              <w:rPr>
-                <w:rFonts w:ascii="微軟正黑體" w:hAnsi="微軟正黑體" w:eastAsia="微軟正黑體"/>
-                <w:b w:val="0"/>
-                <w:i w:val="0"/>
-                <w:color w:val="1E293B"/>
-                <w:sz w:val="21"/>
-              </w:rPr>
-              <w:t xml:space="preserve"> 已經高過您的買入價，我們再努力幫您把買方拉到 </w:t>
-            </w:r>
-            <w:r>
-              <w:rPr>
-                <w:rFonts w:ascii="微軟正黑體" w:hAnsi="微軟正黑體" w:eastAsia="微軟正黑體"/>
-                <w:b/>
-                <w:i w:val="0"/>
-                <w:color w:val="0F172A"/>
-                <w:sz w:val="21"/>
-              </w:rPr>
-              <w:t>745 萬 ～ 760 萬</w:t>
-            </w:r>
-            <w:r>
-              <w:rPr>
-                <w:rFonts w:ascii="微軟正黑體" w:hAnsi="微軟正黑體" w:eastAsia="微軟正黑體"/>
-                <w:b w:val="0"/>
-                <w:i w:val="0"/>
-                <w:color w:val="1E293B"/>
-                <w:sz w:val="21"/>
-              </w:rPr>
-              <w:t xml:space="preserve"> 的極限高點，讓您連同當年裝修成本全數收回還小賺一筆，而且完美避開接下來社區 23 間多殺多的跌價風險。</w:t>
-            </w:r>
-          </w:p>
-          <w:p>
-            <w:pPr>
-              <w:spacing w:after="80"/>
-            </w:pPr>
-            <w:r>
-              <w:rPr>
-                <w:rFonts w:ascii="微軟正黑體" w:hAnsi="微軟正黑體" w:eastAsia="微軟正黑體"/>
-                <w:b w:val="0"/>
-                <w:i w:val="0"/>
-                <w:color w:val="1E293B"/>
-                <w:sz w:val="21"/>
-              </w:rPr>
-              <w:t>信義房屋那邊今天還在打電話催買方去簽另外一間，請大哥／大姐今天就給我們一個痛快的決定，我們直接簽字收定，幫您把這筆七百多萬的現金穩穩落袋！」</w:t>
-            </w:r>
-          </w:p>
-        </w:tc>
-      </w:tr>
-    </w:tbl>
-    <w:p>
-      <w:pPr>
-        <w:spacing w:before="0" w:after="80"/>
-      </w:pPr>
-    </w:p>
-    <w:p>
-      <w:pPr>
-        <w:spacing w:before="240" w:after="120"/>
-      </w:pPr>
-      <w:r>
-        <w:rPr>
-          <w:rFonts w:ascii="微軟正黑體" w:hAnsi="微軟正黑體" w:eastAsia="微軟正黑體"/>
-          <w:b/>
-          <w:i w:val="0"/>
-          <w:color w:val="1E3A8A"/>
-          <w:sz w:val="27"/>
-        </w:rPr>
-        <w:t>💡 買方交辦房仲的心理戰術指導（給買方您本人的私密叮嚀）</w:t>
-      </w:r>
-    </w:p>
-    <w:p>
-      <w:pPr>
-        <w:spacing w:before="40" w:after="80"/>
-      </w:pPr>
-      <w:r>
-        <w:rPr>
-          <w:rFonts w:ascii="微軟正黑體" w:hAnsi="微軟正黑體" w:eastAsia="微軟正黑體"/>
-          <w:b w:val="0"/>
-          <w:i w:val="0"/>
-          <w:color w:val="2D3748"/>
-          <w:sz w:val="21"/>
-        </w:rPr>
-        <w:t xml:space="preserve">1. </w:t>
-      </w:r>
-      <w:r>
-        <w:rPr>
-          <w:rFonts w:ascii="微軟正黑體" w:hAnsi="微軟正黑體" w:eastAsia="微軟正黑體"/>
-          <w:b/>
-          <w:i w:val="0"/>
-          <w:color w:val="0F172A"/>
-          <w:sz w:val="21"/>
-        </w:rPr>
-        <w:t>堅持用 `698 萬`（或 `710 萬`）作為第一刀斡旋起手價</w:t>
-      </w:r>
-      <w:r>
-        <w:rPr>
-          <w:rFonts w:ascii="微軟正黑體" w:hAnsi="微軟正黑體" w:eastAsia="微軟正黑體"/>
-          <w:b w:val="0"/>
-          <w:i w:val="0"/>
-          <w:color w:val="2D3748"/>
-          <w:sz w:val="21"/>
-        </w:rPr>
-        <w:t>：</w:t>
-      </w:r>
-    </w:p>
-    <w:p>
-      <w:pPr>
-        <w:spacing w:before="40" w:after="60"/>
-        <w:ind w:left="288"/>
-      </w:pPr>
-      <w:r>
-        <w:rPr>
-          <w:rFonts w:ascii="微軟正黑體" w:hAnsi="微軟正黑體" w:eastAsia="微軟正黑體"/>
-          <w:b/>
-          <w:i w:val="0"/>
-          <w:color w:val="1E40AF"/>
-          <w:sz w:val="21"/>
-        </w:rPr>
-        <w:t xml:space="preserve">• </w:t>
-      </w:r>
-      <w:r>
-        <w:rPr>
-          <w:rFonts w:ascii="微軟正黑體" w:hAnsi="微軟正黑體" w:eastAsia="微軟正黑體"/>
-          <w:b w:val="0"/>
-          <w:i w:val="0"/>
-          <w:color w:val="2D3748"/>
-          <w:sz w:val="21"/>
-        </w:rPr>
-        <w:t xml:space="preserve">因為屋主 107 年買入價是 </w:t>
-      </w:r>
-      <w:r>
-        <w:rPr>
-          <w:rFonts w:ascii="微軟正黑體" w:hAnsi="微軟正黑體" w:eastAsia="微軟正黑體"/>
-          <w:b/>
-          <w:i w:val="0"/>
-          <w:color w:val="0F172A"/>
-          <w:sz w:val="21"/>
-        </w:rPr>
-        <w:t>`670 萬`</w:t>
-      </w:r>
-      <w:r>
-        <w:rPr>
-          <w:rFonts w:ascii="微軟正黑體" w:hAnsi="微軟正黑體" w:eastAsia="微軟正黑體"/>
-          <w:b w:val="0"/>
-          <w:i w:val="0"/>
-          <w:color w:val="2D3748"/>
-          <w:sz w:val="21"/>
-        </w:rPr>
-        <w:t xml:space="preserve">，當您出 </w:t>
-      </w:r>
-      <w:r>
-        <w:rPr>
-          <w:rFonts w:ascii="微軟正黑體" w:hAnsi="微軟正黑體" w:eastAsia="微軟正黑體"/>
-          <w:b/>
-          <w:i w:val="0"/>
-          <w:color w:val="0F172A"/>
-          <w:sz w:val="21"/>
-        </w:rPr>
-        <w:t>`698 萬`</w:t>
-      </w:r>
-      <w:r>
-        <w:rPr>
-          <w:rFonts w:ascii="微軟正黑體" w:hAnsi="微軟正黑體" w:eastAsia="微軟正黑體"/>
-          <w:b w:val="0"/>
-          <w:i w:val="0"/>
-          <w:color w:val="2D3748"/>
-          <w:sz w:val="21"/>
-        </w:rPr>
-        <w:t xml:space="preserve"> 時，永義房仲（周佩穎）絕對無法用「屋主買 700 多萬會賠錢不收」來唬弄您！您可以直接把這份文件交給佩穎，告訴她：*「佩穎，我知道屋主 107 年買 670 萬，我出 698 萬已經比他買價高 28 萬了，也是你們永義配對表最低單價 20.6 萬打 8 折，這份說帖我都幫妳寫好了，妳拿去照著跟屋主談！」*</w:t>
-      </w:r>
-    </w:p>
-    <w:p>
-      <w:pPr>
-        <w:spacing w:before="40" w:after="80"/>
-      </w:pPr>
-      <w:r>
-        <w:rPr>
-          <w:rFonts w:ascii="微軟正黑體" w:hAnsi="微軟正黑體" w:eastAsia="微軟正黑體"/>
-          <w:b w:val="0"/>
-          <w:i w:val="0"/>
-          <w:color w:val="2D3748"/>
-          <w:sz w:val="21"/>
-        </w:rPr>
-        <w:t xml:space="preserve">2. </w:t>
-      </w:r>
-      <w:r>
-        <w:rPr>
-          <w:rFonts w:ascii="微軟正黑體" w:hAnsi="微軟正黑體" w:eastAsia="微軟正黑體"/>
-          <w:b/>
-          <w:i w:val="0"/>
-          <w:color w:val="0F172A"/>
-          <w:sz w:val="21"/>
-        </w:rPr>
-        <w:t>分階段釋放加價籌碼，死守 `745 萬 ～ 760 萬` 目標甜區</w:t>
-      </w:r>
-      <w:r>
-        <w:rPr>
-          <w:rFonts w:ascii="微軟正黑體" w:hAnsi="微軟正黑體" w:eastAsia="微軟正黑體"/>
-          <w:b w:val="0"/>
-          <w:i w:val="0"/>
-          <w:color w:val="2D3748"/>
-          <w:sz w:val="21"/>
-        </w:rPr>
-        <w:t>：</w:t>
-      </w:r>
-    </w:p>
-    <w:p>
-      <w:pPr>
-        <w:spacing w:before="40" w:after="60"/>
-        <w:ind w:left="288"/>
-      </w:pPr>
-      <w:r>
-        <w:rPr>
-          <w:rFonts w:ascii="微軟正黑體" w:hAnsi="微軟正黑體" w:eastAsia="微軟正黑體"/>
-          <w:b/>
-          <w:i w:val="0"/>
-          <w:color w:val="1E40AF"/>
-          <w:sz w:val="21"/>
-        </w:rPr>
-        <w:t xml:space="preserve">• </w:t>
-      </w:r>
-      <w:r>
-        <w:rPr>
-          <w:rFonts w:ascii="微軟正黑體" w:hAnsi="微軟正黑體" w:eastAsia="微軟正黑體"/>
-          <w:b w:val="0"/>
-          <w:i w:val="0"/>
-          <w:color w:val="2D3748"/>
-          <w:sz w:val="21"/>
-        </w:rPr>
-        <w:t xml:space="preserve">房仲收了 </w:t>
-      </w:r>
-      <w:r>
-        <w:rPr>
-          <w:rFonts w:ascii="微軟正黑體" w:hAnsi="微軟正黑體" w:eastAsia="微軟正黑體"/>
-          <w:b/>
-          <w:i w:val="0"/>
-          <w:color w:val="B91C1C"/>
-          <w:sz w:val="21"/>
-        </w:rPr>
-        <w:t>698 萬</w:t>
-      </w:r>
-      <w:r>
-        <w:rPr>
-          <w:rFonts w:ascii="微軟正黑體" w:hAnsi="微軟正黑體" w:eastAsia="微軟正黑體"/>
-          <w:b w:val="0"/>
-          <w:i w:val="0"/>
-          <w:color w:val="2D3748"/>
-          <w:sz w:val="21"/>
-        </w:rPr>
-        <w:t xml:space="preserve"> 去談後，第一輪一定會回報「屋主說至少要 860～880 萬」。這時請</w:t>
-      </w:r>
-      <w:r>
-        <w:rPr>
-          <w:rFonts w:ascii="微軟正黑體" w:hAnsi="微軟正黑體" w:eastAsia="微軟正黑體"/>
-          <w:b/>
-          <w:i w:val="0"/>
-          <w:color w:val="0F172A"/>
-          <w:sz w:val="21"/>
-        </w:rPr>
-        <w:t>按兵不動</w:t>
-      </w:r>
-      <w:r>
-        <w:rPr>
-          <w:rFonts w:ascii="微軟正黑體" w:hAnsi="微軟正黑體" w:eastAsia="微軟正黑體"/>
-          <w:b w:val="0"/>
-          <w:i w:val="0"/>
-          <w:color w:val="2D3748"/>
-          <w:sz w:val="21"/>
-        </w:rPr>
-        <w:t>，要求房仲拿上面【理由 2（最新9月成交825萬/21.4萬）】、【理由 4（921黃單歷史限貸）】與【理由 10（信義10樓競品）】去磨屋主。</w:t>
-      </w:r>
-    </w:p>
-    <w:p>
-      <w:pPr>
-        <w:spacing w:before="40" w:after="60"/>
-        <w:ind w:left="288"/>
-      </w:pPr>
-      <w:r>
-        <w:rPr>
-          <w:rFonts w:ascii="微軟正黑體" w:hAnsi="微軟正黑體" w:eastAsia="微軟正黑體"/>
-          <w:b/>
-          <w:i w:val="0"/>
-          <w:color w:val="1E40AF"/>
-          <w:sz w:val="21"/>
-        </w:rPr>
-        <w:t xml:space="preserve">• </w:t>
-      </w:r>
-      <w:r>
-        <w:rPr>
-          <w:rFonts w:ascii="微軟正黑體" w:hAnsi="微軟正黑體" w:eastAsia="微軟正黑體"/>
-          <w:b w:val="0"/>
-          <w:i w:val="0"/>
-          <w:color w:val="2D3748"/>
-          <w:sz w:val="21"/>
-        </w:rPr>
-        <w:t xml:space="preserve">等屋主鬆動降到 800 萬左右時，您再分兩次微幅加價（例如 </w:t>
-      </w:r>
-      <w:r>
-        <w:rPr>
-          <w:rFonts w:ascii="微軟正黑體" w:hAnsi="微軟正黑體" w:eastAsia="微軟正黑體"/>
-          <w:b/>
-          <w:i w:val="0"/>
-          <w:color w:val="B91C1C"/>
-          <w:sz w:val="21"/>
-        </w:rPr>
-        <w:t>698萬 ➜ 725萬 ➜ 750萬</w:t>
-      </w:r>
-      <w:r>
-        <w:rPr>
-          <w:rFonts w:ascii="微軟正黑體" w:hAnsi="微軟正黑體" w:eastAsia="微軟正黑體"/>
-          <w:b w:val="0"/>
-          <w:i w:val="0"/>
-          <w:color w:val="2D3748"/>
-          <w:sz w:val="21"/>
-        </w:rPr>
-        <w:t xml:space="preserve">），並表明 </w:t>
-      </w:r>
-      <w:r>
-        <w:rPr>
-          <w:rFonts w:ascii="微軟正黑體" w:hAnsi="微軟正黑體" w:eastAsia="微軟正黑體"/>
-          <w:b/>
-          <w:i w:val="0"/>
-          <w:color w:val="0F172A"/>
-          <w:sz w:val="21"/>
-        </w:rPr>
-        <w:t>`750 萬 ～ 760 萬`（最新實登最低價再低兩成）</w:t>
-      </w:r>
-      <w:r>
-        <w:rPr>
-          <w:rFonts w:ascii="微軟正黑體" w:hAnsi="微軟正黑體" w:eastAsia="微軟正黑體"/>
-          <w:b w:val="0"/>
-          <w:i w:val="0"/>
-          <w:color w:val="2D3748"/>
-          <w:sz w:val="21"/>
-        </w:rPr>
-        <w:t xml:space="preserve"> 就是您扣除自備款缺口與整修費後的最後底線。</w:t>
-      </w:r>
-    </w:p>
-    <w:p>
-      <w:pPr>
-        <w:spacing w:before="200" w:after="120"/>
-      </w:pPr>
-      <w:r>
-        <w:rPr>
-          <w:rFonts w:ascii="微軟正黑體" w:hAnsi="微軟正黑體" w:eastAsia="微軟正黑體"/>
-          <w:b/>
-          <w:i w:val="0"/>
-          <w:color w:val="0F172A"/>
-          <w:sz w:val="32"/>
-        </w:rPr>
-        <w:t>第二部分：《長億南園 8 樓（YC1038914）買方簽約前防坑特約條款清單》</w:t>
-      </w:r>
-    </w:p>
-    <w:p>
-      <w:pPr>
-        <w:spacing w:before="40" w:after="80"/>
-      </w:pPr>
-      <w:r>
-        <w:rPr>
-          <w:rFonts w:ascii="微軟正黑體" w:hAnsi="微軟正黑體" w:eastAsia="微軟正黑體"/>
-          <w:b w:val="0"/>
-          <w:i w:val="0"/>
-          <w:color w:val="2D3748"/>
-          <w:sz w:val="21"/>
-        </w:rPr>
-        <w:t xml:space="preserve">由於長億南園屋齡已達 </w:t>
-      </w:r>
-      <w:r>
-        <w:rPr>
-          <w:rFonts w:ascii="微軟正黑體" w:hAnsi="微軟正黑體" w:eastAsia="微軟正黑體"/>
-          <w:b/>
-          <w:i w:val="0"/>
-          <w:color w:val="0F172A"/>
-          <w:sz w:val="21"/>
-        </w:rPr>
-        <w:t>34.7 年</w:t>
-      </w:r>
-      <w:r>
-        <w:rPr>
-          <w:rFonts w:ascii="微軟正黑體" w:hAnsi="微軟正黑體" w:eastAsia="微軟正黑體"/>
-          <w:b w:val="0"/>
-          <w:i w:val="0"/>
-          <w:color w:val="2D3748"/>
-          <w:sz w:val="21"/>
-        </w:rPr>
-        <w:t xml:space="preserve">、同社區信義房屋產調揭露曾有 </w:t>
-      </w:r>
-      <w:r>
-        <w:rPr>
-          <w:rFonts w:ascii="微軟正黑體" w:hAnsi="微軟正黑體" w:eastAsia="微軟正黑體"/>
-          <w:b/>
-          <w:i w:val="0"/>
-          <w:color w:val="0F172A"/>
-          <w:sz w:val="21"/>
-        </w:rPr>
-        <w:t>921 需注意建物（黃單）歷史</w:t>
-      </w:r>
-      <w:r>
-        <w:rPr>
-          <w:rFonts w:ascii="微軟正黑體" w:hAnsi="微軟正黑體" w:eastAsia="微軟正黑體"/>
-          <w:b w:val="0"/>
-          <w:i w:val="0"/>
-          <w:color w:val="2D3748"/>
-          <w:sz w:val="21"/>
-        </w:rPr>
-        <w:t xml:space="preserve">、附隨 </w:t>
-      </w:r>
-      <w:r>
-        <w:rPr>
-          <w:rFonts w:ascii="微軟正黑體" w:hAnsi="微軟正黑體" w:eastAsia="微軟正黑體"/>
-          <w:b/>
-          <w:i w:val="0"/>
-          <w:color w:val="0F172A"/>
-          <w:sz w:val="21"/>
-        </w:rPr>
-        <w:t>B1 無獨立權狀之老式機械車位（`B1-127`）</w:t>
-      </w:r>
-      <w:r>
-        <w:rPr>
-          <w:rFonts w:ascii="微軟正黑體" w:hAnsi="微軟正黑體" w:eastAsia="微軟正黑體"/>
-          <w:b w:val="0"/>
-          <w:i w:val="0"/>
-          <w:color w:val="2D3748"/>
-          <w:sz w:val="21"/>
-        </w:rPr>
-        <w:t xml:space="preserve">，且屋主宣稱 </w:t>
-      </w:r>
-      <w:r>
-        <w:rPr>
-          <w:rFonts w:ascii="微軟正黑體" w:hAnsi="微軟正黑體" w:eastAsia="微軟正黑體"/>
-          <w:b/>
-          <w:i w:val="0"/>
-          <w:color w:val="0F172A"/>
-          <w:sz w:val="21"/>
-        </w:rPr>
-        <w:t>6 年前曾翻修水電與雙衛浴</w:t>
-      </w:r>
-      <w:r>
-        <w:rPr>
-          <w:rFonts w:ascii="微軟正黑體" w:hAnsi="微軟正黑體" w:eastAsia="微軟正黑體"/>
-          <w:b w:val="0"/>
-          <w:i w:val="0"/>
-          <w:color w:val="2D3748"/>
-          <w:sz w:val="21"/>
-        </w:rPr>
-        <w:t>，為了百分之百保護您的資金安全，</w:t>
-      </w:r>
-      <w:r>
-        <w:rPr>
-          <w:rFonts w:ascii="微軟正黑體" w:hAnsi="微軟正黑體" w:eastAsia="微軟正黑體"/>
-          <w:b/>
-          <w:i w:val="0"/>
-          <w:color w:val="0F172A"/>
-          <w:sz w:val="21"/>
-        </w:rPr>
-        <w:t>在下斡旋（簽立議價委託書）及正式簽署買賣契約時，請務必堅持將以下 8 條特約條款白紙黑字寫入合約中（缺一不可）</w:t>
-      </w:r>
-      <w:r>
-        <w:rPr>
-          <w:rFonts w:ascii="微軟正黑體" w:hAnsi="微軟正黑體" w:eastAsia="微軟正黑體"/>
-          <w:b w:val="0"/>
-          <w:i w:val="0"/>
-          <w:color w:val="2D3748"/>
-          <w:sz w:val="21"/>
-        </w:rPr>
-        <w:t>：</w:t>
-      </w:r>
-    </w:p>
-    <w:p>
-      <w:pPr>
-        <w:spacing w:before="200" w:after="80"/>
-      </w:pPr>
-      <w:r>
-        <w:rPr>
-          <w:rFonts w:ascii="微軟正黑體" w:hAnsi="微軟正黑體" w:eastAsia="微軟正黑體"/>
-          <w:b/>
-          <w:i w:val="0"/>
-          <w:color w:val="B45309"/>
-          <w:sz w:val="23"/>
-        </w:rPr>
-        <w:t>🛡️ 防坑特約 1：【銀行貸款成數與年限保障條款】（★最關鍵保命底線，務必寫入斡旋單！）</w:t>
-      </w:r>
-    </w:p>
-    <w:p>
-      <w:pPr>
-        <w:spacing w:before="40" w:after="60"/>
-        <w:ind w:left="288"/>
-      </w:pPr>
-      <w:r>
-        <w:rPr>
-          <w:rFonts w:ascii="微軟正黑體" w:hAnsi="微軟正黑體" w:eastAsia="微軟正黑體"/>
-          <w:b/>
-          <w:i w:val="0"/>
-          <w:color w:val="1E40AF"/>
-          <w:sz w:val="21"/>
-        </w:rPr>
-        <w:t xml:space="preserve">• </w:t>
-      </w:r>
-      <w:r>
-        <w:rPr>
-          <w:rFonts w:ascii="微軟正黑體" w:hAnsi="微軟正黑體" w:eastAsia="微軟正黑體"/>
-          <w:b/>
-          <w:i w:val="0"/>
-          <w:color w:val="0F172A"/>
-          <w:sz w:val="21"/>
-        </w:rPr>
-        <w:t>⚠️ 潛在致命風險</w:t>
-      </w:r>
-      <w:r>
-        <w:rPr>
-          <w:rFonts w:ascii="微軟正黑體" w:hAnsi="微軟正黑體" w:eastAsia="微軟正黑體"/>
-          <w:b w:val="0"/>
-          <w:i w:val="0"/>
-          <w:color w:val="2D3748"/>
-          <w:sz w:val="21"/>
-        </w:rPr>
-        <w:t>：</w:t>
-      </w:r>
-    </w:p>
-    <w:p>
-      <w:pPr>
-        <w:spacing w:before="40" w:after="60"/>
-        <w:ind w:left="288"/>
-      </w:pPr>
-      <w:r>
-        <w:rPr>
-          <w:rFonts w:ascii="微軟正黑體" w:hAnsi="微軟正黑體" w:eastAsia="微軟正黑體"/>
-          <w:b/>
-          <w:i w:val="0"/>
-          <w:color w:val="1E40AF"/>
-          <w:sz w:val="21"/>
-        </w:rPr>
-        <w:t xml:space="preserve">• </w:t>
-      </w:r>
-      <w:r>
-        <w:rPr>
-          <w:rFonts w:ascii="微軟正黑體" w:hAnsi="微軟正黑體" w:eastAsia="微軟正黑體"/>
-          <w:b w:val="0"/>
-          <w:i w:val="0"/>
-          <w:color w:val="2D3748"/>
-          <w:sz w:val="21"/>
-        </w:rPr>
-        <w:t>信義房屋同社區產調已白紙黑字警告經紀人：*「本物件曾被台中市政府列為需注意建物，雖目前已無列管，但收定後及簽約時勿承諾貸款成數」*，加上屋齡已 34.7 年，若銀行因 921 歷史紀錄或高屋齡只肯核貸 6 成、或鑑價比成交價低 100 萬，買方若無解約條款保護，將被迫在幾週內生出上百萬現金，否則定金（或成交價 15% 違約金）會被賣方直接沒收！</w:t>
-      </w:r>
-    </w:p>
-    <w:p>
-      <w:pPr>
-        <w:spacing w:before="40" w:after="60"/>
-        <w:ind w:left="288"/>
-      </w:pPr>
-      <w:r>
-        <w:rPr>
-          <w:rFonts w:ascii="微軟正黑體" w:hAnsi="微軟正黑體" w:eastAsia="微軟正黑體"/>
-          <w:b/>
-          <w:i w:val="0"/>
-          <w:color w:val="1E40AF"/>
-          <w:sz w:val="21"/>
-        </w:rPr>
-        <w:t xml:space="preserve">• </w:t>
-      </w:r>
-      <w:r>
-        <w:rPr>
-          <w:rFonts w:ascii="微軟正黑體" w:hAnsi="微軟正黑體" w:eastAsia="微軟正黑體"/>
-          <w:b/>
-          <w:i w:val="0"/>
-          <w:color w:val="0F172A"/>
-          <w:sz w:val="21"/>
-        </w:rPr>
-        <w:t>✍️ 必寫合約條文（請直接抄入斡旋單「特約事項」與買賣契約）</w:t>
-      </w:r>
-      <w:r>
-        <w:rPr>
-          <w:rFonts w:ascii="微軟正黑體" w:hAnsi="微軟正黑體" w:eastAsia="微軟正黑體"/>
-          <w:b w:val="0"/>
-          <w:i w:val="0"/>
-          <w:color w:val="2D3748"/>
-          <w:sz w:val="21"/>
-        </w:rPr>
-        <w:t>：</w:t>
-      </w:r>
-    </w:p>
-    <w:tbl>
-      <w:tblPr>
-        <w:tblW w:type="auto" w:w="0"/>
-        <w:jc w:val="center"/>
-        <w:tblLook w:firstColumn="1" w:firstRow="1" w:lastColumn="0" w:lastRow="0" w:noHBand="0" w:noVBand="1" w:val="04A0"/>
-      </w:tblPr>
-      <w:tblGrid>
-        <w:gridCol w:w="9936"/>
-      </w:tblGrid>
-      <w:tr>
-        <w:tc>
-          <w:tcPr>
-            <w:tcW w:type="dxa" w:w="9936"/>
-            <w:shd w:fill="F8FAFC"/>
-            <w:tcBorders>
-              <w:top w:val="none"/>
-              <w:left w:val="single" w:sz="24" w:space="0" w:color="1E40AF"/>
-              <w:bottom w:val="none"/>
-              <w:right w:val="none"/>
-            </w:tcBorders>
-            <w:tcMar>
-              <w:top w:w="140" w:type="dxa"/>
-              <w:bottom w:w="140" w:type="dxa"/>
-              <w:left w:w="200" w:type="dxa"/>
-              <w:right w:w="200" w:type="dxa"/>
-            </w:tcMar>
-          </w:tcPr>
-          <w:p>
-            <w:pPr>
-              <w:spacing w:after="80"/>
-            </w:pPr>
-            <w:r>
-              <w:rPr>
-                <w:rFonts w:ascii="微軟正黑體" w:hAnsi="微軟正黑體" w:eastAsia="微軟正黑體"/>
-                <w:b/>
-                <w:i w:val="0"/>
-                <w:color w:val="0F172A"/>
-                <w:sz w:val="21"/>
-              </w:rPr>
-              <w:t>「本買賣契約以買方於簽約後向金融機構申請本標的物一般房屋貸款，獲核准貸款金額達買賣成交總價百分之七十五（75%）以上（或新台幣〇〇〇萬元以上）、且貸款年限達二十五（25）年以上、非因買方個人信用瑕疵或財力證明不足所致者為解除條件。若因本標的物屋齡、建物歷史紀錄（含921震災曾列管紀錄）或銀行鑑價不足致無法達到上述核貸成數與年限者，買方得無條件解除本契約，賣方及仲介方應於三日內無息全額退還買方已支付之全部斡旋金、定金及價款，且買方不負任何違約賠償責任及仲介服務費。」</w:t>
-            </w:r>
-          </w:p>
-        </w:tc>
-      </w:tr>
-    </w:tbl>
-    <w:p>
-      <w:pPr>
-        <w:spacing w:before="0" w:after="80"/>
-      </w:pPr>
-    </w:p>
-    <w:p>
-      <w:pPr>
-        <w:spacing w:before="200" w:after="80"/>
-      </w:pPr>
-      <w:r>
-        <w:rPr>
-          <w:rFonts w:ascii="微軟正黑體" w:hAnsi="微軟正黑體" w:eastAsia="微軟正黑體"/>
-          <w:b/>
-          <w:i w:val="0"/>
-          <w:color w:val="B45309"/>
-          <w:sz w:val="23"/>
-        </w:rPr>
-        <w:t>🛡️ 防坑特約 2：【921 震災列管解除證明與結構安全保證條款】</w:t>
-      </w:r>
-    </w:p>
-    <w:p>
-      <w:pPr>
-        <w:spacing w:before="40" w:after="60"/>
-        <w:ind w:left="288"/>
-      </w:pPr>
-      <w:r>
-        <w:rPr>
-          <w:rFonts w:ascii="微軟正黑體" w:hAnsi="微軟正黑體" w:eastAsia="微軟正黑體"/>
-          <w:b/>
-          <w:i w:val="0"/>
-          <w:color w:val="1E40AF"/>
-          <w:sz w:val="21"/>
-        </w:rPr>
-        <w:t xml:space="preserve">• </w:t>
-      </w:r>
-      <w:r>
-        <w:rPr>
-          <w:rFonts w:ascii="微軟正黑體" w:hAnsi="微軟正黑體" w:eastAsia="微軟正黑體"/>
-          <w:b/>
-          <w:i w:val="0"/>
-          <w:color w:val="0F172A"/>
-          <w:sz w:val="21"/>
-        </w:rPr>
-        <w:t>⚠️ 潛在致命風險</w:t>
-      </w:r>
-      <w:r>
-        <w:rPr>
-          <w:rFonts w:ascii="微軟正黑體" w:hAnsi="微軟正黑體" w:eastAsia="微軟正黑體"/>
-          <w:b w:val="0"/>
-          <w:i w:val="0"/>
-          <w:color w:val="2D3748"/>
-          <w:sz w:val="21"/>
-        </w:rPr>
-        <w:t>：</w:t>
-      </w:r>
-    </w:p>
-    <w:p>
-      <w:pPr>
-        <w:spacing w:before="40" w:after="60"/>
-        <w:ind w:left="288"/>
-      </w:pPr>
-      <w:r>
-        <w:rPr>
-          <w:rFonts w:ascii="微軟正黑體" w:hAnsi="微軟正黑體" w:eastAsia="微軟正黑體"/>
-          <w:b/>
-          <w:i w:val="0"/>
-          <w:color w:val="1E40AF"/>
-          <w:sz w:val="21"/>
-        </w:rPr>
-        <w:t xml:space="preserve">• </w:t>
-      </w:r>
-      <w:r>
-        <w:rPr>
-          <w:rFonts w:ascii="微軟正黑體" w:hAnsi="微軟正黑體" w:eastAsia="微軟正黑體"/>
-          <w:b w:val="0"/>
-          <w:i w:val="0"/>
-          <w:color w:val="2D3748"/>
-          <w:sz w:val="21"/>
-        </w:rPr>
-        <w:t>確保本棟（M 棟，德富路 390 號）確實已完全解除市府列管，且無未修復之結構樑柱受損或隱匿之安全隱患。</w:t>
-      </w:r>
-    </w:p>
-    <w:p>
-      <w:pPr>
-        <w:spacing w:before="40" w:after="60"/>
-        <w:ind w:left="288"/>
-      </w:pPr>
-      <w:r>
-        <w:rPr>
-          <w:rFonts w:ascii="微軟正黑體" w:hAnsi="微軟正黑體" w:eastAsia="微軟正黑體"/>
-          <w:b/>
-          <w:i w:val="0"/>
-          <w:color w:val="1E40AF"/>
-          <w:sz w:val="21"/>
-        </w:rPr>
-        <w:t xml:space="preserve">• </w:t>
-      </w:r>
-      <w:r>
-        <w:rPr>
-          <w:rFonts w:ascii="微軟正黑體" w:hAnsi="微軟正黑體" w:eastAsia="微軟正黑體"/>
-          <w:b/>
-          <w:i w:val="0"/>
-          <w:color w:val="0F172A"/>
-          <w:sz w:val="21"/>
-        </w:rPr>
-        <w:t>✍️ 必寫合約條文</w:t>
-      </w:r>
-      <w:r>
-        <w:rPr>
-          <w:rFonts w:ascii="微軟正黑體" w:hAnsi="微軟正黑體" w:eastAsia="微軟正黑體"/>
-          <w:b w:val="0"/>
-          <w:i w:val="0"/>
-          <w:color w:val="2D3748"/>
-          <w:sz w:val="21"/>
-        </w:rPr>
-        <w:t>：</w:t>
-      </w:r>
-    </w:p>
-    <w:tbl>
-      <w:tblPr>
-        <w:tblW w:type="auto" w:w="0"/>
-        <w:jc w:val="center"/>
-        <w:tblLook w:firstColumn="1" w:firstRow="1" w:lastColumn="0" w:lastRow="0" w:noHBand="0" w:noVBand="1" w:val="04A0"/>
-      </w:tblPr>
-      <w:tblGrid>
-        <w:gridCol w:w="9936"/>
-      </w:tblGrid>
-      <w:tr>
-        <w:tc>
-          <w:tcPr>
-            <w:tcW w:type="dxa" w:w="9936"/>
-            <w:shd w:fill="F8FAFC"/>
-            <w:tcBorders>
-              <w:top w:val="none"/>
-              <w:left w:val="single" w:sz="24" w:space="0" w:color="1E40AF"/>
-              <w:bottom w:val="none"/>
-              <w:right w:val="none"/>
-            </w:tcBorders>
-            <w:tcMar>
-              <w:top w:w="140" w:type="dxa"/>
-              <w:bottom w:w="140" w:type="dxa"/>
-              <w:left w:w="200" w:type="dxa"/>
-              <w:right w:w="200" w:type="dxa"/>
-            </w:tcMar>
-          </w:tcPr>
-          <w:p>
-            <w:pPr>
-              <w:spacing w:after="80"/>
-            </w:pPr>
-            <w:r>
-              <w:rPr>
-                <w:rFonts w:ascii="微軟正黑體" w:hAnsi="微軟正黑體" w:eastAsia="微軟正黑體"/>
-                <w:b/>
-                <w:i w:val="0"/>
-                <w:color w:val="0F172A"/>
-                <w:sz w:val="21"/>
-              </w:rPr>
-              <w:t>「賣方保證本標的物及所屬棟別（台中市南區德富路390號）目前絕無經政府機關列管為921震災紅單（危樓）、黃單（須注意建物）或海砂屋（氯離子含量超標）、輻射屋之情事，且主結構樑柱無震損龜裂未修繕之重大瑕疵。賣方及仲介方應於簽約前提供台中市政府都市發展局核發或查詢之『無列管證明文件』予買方確認。若交屋前或交屋後發現本標的物仍受政府列管或有隱匿之結構安全重大瑕疵，買方得無條件解除契約，賣方應全額返還買方已付價金並負損害賠償責任。」</w:t>
-            </w:r>
-          </w:p>
-        </w:tc>
-      </w:tr>
-    </w:tbl>
-    <w:p>
-      <w:pPr>
-        <w:spacing w:before="0" w:after="80"/>
-      </w:pPr>
-    </w:p>
-    <w:p>
-      <w:pPr>
-        <w:spacing w:before="200" w:after="80"/>
-      </w:pPr>
-      <w:r>
-        <w:rPr>
-          <w:rFonts w:ascii="微軟正黑體" w:hAnsi="微軟正黑體" w:eastAsia="微軟正黑體"/>
-          <w:b/>
-          <w:i w:val="0"/>
-          <w:color w:val="B45309"/>
-          <w:sz w:val="23"/>
-        </w:rPr>
-        <w:t>🛡️ 防坑特約 3：【6 年前更新之水電管線與雙衛浴「滲漏水 1 年延長保固」＋蓄水測試條款】</w:t>
-      </w:r>
-    </w:p>
-    <w:p>
-      <w:pPr>
-        <w:spacing w:before="40" w:after="60"/>
-        <w:ind w:left="288"/>
-      </w:pPr>
-      <w:r>
-        <w:rPr>
-          <w:rFonts w:ascii="微軟正黑體" w:hAnsi="微軟正黑體" w:eastAsia="微軟正黑體"/>
-          <w:b/>
-          <w:i w:val="0"/>
-          <w:color w:val="1E40AF"/>
-          <w:sz w:val="21"/>
-        </w:rPr>
-        <w:t xml:space="preserve">• </w:t>
-      </w:r>
-      <w:r>
-        <w:rPr>
-          <w:rFonts w:ascii="微軟正黑體" w:hAnsi="微軟正黑體" w:eastAsia="微軟正黑體"/>
-          <w:b/>
-          <w:i w:val="0"/>
-          <w:color w:val="0F172A"/>
-          <w:sz w:val="21"/>
-        </w:rPr>
-        <w:t>⚠️ 潛在致命風險</w:t>
-      </w:r>
-      <w:r>
-        <w:rPr>
-          <w:rFonts w:ascii="微軟正黑體" w:hAnsi="微軟正黑體" w:eastAsia="微軟正黑體"/>
-          <w:b w:val="0"/>
-          <w:i w:val="0"/>
-          <w:color w:val="2D3748"/>
-          <w:sz w:val="21"/>
-        </w:rPr>
-        <w:t>：</w:t>
-      </w:r>
-    </w:p>
-    <w:p>
-      <w:pPr>
-        <w:spacing w:before="40" w:after="60"/>
-        <w:ind w:left="288"/>
-      </w:pPr>
-      <w:r>
-        <w:rPr>
-          <w:rFonts w:ascii="微軟正黑體" w:hAnsi="微軟正黑體" w:eastAsia="微軟正黑體"/>
-          <w:b/>
-          <w:i w:val="0"/>
-          <w:color w:val="1E40AF"/>
-          <w:sz w:val="21"/>
-        </w:rPr>
-        <w:t xml:space="preserve">• </w:t>
-      </w:r>
-      <w:r>
-        <w:rPr>
-          <w:rFonts w:ascii="微軟正黑體" w:hAnsi="微軟正黑體" w:eastAsia="微軟正黑體"/>
-          <w:b w:val="0"/>
-          <w:i w:val="0"/>
-          <w:color w:val="2D3748"/>
-          <w:sz w:val="21"/>
-        </w:rPr>
-        <w:t>屋主以「6 年前重拉水電、翻新兩間衛浴」作為賣點，但本戶</w:t>
-      </w:r>
-      <w:r>
-        <w:rPr>
-          <w:rFonts w:ascii="微軟正黑體" w:hAnsi="微軟正黑體" w:eastAsia="微軟正黑體"/>
-          <w:b/>
-          <w:i w:val="0"/>
-          <w:color w:val="0F172A"/>
-          <w:sz w:val="21"/>
-        </w:rPr>
-        <w:t>兩間衛浴皆無開窗</w:t>
-      </w:r>
-      <w:r>
-        <w:rPr>
-          <w:rFonts w:ascii="微軟正黑體" w:hAnsi="微軟正黑體" w:eastAsia="微軟正黑體"/>
-          <w:b w:val="0"/>
-          <w:i w:val="0"/>
-          <w:color w:val="2D3748"/>
-          <w:sz w:val="21"/>
-        </w:rPr>
-        <w:t xml:space="preserve">，且室內局部牆角/天花板需防範是否有油漆重新粉刷遮蓋壁癌或滲水，更要防止交屋後 </w:t>
-      </w:r>
-      <w:r>
-        <w:rPr>
-          <w:rFonts w:ascii="微軟正黑體" w:hAnsi="微軟正黑體" w:eastAsia="微軟正黑體"/>
-          <w:b/>
-          <w:i w:val="0"/>
-          <w:color w:val="0F172A"/>
-          <w:sz w:val="21"/>
-        </w:rPr>
-        <w:t>7 樓之 1（樓下鄰居）</w:t>
-      </w:r>
-      <w:r>
-        <w:rPr>
-          <w:rFonts w:ascii="微軟正黑體" w:hAnsi="微軟正黑體" w:eastAsia="微軟正黑體"/>
-          <w:b w:val="0"/>
-          <w:i w:val="0"/>
-          <w:color w:val="2D3748"/>
-          <w:sz w:val="21"/>
-        </w:rPr>
-        <w:t xml:space="preserve"> 馬上上樓抗議浴室漏水。</w:t>
-      </w:r>
-    </w:p>
-    <w:p>
-      <w:pPr>
-        <w:spacing w:before="40" w:after="60"/>
-        <w:ind w:left="288"/>
-      </w:pPr>
-      <w:r>
-        <w:rPr>
-          <w:rFonts w:ascii="微軟正黑體" w:hAnsi="微軟正黑體" w:eastAsia="微軟正黑體"/>
-          <w:b/>
-          <w:i w:val="0"/>
-          <w:color w:val="1E40AF"/>
-          <w:sz w:val="21"/>
-        </w:rPr>
-        <w:t xml:space="preserve">• </w:t>
-      </w:r>
-      <w:r>
-        <w:rPr>
-          <w:rFonts w:ascii="微軟正黑體" w:hAnsi="微軟正黑體" w:eastAsia="微軟正黑體"/>
-          <w:b/>
-          <w:i w:val="0"/>
-          <w:color w:val="0F172A"/>
-          <w:sz w:val="21"/>
-        </w:rPr>
-        <w:t>✍️ 必寫合約條文</w:t>
-      </w:r>
-      <w:r>
-        <w:rPr>
-          <w:rFonts w:ascii="微軟正黑體" w:hAnsi="微軟正黑體" w:eastAsia="微軟正黑體"/>
-          <w:b w:val="0"/>
-          <w:i w:val="0"/>
-          <w:color w:val="2D3748"/>
-          <w:sz w:val="21"/>
-        </w:rPr>
-        <w:t>：</w:t>
-      </w:r>
-    </w:p>
-    <w:tbl>
-      <w:tblPr>
-        <w:tblW w:type="auto" w:w="0"/>
-        <w:jc w:val="center"/>
-        <w:tblLook w:firstColumn="1" w:firstRow="1" w:lastColumn="0" w:lastRow="0" w:noHBand="0" w:noVBand="1" w:val="04A0"/>
-      </w:tblPr>
-      <w:tblGrid>
-        <w:gridCol w:w="9936"/>
-      </w:tblGrid>
-      <w:tr>
-        <w:tc>
-          <w:tcPr>
-            <w:tcW w:type="dxa" w:w="9936"/>
-            <w:shd w:fill="F8FAFC"/>
-            <w:tcBorders>
-              <w:top w:val="none"/>
-              <w:left w:val="single" w:sz="24" w:space="0" w:color="1E40AF"/>
-              <w:bottom w:val="none"/>
-              <w:right w:val="none"/>
-            </w:tcBorders>
-            <w:tcMar>
-              <w:top w:w="140" w:type="dxa"/>
-              <w:bottom w:w="140" w:type="dxa"/>
-              <w:left w:w="200" w:type="dxa"/>
-              <w:right w:w="200" w:type="dxa"/>
-            </w:tcMar>
-          </w:tcPr>
-          <w:p>
-            <w:pPr>
-              <w:spacing w:after="80"/>
-            </w:pPr>
-            <w:r>
-              <w:rPr>
-                <w:rFonts w:ascii="微軟正黑體" w:hAnsi="微軟正黑體" w:eastAsia="微軟正黑體"/>
-                <w:b/>
-                <w:i w:val="0"/>
-                <w:color w:val="0F172A"/>
-                <w:sz w:val="21"/>
-              </w:rPr>
-              <w:t>「賣方聲明本標的物於約6年前曾進行全室水電管線更新及兩間衛浴翻修工程，賣方保證目前全室給排水管線、總電箱迴路、糞管、雙衛浴防水層、窗框及外牆均無滲漏水、壁癌或排水堵塞，且於產權持有期間未曾接獲樓下住戶（德富路390號7樓之1）或管委會反映滲漏水糾紛。賣方同意自交屋日起負『全室滲漏水保固責任壹年』（延長為12個月）；保固期間內若發生非可歸責於買方裝修所致之滲漏水（含滲漏至樓下住戶），概由賣方全額負擔修繕費用至完全修復為止。交屋前買方得偕同專業驗屋人員進行兩間衛浴24小時滿水蓄水測試、紅外線熱顯像檢測及管線內視鏡檢測，如有滲漏或堵塞異常，應由賣方於交屋前自費修繕完妥。」</w:t>
-            </w:r>
-          </w:p>
-        </w:tc>
-      </w:tr>
-    </w:tbl>
-    <w:p>
-      <w:pPr>
-        <w:spacing w:before="0" w:after="80"/>
-      </w:pPr>
-    </w:p>
-    <w:p>
-      <w:pPr>
-        <w:spacing w:before="200" w:after="80"/>
-      </w:pPr>
-      <w:r>
-        <w:rPr>
-          <w:rFonts w:ascii="微軟正黑體" w:hAnsi="微軟正黑體" w:eastAsia="微軟正黑體"/>
-          <w:b/>
-          <w:i w:val="0"/>
-          <w:color w:val="B45309"/>
-          <w:sz w:val="23"/>
-        </w:rPr>
-        <w:t>🛡️ 防坑特約 4：【B1 機械車位（編號 B1-127）專用權證明、正常運作與修繕費切割條款】</w:t>
-      </w:r>
-    </w:p>
-    <w:p>
-      <w:pPr>
-        <w:spacing w:before="40" w:after="60"/>
-        <w:ind w:left="288"/>
-      </w:pPr>
-      <w:r>
-        <w:rPr>
-          <w:rFonts w:ascii="微軟正黑體" w:hAnsi="微軟正黑體" w:eastAsia="微軟正黑體"/>
-          <w:b/>
-          <w:i w:val="0"/>
-          <w:color w:val="1E40AF"/>
-          <w:sz w:val="21"/>
-        </w:rPr>
-        <w:t xml:space="preserve">• </w:t>
-      </w:r>
-      <w:r>
-        <w:rPr>
-          <w:rFonts w:ascii="微軟正黑體" w:hAnsi="微軟正黑體" w:eastAsia="微軟正黑體"/>
-          <w:b/>
-          <w:i w:val="0"/>
-          <w:color w:val="0F172A"/>
-          <w:sz w:val="21"/>
-        </w:rPr>
-        <w:t>⚠️ 潛在致命風險</w:t>
-      </w:r>
-      <w:r>
-        <w:rPr>
-          <w:rFonts w:ascii="微軟正黑體" w:hAnsi="微軟正黑體" w:eastAsia="微軟正黑體"/>
-          <w:b w:val="0"/>
-          <w:i w:val="0"/>
-          <w:color w:val="2D3748"/>
-          <w:sz w:val="21"/>
-        </w:rPr>
-        <w:t>：</w:t>
-      </w:r>
-    </w:p>
-    <w:p>
-      <w:pPr>
-        <w:spacing w:before="40" w:after="60"/>
-        <w:ind w:left="288"/>
-      </w:pPr>
-      <w:r>
-        <w:rPr>
-          <w:rFonts w:ascii="微軟正黑體" w:hAnsi="微軟正黑體" w:eastAsia="微軟正黑體"/>
-          <w:b/>
-          <w:i w:val="0"/>
-          <w:color w:val="1E40AF"/>
-          <w:sz w:val="21"/>
-        </w:rPr>
-        <w:t xml:space="preserve">• </w:t>
-      </w:r>
-      <w:r>
-        <w:rPr>
-          <w:rFonts w:ascii="微軟正黑體" w:hAnsi="微軟正黑體" w:eastAsia="微軟正黑體"/>
-          <w:b w:val="0"/>
-          <w:i w:val="0"/>
-          <w:color w:val="2D3748"/>
-          <w:sz w:val="21"/>
-        </w:rPr>
-        <w:t>本戶車位併入公設（</w:t>
-      </w:r>
-      <w:r>
-        <w:rPr>
-          <w:rFonts w:ascii="微軟正黑體" w:hAnsi="微軟正黑體" w:eastAsia="微軟正黑體"/>
-          <w:b/>
-          <w:i w:val="0"/>
-          <w:color w:val="B91C1C"/>
-          <w:sz w:val="21"/>
-        </w:rPr>
-        <w:t>10.178 坪</w:t>
-      </w:r>
-      <w:r>
-        <w:rPr>
-          <w:rFonts w:ascii="微軟正黑體" w:hAnsi="微軟正黑體" w:eastAsia="微軟正黑體"/>
-          <w:b w:val="0"/>
-          <w:i w:val="0"/>
-          <w:color w:val="2D3748"/>
-          <w:sz w:val="21"/>
-        </w:rPr>
-        <w:t xml:space="preserve"> 內），</w:t>
-      </w:r>
-      <w:r>
-        <w:rPr>
-          <w:rFonts w:ascii="微軟正黑體" w:hAnsi="微軟正黑體" w:eastAsia="微軟正黑體"/>
-          <w:b/>
-          <w:i w:val="0"/>
-          <w:color w:val="0F172A"/>
-          <w:sz w:val="21"/>
-        </w:rPr>
-        <w:t>無獨立車位權狀</w:t>
-      </w:r>
-      <w:r>
-        <w:rPr>
-          <w:rFonts w:ascii="微軟正黑體" w:hAnsi="微軟正黑體" w:eastAsia="微軟正黑體"/>
-          <w:b w:val="0"/>
-          <w:i w:val="0"/>
-          <w:color w:val="2D3748"/>
-          <w:sz w:val="21"/>
-        </w:rPr>
-        <w:t xml:space="preserve">，必須確認 </w:t>
-      </w:r>
-      <w:r>
-        <w:rPr>
-          <w:rFonts w:ascii="微軟正黑體" w:hAnsi="微軟正黑體" w:eastAsia="微軟正黑體"/>
-          <w:b/>
-          <w:i w:val="0"/>
-          <w:color w:val="B91C1C"/>
-          <w:sz w:val="21"/>
-        </w:rPr>
-        <w:t>B1-127</w:t>
-      </w:r>
-      <w:r>
-        <w:rPr>
-          <w:rFonts w:ascii="微軟正黑體" w:hAnsi="微軟正黑體" w:eastAsia="微軟正黑體"/>
-          <w:b w:val="0"/>
-          <w:i w:val="0"/>
-          <w:color w:val="2D3748"/>
-          <w:sz w:val="21"/>
-        </w:rPr>
-        <w:t xml:space="preserve"> 是否為「固定專用免抽籤」，且機械車位機電馬達、鏈條、油壓缸若在交屋前已損壞或社區即將集資大修，費用不得轉嫁給買方。</w:t>
-      </w:r>
-    </w:p>
-    <w:p>
-      <w:pPr>
-        <w:spacing w:before="40" w:after="60"/>
-        <w:ind w:left="288"/>
-      </w:pPr>
-      <w:r>
-        <w:rPr>
-          <w:rFonts w:ascii="微軟正黑體" w:hAnsi="微軟正黑體" w:eastAsia="微軟正黑體"/>
-          <w:b/>
-          <w:i w:val="0"/>
-          <w:color w:val="1E40AF"/>
-          <w:sz w:val="21"/>
-        </w:rPr>
-        <w:t xml:space="preserve">• </w:t>
-      </w:r>
-      <w:r>
-        <w:rPr>
-          <w:rFonts w:ascii="微軟正黑體" w:hAnsi="微軟正黑體" w:eastAsia="微軟正黑體"/>
-          <w:b/>
-          <w:i w:val="0"/>
-          <w:color w:val="0F172A"/>
-          <w:sz w:val="21"/>
-        </w:rPr>
-        <w:t>✍️ 必寫合約條文</w:t>
-      </w:r>
-      <w:r>
-        <w:rPr>
-          <w:rFonts w:ascii="微軟正黑體" w:hAnsi="微軟正黑體" w:eastAsia="微軟正黑體"/>
-          <w:b w:val="0"/>
-          <w:i w:val="0"/>
-          <w:color w:val="2D3748"/>
-          <w:sz w:val="21"/>
-        </w:rPr>
-        <w:t>：</w:t>
-      </w:r>
-    </w:p>
-    <w:tbl>
-      <w:tblPr>
-        <w:tblW w:type="auto" w:w="0"/>
-        <w:jc w:val="center"/>
-        <w:tblLook w:firstColumn="1" w:firstRow="1" w:lastColumn="0" w:lastRow="0" w:noHBand="0" w:noVBand="1" w:val="04A0"/>
-      </w:tblPr>
-      <w:tblGrid>
-        <w:gridCol w:w="9936"/>
-      </w:tblGrid>
-      <w:tr>
-        <w:tc>
-          <w:tcPr>
-            <w:tcW w:type="dxa" w:w="9936"/>
-            <w:shd w:fill="F8FAFC"/>
-            <w:tcBorders>
-              <w:top w:val="none"/>
-              <w:left w:val="single" w:sz="24" w:space="0" w:color="1E40AF"/>
-              <w:bottom w:val="none"/>
-              <w:right w:val="none"/>
-            </w:tcBorders>
-            <w:tcMar>
-              <w:top w:w="140" w:type="dxa"/>
-              <w:bottom w:w="140" w:type="dxa"/>
-              <w:left w:w="200" w:type="dxa"/>
-              <w:right w:w="200" w:type="dxa"/>
-            </w:tcMar>
-          </w:tcPr>
-          <w:p>
-            <w:pPr>
-              <w:spacing w:after="80"/>
-            </w:pPr>
-            <w:r>
-              <w:rPr>
-                <w:rFonts w:ascii="微軟正黑體" w:hAnsi="微軟正黑體" w:eastAsia="微軟正黑體"/>
-                <w:b/>
-                <w:i w:val="0"/>
-                <w:color w:val="0F172A"/>
-                <w:sz w:val="21"/>
-              </w:rPr>
-              <w:t>「賣方保證本標的物附隨地下一層固定機械車位乙位（車位編號：B1-127，限長4.6m×寬2.0m×高2.0m、限重1,500kg），具永久固定專用使用權（無須參與每年重抽），並應於交屋時移交管委會核發之車位分管使用權證明文件、車道遙控器及車位操作鑰匙。交屋前賣方應會同買方實地測試該機械車位升降、橫移及安全感應機電設備運作完全正常無故障；凡交屋日前管委會已決議或已發生之機械車位修繕費、保養費、保險費或車位設備更新分攤款，概由賣方全額負責結清。」</w:t>
-            </w:r>
-          </w:p>
-        </w:tc>
-      </w:tr>
-    </w:tbl>
-    <w:p>
-      <w:pPr>
-        <w:spacing w:before="0" w:after="80"/>
-      </w:pPr>
-    </w:p>
-    <w:p>
-      <w:pPr>
-        <w:spacing w:before="200" w:after="80"/>
-      </w:pPr>
-      <w:r>
-        <w:rPr>
-          <w:rFonts w:ascii="微軟正黑體" w:hAnsi="微軟正黑體" w:eastAsia="微軟正黑體"/>
-          <w:b/>
-          <w:i w:val="0"/>
-          <w:color w:val="B45309"/>
-          <w:sz w:val="23"/>
-        </w:rPr>
-        <w:t>🛡️ 防坑特約 5：【前後陽台加窗（二次施工違建）現況交付與查報罰鍰切割條款】</w:t>
-      </w:r>
-    </w:p>
-    <w:p>
-      <w:pPr>
-        <w:spacing w:before="40" w:after="60"/>
-        <w:ind w:left="288"/>
-      </w:pPr>
-      <w:r>
-        <w:rPr>
-          <w:rFonts w:ascii="微軟正黑體" w:hAnsi="微軟正黑體" w:eastAsia="微軟正黑體"/>
-          <w:b/>
-          <w:i w:val="0"/>
-          <w:color w:val="1E40AF"/>
-          <w:sz w:val="21"/>
-        </w:rPr>
-        <w:t xml:space="preserve">• </w:t>
-      </w:r>
-      <w:r>
-        <w:rPr>
-          <w:rFonts w:ascii="微軟正黑體" w:hAnsi="微軟正黑體" w:eastAsia="微軟正黑體"/>
-          <w:b/>
-          <w:i w:val="0"/>
-          <w:color w:val="0F172A"/>
-          <w:sz w:val="21"/>
-        </w:rPr>
-        <w:t>⚠️ 潛在致命風險</w:t>
-      </w:r>
-      <w:r>
-        <w:rPr>
-          <w:rFonts w:ascii="微軟正黑體" w:hAnsi="微軟正黑體" w:eastAsia="微軟正黑體"/>
-          <w:b w:val="0"/>
-          <w:i w:val="0"/>
-          <w:color w:val="2D3748"/>
-          <w:sz w:val="21"/>
-        </w:rPr>
-        <w:t>：</w:t>
-      </w:r>
-    </w:p>
-    <w:p>
-      <w:pPr>
-        <w:spacing w:before="40" w:after="60"/>
-        <w:ind w:left="288"/>
-      </w:pPr>
-      <w:r>
-        <w:rPr>
-          <w:rFonts w:ascii="微軟正黑體" w:hAnsi="微軟正黑體" w:eastAsia="微軟正黑體"/>
-          <w:b/>
-          <w:i w:val="0"/>
-          <w:color w:val="1E40AF"/>
-          <w:sz w:val="21"/>
-        </w:rPr>
-        <w:t xml:space="preserve">• </w:t>
-      </w:r>
-      <w:r>
-        <w:rPr>
-          <w:rFonts w:ascii="微軟正黑體" w:hAnsi="微軟正黑體" w:eastAsia="微軟正黑體"/>
-          <w:b w:val="0"/>
-          <w:i w:val="0"/>
-          <w:color w:val="2D3748"/>
-          <w:sz w:val="21"/>
-        </w:rPr>
-        <w:t>本戶前後共有兩處「陽台加窗」，在建管法規上屬於二次施工增建（違建），必須確認從未被查報或遭鄰居檢舉。</w:t>
-      </w:r>
-    </w:p>
-    <w:p>
-      <w:pPr>
-        <w:spacing w:before="40" w:after="60"/>
-        <w:ind w:left="288"/>
-      </w:pPr>
-      <w:r>
-        <w:rPr>
-          <w:rFonts w:ascii="微軟正黑體" w:hAnsi="微軟正黑體" w:eastAsia="微軟正黑體"/>
-          <w:b/>
-          <w:i w:val="0"/>
-          <w:color w:val="1E40AF"/>
-          <w:sz w:val="21"/>
-        </w:rPr>
-        <w:t xml:space="preserve">• </w:t>
-      </w:r>
-      <w:r>
-        <w:rPr>
-          <w:rFonts w:ascii="微軟正黑體" w:hAnsi="微軟正黑體" w:eastAsia="微軟正黑體"/>
-          <w:b/>
-          <w:i w:val="0"/>
-          <w:color w:val="0F172A"/>
-          <w:sz w:val="21"/>
-        </w:rPr>
-        <w:t>✍️ 必寫合約條文</w:t>
-      </w:r>
-      <w:r>
-        <w:rPr>
-          <w:rFonts w:ascii="微軟正黑體" w:hAnsi="微軟正黑體" w:eastAsia="微軟正黑體"/>
-          <w:b w:val="0"/>
-          <w:i w:val="0"/>
-          <w:color w:val="2D3748"/>
-          <w:sz w:val="21"/>
-        </w:rPr>
-        <w:t>：</w:t>
-      </w:r>
-    </w:p>
-    <w:tbl>
-      <w:tblPr>
-        <w:tblW w:type="auto" w:w="0"/>
-        <w:jc w:val="center"/>
-        <w:tblLook w:firstColumn="1" w:firstRow="1" w:lastColumn="0" w:lastRow="0" w:noHBand="0" w:noVBand="1" w:val="04A0"/>
-      </w:tblPr>
-      <w:tblGrid>
-        <w:gridCol w:w="9936"/>
-      </w:tblGrid>
-      <w:tr>
-        <w:tc>
-          <w:tcPr>
-            <w:tcW w:type="dxa" w:w="9936"/>
-            <w:shd w:fill="F8FAFC"/>
-            <w:tcBorders>
-              <w:top w:val="none"/>
-              <w:left w:val="single" w:sz="24" w:space="0" w:color="1E40AF"/>
-              <w:bottom w:val="none"/>
-              <w:right w:val="none"/>
-            </w:tcBorders>
-            <w:tcMar>
-              <w:top w:w="140" w:type="dxa"/>
-              <w:bottom w:w="140" w:type="dxa"/>
-              <w:left w:w="200" w:type="dxa"/>
-              <w:right w:w="200" w:type="dxa"/>
-            </w:tcMar>
-          </w:tcPr>
-          <w:p>
-            <w:pPr>
-              <w:spacing w:after="80"/>
-            </w:pPr>
-            <w:r>
-              <w:rPr>
-                <w:rFonts w:ascii="微軟正黑體" w:hAnsi="微軟正黑體" w:eastAsia="微軟正黑體"/>
-                <w:b/>
-                <w:i w:val="0"/>
-                <w:color w:val="0F172A"/>
-                <w:sz w:val="21"/>
-              </w:rPr>
-              <w:t>「本標的物前後陽台加窗部分屬既存二次施工增建，賣方保證於產權持有期間及交屋前，從未接獲主管機關查報拆除通知、行政罰鍰，亦未曾遭社區管委會或鄰居檢舉要求回復原狀。若於交屋前已發生查報、列管拆除、檢舉或裁罰紀錄者，概由賣方負責處理並負擔一切拆除回復費用及折價賠償責任。」</w:t>
-            </w:r>
-          </w:p>
-        </w:tc>
-      </w:tr>
-    </w:tbl>
-    <w:p>
-      <w:pPr>
-        <w:spacing w:before="0" w:after="80"/>
-      </w:pPr>
-    </w:p>
-    <w:p>
-      <w:pPr>
-        <w:spacing w:before="200" w:after="80"/>
-      </w:pPr>
-      <w:r>
-        <w:rPr>
-          <w:rFonts w:ascii="微軟正黑體" w:hAnsi="微軟正黑體" w:eastAsia="微軟正黑體"/>
-          <w:b/>
-          <w:i w:val="0"/>
-          <w:color w:val="B45309"/>
-          <w:sz w:val="23"/>
-        </w:rPr>
-        <w:t>🛡️ 防坑特約 6：【調閱社區規約、區權會紀錄、機車位抽籤規則與大樓集資工程款切割條款】</w:t>
-      </w:r>
-    </w:p>
-    <w:p>
-      <w:pPr>
-        <w:spacing w:before="40" w:after="60"/>
-        <w:ind w:left="288"/>
-      </w:pPr>
-      <w:r>
-        <w:rPr>
-          <w:rFonts w:ascii="微軟正黑體" w:hAnsi="微軟正黑體" w:eastAsia="微軟正黑體"/>
-          <w:b/>
-          <w:i w:val="0"/>
-          <w:color w:val="1E40AF"/>
-          <w:sz w:val="21"/>
-        </w:rPr>
-        <w:t xml:space="preserve">• </w:t>
-      </w:r>
-      <w:r>
-        <w:rPr>
-          <w:rFonts w:ascii="微軟正黑體" w:hAnsi="微軟正黑體" w:eastAsia="微軟正黑體"/>
-          <w:b/>
-          <w:i w:val="0"/>
-          <w:color w:val="0F172A"/>
-          <w:sz w:val="21"/>
-        </w:rPr>
-        <w:t>⚠️ 潛在致命風險</w:t>
-      </w:r>
-      <w:r>
-        <w:rPr>
-          <w:rFonts w:ascii="微軟正黑體" w:hAnsi="微軟正黑體" w:eastAsia="微軟正黑體"/>
-          <w:b w:val="0"/>
-          <w:i w:val="0"/>
-          <w:color w:val="2D3748"/>
-          <w:sz w:val="21"/>
-        </w:rPr>
-        <w:t>：</w:t>
-      </w:r>
-    </w:p>
-    <w:p>
-      <w:pPr>
-        <w:spacing w:before="40" w:after="60"/>
-        <w:ind w:left="288"/>
-      </w:pPr>
-      <w:r>
-        <w:rPr>
-          <w:rFonts w:ascii="微軟正黑體" w:hAnsi="微軟正黑體" w:eastAsia="微軟正黑體"/>
-          <w:b/>
-          <w:i w:val="0"/>
-          <w:color w:val="1E40AF"/>
-          <w:sz w:val="21"/>
-        </w:rPr>
-        <w:t xml:space="preserve">• </w:t>
-      </w:r>
-      <w:r>
-        <w:rPr>
-          <w:rFonts w:ascii="微軟正黑體" w:hAnsi="微軟正黑體" w:eastAsia="微軟正黑體"/>
-          <w:b w:val="0"/>
-          <w:i w:val="0"/>
-          <w:color w:val="2D3748"/>
-          <w:sz w:val="21"/>
-        </w:rPr>
-        <w:t>35 年老社區（250 戶）隨時可能有「電梯汰換更新」、「外牆磁磚修繕」、「消防安檢改善」等大額工程攤提；且您看屋筆記特別提到「地下室機車位不好抽、位少」，簽約前必須看清規約與財報。</w:t>
-      </w:r>
-    </w:p>
-    <w:p>
-      <w:pPr>
-        <w:spacing w:before="40" w:after="60"/>
-        <w:ind w:left="288"/>
-      </w:pPr>
-      <w:r>
-        <w:rPr>
-          <w:rFonts w:ascii="微軟正黑體" w:hAnsi="微軟正黑體" w:eastAsia="微軟正黑體"/>
-          <w:b/>
-          <w:i w:val="0"/>
-          <w:color w:val="1E40AF"/>
-          <w:sz w:val="21"/>
-        </w:rPr>
-        <w:t xml:space="preserve">• </w:t>
-      </w:r>
-      <w:r>
-        <w:rPr>
-          <w:rFonts w:ascii="微軟正黑體" w:hAnsi="微軟正黑體" w:eastAsia="微軟正黑體"/>
-          <w:b/>
-          <w:i w:val="0"/>
-          <w:color w:val="0F172A"/>
-          <w:sz w:val="21"/>
-        </w:rPr>
-        <w:t>✍️ 必寫合約條文</w:t>
-      </w:r>
-      <w:r>
-        <w:rPr>
-          <w:rFonts w:ascii="微軟正黑體" w:hAnsi="微軟正黑體" w:eastAsia="微軟正黑體"/>
-          <w:b w:val="0"/>
-          <w:i w:val="0"/>
-          <w:color w:val="2D3748"/>
-          <w:sz w:val="21"/>
-        </w:rPr>
-        <w:t>：</w:t>
-      </w:r>
-    </w:p>
-    <w:tbl>
-      <w:tblPr>
-        <w:tblW w:type="auto" w:w="0"/>
-        <w:jc w:val="center"/>
-        <w:tblLook w:firstColumn="1" w:firstRow="1" w:lastColumn="0" w:lastRow="0" w:noHBand="0" w:noVBand="1" w:val="04A0"/>
-      </w:tblPr>
-      <w:tblGrid>
-        <w:gridCol w:w="9936"/>
-      </w:tblGrid>
-      <w:tr>
-        <w:tc>
-          <w:tcPr>
-            <w:tcW w:type="dxa" w:w="9936"/>
-            <w:shd w:fill="F8FAFC"/>
-            <w:tcBorders>
-              <w:top w:val="none"/>
-              <w:left w:val="single" w:sz="24" w:space="0" w:color="1E40AF"/>
-              <w:bottom w:val="none"/>
-              <w:right w:val="none"/>
-            </w:tcBorders>
-            <w:tcMar>
-              <w:top w:w="140" w:type="dxa"/>
-              <w:bottom w:w="140" w:type="dxa"/>
-              <w:left w:w="200" w:type="dxa"/>
-              <w:right w:w="200" w:type="dxa"/>
-            </w:tcMar>
-          </w:tcPr>
-          <w:p>
-            <w:pPr>
-              <w:spacing w:after="80"/>
-            </w:pPr>
-            <w:r>
-              <w:rPr>
-                <w:rFonts w:ascii="微軟正黑體" w:hAnsi="微軟正黑體" w:eastAsia="微軟正黑體"/>
-                <w:b/>
-                <w:i w:val="0"/>
-                <w:color w:val="0F172A"/>
-                <w:sz w:val="21"/>
-              </w:rPr>
-              <w:t>「仲介方應於簽約前提供本社區最近一期區分所有權人會議紀錄、管委會最新財務收支報表（公共基金餘額）及住戶規約完整版予買方審閱（含確認地下室機車位申請與抽籤辦法）。凡於交屋日前，社區區分所有權人會議或管委會已決議通過之公共工程專案集資款、電梯更新分攤費、外牆修繕費、消防改善費或原住戶積欠之管理費、水電瓦斯費，不論實際收費日是否在交屋後，概由賣方全額負擔並於交屋尾款中直接扣抵。」</w:t>
-            </w:r>
-          </w:p>
-        </w:tc>
-      </w:tr>
-    </w:tbl>
-    <w:p>
-      <w:pPr>
-        <w:spacing w:before="0" w:after="80"/>
-      </w:pPr>
-    </w:p>
-    <w:p>
-      <w:pPr>
-        <w:spacing w:before="200" w:after="80"/>
-      </w:pPr>
-      <w:r>
-        <w:rPr>
-          <w:rFonts w:ascii="微軟正黑體" w:hAnsi="微軟正黑體" w:eastAsia="微軟正黑體"/>
-          <w:b/>
-          <w:i w:val="0"/>
-          <w:color w:val="B45309"/>
-          <w:sz w:val="23"/>
-        </w:rPr>
-        <w:t>🛡️ 防坑特約 7：【全額價金履約保證（價金信託）與產權乾淨塗銷、空屋淨空點交條款】</w:t>
-      </w:r>
-    </w:p>
-    <w:p>
-      <w:pPr>
-        <w:spacing w:before="40" w:after="60"/>
-        <w:ind w:left="288"/>
-      </w:pPr>
-      <w:r>
-        <w:rPr>
-          <w:rFonts w:ascii="微軟正黑體" w:hAnsi="微軟正黑體" w:eastAsia="微軟正黑體"/>
-          <w:b/>
-          <w:i w:val="0"/>
-          <w:color w:val="1E40AF"/>
-          <w:sz w:val="21"/>
-        </w:rPr>
-        <w:t xml:space="preserve">• </w:t>
-      </w:r>
-      <w:r>
-        <w:rPr>
-          <w:rFonts w:ascii="微軟正黑體" w:hAnsi="微軟正黑體" w:eastAsia="微軟正黑體"/>
-          <w:b/>
-          <w:i w:val="0"/>
-          <w:color w:val="0F172A"/>
-          <w:sz w:val="21"/>
-        </w:rPr>
-        <w:t>⚠️ 潛在致命風險</w:t>
-      </w:r>
-      <w:r>
-        <w:rPr>
-          <w:rFonts w:ascii="微軟正黑體" w:hAnsi="微軟正黑體" w:eastAsia="微軟正黑體"/>
-          <w:b w:val="0"/>
-          <w:i w:val="0"/>
-          <w:color w:val="2D3748"/>
-          <w:sz w:val="21"/>
-        </w:rPr>
-        <w:t>：</w:t>
-      </w:r>
-    </w:p>
-    <w:p>
-      <w:pPr>
-        <w:spacing w:before="40" w:after="60"/>
-        <w:ind w:left="288"/>
-      </w:pPr>
-      <w:r>
-        <w:rPr>
-          <w:rFonts w:ascii="微軟正黑體" w:hAnsi="微軟正黑體" w:eastAsia="微軟正黑體"/>
-          <w:b/>
-          <w:i w:val="0"/>
-          <w:color w:val="1E40AF"/>
-          <w:sz w:val="21"/>
-        </w:rPr>
-        <w:t xml:space="preserve">• </w:t>
-      </w:r>
-      <w:r>
-        <w:rPr>
-          <w:rFonts w:ascii="微軟正黑體" w:hAnsi="微軟正黑體" w:eastAsia="微軟正黑體"/>
-          <w:b w:val="0"/>
-          <w:i w:val="0"/>
-          <w:color w:val="2D3748"/>
-          <w:sz w:val="21"/>
-        </w:rPr>
-        <w:t>確保買方支付的所有款項安全鎖在履保專戶，且賣方交屋時將屋內老舊大型垃圾、廢棄家具全數清空（免去買方多花 2～3 萬元清運費）。</w:t>
-      </w:r>
-    </w:p>
-    <w:p>
-      <w:pPr>
-        <w:spacing w:before="40" w:after="60"/>
-        <w:ind w:left="288"/>
-      </w:pPr>
-      <w:r>
-        <w:rPr>
-          <w:rFonts w:ascii="微軟正黑體" w:hAnsi="微軟正黑體" w:eastAsia="微軟正黑體"/>
-          <w:b/>
-          <w:i w:val="0"/>
-          <w:color w:val="1E40AF"/>
-          <w:sz w:val="21"/>
-        </w:rPr>
-        <w:t xml:space="preserve">• </w:t>
-      </w:r>
-      <w:r>
-        <w:rPr>
-          <w:rFonts w:ascii="微軟正黑體" w:hAnsi="微軟正黑體" w:eastAsia="微軟正黑體"/>
-          <w:b/>
-          <w:i w:val="0"/>
-          <w:color w:val="0F172A"/>
-          <w:sz w:val="21"/>
-        </w:rPr>
-        <w:t>✍️ 必寫合約條文</w:t>
-      </w:r>
-      <w:r>
-        <w:rPr>
-          <w:rFonts w:ascii="微軟正黑體" w:hAnsi="微軟正黑體" w:eastAsia="微軟正黑體"/>
-          <w:b w:val="0"/>
-          <w:i w:val="0"/>
-          <w:color w:val="2D3748"/>
-          <w:sz w:val="21"/>
-        </w:rPr>
-        <w:t>：</w:t>
-      </w:r>
-    </w:p>
-    <w:tbl>
-      <w:tblPr>
-        <w:tblW w:type="auto" w:w="0"/>
-        <w:jc w:val="center"/>
-        <w:tblLook w:firstColumn="1" w:firstRow="1" w:lastColumn="0" w:lastRow="0" w:noHBand="0" w:noVBand="1" w:val="04A0"/>
-      </w:tblPr>
-      <w:tblGrid>
-        <w:gridCol w:w="9936"/>
-      </w:tblGrid>
-      <w:tr>
-        <w:tc>
-          <w:tcPr>
-            <w:tcW w:type="dxa" w:w="9936"/>
-            <w:shd w:fill="F8FAFC"/>
-            <w:tcBorders>
-              <w:top w:val="none"/>
-              <w:left w:val="single" w:sz="24" w:space="0" w:color="1E40AF"/>
-              <w:bottom w:val="none"/>
-              <w:right w:val="none"/>
-            </w:tcBorders>
-            <w:tcMar>
-              <w:top w:w="140" w:type="dxa"/>
-              <w:bottom w:w="140" w:type="dxa"/>
-              <w:left w:w="200" w:type="dxa"/>
-              <w:right w:w="200" w:type="dxa"/>
-            </w:tcMar>
-          </w:tcPr>
-          <w:p>
-            <w:pPr>
-              <w:spacing w:after="80"/>
-            </w:pPr>
-            <w:r>
-              <w:rPr>
-                <w:rFonts w:ascii="微軟正黑體" w:hAnsi="微軟正黑體" w:eastAsia="微軟正黑體"/>
-                <w:b/>
-                <w:i w:val="0"/>
-                <w:color w:val="0F172A"/>
-                <w:sz w:val="21"/>
-              </w:rPr>
-              <w:t>「本買賣價金全程辦理成屋履約保證（銀行價金信託專戶），除依約清償本標的物原設定之第一順位金融機構抵押權外，賣方不得於產權移轉及點交完成前動支專戶內任何款項。賣方保證本標的物產權清楚，無任何私人借貸抵押、假扣押、查封、租賃關係、借名登記或第三人主張權利之情事，並應於交屋前自費清空全室私人家具、雜物與廢棄物（雙方於契約附件勾選合意留存之固定設備除外），以空屋清潔狀態點交予買方。」</w:t>
-            </w:r>
-          </w:p>
-        </w:tc>
-      </w:tr>
-    </w:tbl>
-    <w:p>
-      <w:pPr>
-        <w:spacing w:before="0" w:after="80"/>
-      </w:pPr>
-    </w:p>
-    <w:p>
-      <w:pPr>
-        <w:spacing w:before="200" w:after="80"/>
-      </w:pPr>
-      <w:r>
-        <w:rPr>
-          <w:rFonts w:ascii="微軟正黑體" w:hAnsi="微軟正黑體" w:eastAsia="微軟正黑體"/>
-          <w:b/>
-          <w:i w:val="0"/>
-          <w:color w:val="B45309"/>
-          <w:sz w:val="23"/>
-        </w:rPr>
-        <w:t>🛡️ 防坑特約 8：【非自然身故（凶宅）與重大嫌惡事件終身無條件解約條款】</w:t>
-      </w:r>
-    </w:p>
-    <w:p>
-      <w:pPr>
-        <w:spacing w:before="40" w:after="60"/>
-        <w:ind w:left="288"/>
-      </w:pPr>
-      <w:r>
-        <w:rPr>
-          <w:rFonts w:ascii="微軟正黑體" w:hAnsi="微軟正黑體" w:eastAsia="微軟正黑體"/>
-          <w:b/>
-          <w:i w:val="0"/>
-          <w:color w:val="1E40AF"/>
-          <w:sz w:val="21"/>
-        </w:rPr>
-        <w:t xml:space="preserve">• </w:t>
-      </w:r>
-      <w:r>
-        <w:rPr>
-          <w:rFonts w:ascii="微軟正黑體" w:hAnsi="微軟正黑體" w:eastAsia="微軟正黑體"/>
-          <w:b/>
-          <w:i w:val="0"/>
-          <w:color w:val="0F172A"/>
-          <w:sz w:val="21"/>
-        </w:rPr>
-        <w:t>⚠️ 潛在致命風險</w:t>
-      </w:r>
-      <w:r>
-        <w:rPr>
-          <w:rFonts w:ascii="微軟正黑體" w:hAnsi="微軟正黑體" w:eastAsia="微軟正黑體"/>
-          <w:b w:val="0"/>
-          <w:i w:val="0"/>
-          <w:color w:val="2D3748"/>
-          <w:sz w:val="21"/>
-        </w:rPr>
-        <w:t>：</w:t>
-      </w:r>
-    </w:p>
-    <w:p>
-      <w:pPr>
-        <w:spacing w:before="40" w:after="60"/>
-        <w:ind w:left="288"/>
-      </w:pPr>
-      <w:r>
-        <w:rPr>
-          <w:rFonts w:ascii="微軟正黑體" w:hAnsi="微軟正黑體" w:eastAsia="微軟正黑體"/>
-          <w:b/>
-          <w:i w:val="0"/>
-          <w:color w:val="1E40AF"/>
-          <w:sz w:val="21"/>
-        </w:rPr>
-        <w:t xml:space="preserve">• </w:t>
-      </w:r>
-      <w:r>
-        <w:rPr>
-          <w:rFonts w:ascii="微軟正黑體" w:hAnsi="微軟正黑體" w:eastAsia="微軟正黑體"/>
-          <w:b w:val="0"/>
-          <w:i w:val="0"/>
-          <w:color w:val="2D3748"/>
-          <w:sz w:val="21"/>
-        </w:rPr>
-        <w:t>屋主雖於 107 年買入持有至今 8 年，但本建物自民國 80 年完工至今已近 35 年，必須連同「前手期間（80年～107年）」一併納入賣方保證範圍，防止賣方以「前手發生的事我不知道」推卸責任。</w:t>
-      </w:r>
-    </w:p>
-    <w:p>
-      <w:pPr>
-        <w:spacing w:before="40" w:after="60"/>
-        <w:ind w:left="288"/>
-      </w:pPr>
-      <w:r>
-        <w:rPr>
-          <w:rFonts w:ascii="微軟正黑體" w:hAnsi="微軟正黑體" w:eastAsia="微軟正黑體"/>
-          <w:b/>
-          <w:i w:val="0"/>
-          <w:color w:val="1E40AF"/>
-          <w:sz w:val="21"/>
-        </w:rPr>
-        <w:t xml:space="preserve">• </w:t>
-      </w:r>
-      <w:r>
-        <w:rPr>
-          <w:rFonts w:ascii="微軟正黑體" w:hAnsi="微軟正黑體" w:eastAsia="微軟正黑體"/>
-          <w:b/>
-          <w:i w:val="0"/>
-          <w:color w:val="0F172A"/>
-          <w:sz w:val="21"/>
-        </w:rPr>
-        <w:t>✍️ 必寫合約條文</w:t>
-      </w:r>
-      <w:r>
-        <w:rPr>
-          <w:rFonts w:ascii="微軟正黑體" w:hAnsi="微軟正黑體" w:eastAsia="微軟正黑體"/>
-          <w:b w:val="0"/>
-          <w:i w:val="0"/>
-          <w:color w:val="2D3748"/>
-          <w:sz w:val="21"/>
-        </w:rPr>
-        <w:t>：</w:t>
-      </w:r>
-    </w:p>
-    <w:tbl>
-      <w:tblPr>
-        <w:tblW w:type="auto" w:w="0"/>
-        <w:jc w:val="center"/>
-        <w:tblLook w:firstColumn="1" w:firstRow="1" w:lastColumn="0" w:lastRow="0" w:noHBand="0" w:noVBand="1" w:val="04A0"/>
-      </w:tblPr>
-      <w:tblGrid>
-        <w:gridCol w:w="9936"/>
-      </w:tblGrid>
-      <w:tr>
-        <w:tc>
-          <w:tcPr>
-            <w:tcW w:type="dxa" w:w="9936"/>
-            <w:shd w:fill="F8FAFC"/>
-            <w:tcBorders>
-              <w:top w:val="none"/>
-              <w:left w:val="single" w:sz="24" w:space="0" w:color="1E40AF"/>
-              <w:bottom w:val="none"/>
-              <w:right w:val="none"/>
-            </w:tcBorders>
-            <w:tcMar>
-              <w:top w:w="140" w:type="dxa"/>
-              <w:bottom w:w="140" w:type="dxa"/>
-              <w:left w:w="200" w:type="dxa"/>
-              <w:right w:w="200" w:type="dxa"/>
-            </w:tcMar>
-          </w:tcPr>
-          <w:p>
-            <w:pPr>
-              <w:spacing w:after="80"/>
-            </w:pPr>
-            <w:r>
-              <w:rPr>
-                <w:rFonts w:ascii="微軟正黑體" w:hAnsi="微軟正黑體" w:eastAsia="微軟正黑體"/>
-                <w:b/>
-                <w:i w:val="0"/>
-                <w:color w:val="0F172A"/>
-                <w:sz w:val="21"/>
-              </w:rPr>
-              <w:t>「賣方保證本標的物專有部分於產權持有期間及歷任前手期間（自建物建築完成日起算），絕無發生兇殺、自殺、一氧化碳中毒、意外致死、陳屍或其他非自然身故之情事，亦無於本標的物內求死（如跳樓、服毒、自縊等）後送醫不治之情形。日後無論何時若經查證本標的物曾發生上述情事，買方得隨時無條件解除契約，賣方應於七日內全額退還買賣總價、買方已支出之稅費、仲介費與裝修費用，並加計法定遲延利息，賣方不得以不知情或係前手期間所發生為由主張免責。」</w:t>
-            </w:r>
-          </w:p>
-        </w:tc>
-      </w:tr>
-    </w:tbl>
-    <w:p>
-      <w:pPr>
-        <w:spacing w:before="0" w:after="80"/>
-      </w:pPr>
-    </w:p>
-    <w:p>
-      <w:pPr>
-        <w:spacing w:before="240" w:after="120"/>
-      </w:pPr>
-      <w:r>
-        <w:rPr>
-          <w:rFonts w:ascii="微軟正黑體" w:hAnsi="微軟正黑體" w:eastAsia="微軟正黑體"/>
-          <w:b/>
-          <w:i w:val="0"/>
-          <w:color w:val="1E3A8A"/>
-          <w:sz w:val="27"/>
-        </w:rPr>
-        <w:t>📌 買方下斡旋當天的「3 步驟行動檢核表」</w:t>
-      </w:r>
-    </w:p>
-    <w:tbl>
-      <w:tblPr>
-        <w:tblW w:type="auto" w:w="0"/>
-        <w:jc w:val="center"/>
-        <w:tblLook w:firstColumn="1" w:firstRow="1" w:lastColumn="0" w:lastRow="0" w:noHBand="0" w:noVBand="1" w:val="04A0"/>
-      </w:tblPr>
-      <w:tblGrid>
-        <w:gridCol w:w="3312"/>
-        <w:gridCol w:w="3312"/>
-        <w:gridCol w:w="3312"/>
-      </w:tblGrid>
-      <w:tr>
-        <w:tc>
-          <w:tcPr>
-            <w:tcW w:type="dxa" w:w="3312"/>
-            <w:tcBorders>
-              <w:top w:val="single" w:sz="4" w:space="0" w:color="CBD5E1"/>
-              <w:left w:val="single" w:sz="4" w:space="0" w:color="CBD5E1"/>
-              <w:bottom w:val="single" w:sz="4" w:space="0" w:color="CBD5E1"/>
-              <w:right w:val="single" w:sz="4" w:space="0" w:color="CBD5E1"/>
-            </w:tcBorders>
-            <w:tcMar>
-              <w:top w:w="100" w:type="dxa"/>
-              <w:bottom w:w="100" w:type="dxa"/>
-              <w:left w:w="120" w:type="dxa"/>
-              <w:right w:w="120" w:type="dxa"/>
-            </w:tcMar>
-            <w:shd w:fill="1E3A8A"/>
-          </w:tcPr>
-          <w:p>
-            <w:r>
-              <w:rPr>
-                <w:rFonts w:ascii="微軟正黑體" w:hAnsi="微軟正黑體" w:eastAsia="微軟正黑體"/>
-                <w:b/>
-                <w:i w:val="0"/>
-                <w:color w:val="FFFFFF"/>
-                <w:sz w:val="19"/>
-              </w:rPr>
-              <w:t>步驟</w:t>
-            </w:r>
-          </w:p>
-        </w:tc>
-        <w:tc>
-          <w:tcPr>
-            <w:tcW w:type="dxa" w:w="3312"/>
-            <w:tcBorders>
-              <w:top w:val="single" w:sz="4" w:space="0" w:color="CBD5E1"/>
-              <w:left w:val="single" w:sz="4" w:space="0" w:color="CBD5E1"/>
-              <w:bottom w:val="single" w:sz="4" w:space="0" w:color="CBD5E1"/>
-              <w:right w:val="single" w:sz="4" w:space="0" w:color="CBD5E1"/>
-            </w:tcBorders>
-            <w:tcMar>
-              <w:top w:w="100" w:type="dxa"/>
-              <w:bottom w:w="100" w:type="dxa"/>
-              <w:left w:w="120" w:type="dxa"/>
-              <w:right w:w="120" w:type="dxa"/>
-            </w:tcMar>
-            <w:shd w:fill="1E3A8A"/>
-          </w:tcPr>
-          <w:p>
-            <w:r>
-              <w:rPr>
-                <w:rFonts w:ascii="微軟正黑體" w:hAnsi="微軟正黑體" w:eastAsia="微軟正黑體"/>
-                <w:b/>
-                <w:i w:val="0"/>
-                <w:color w:val="FFFFFF"/>
-                <w:sz w:val="19"/>
-              </w:rPr>
-              <w:t>執行動作</w:t>
-            </w:r>
-          </w:p>
-        </w:tc>
-        <w:tc>
-          <w:tcPr>
-            <w:tcW w:type="dxa" w:w="3312"/>
-            <w:tcBorders>
-              <w:top w:val="single" w:sz="4" w:space="0" w:color="CBD5E1"/>
-              <w:left w:val="single" w:sz="4" w:space="0" w:color="CBD5E1"/>
-              <w:bottom w:val="single" w:sz="4" w:space="0" w:color="CBD5E1"/>
-              <w:right w:val="single" w:sz="4" w:space="0" w:color="CBD5E1"/>
-            </w:tcBorders>
-            <w:tcMar>
-              <w:top w:w="100" w:type="dxa"/>
-              <w:bottom w:w="100" w:type="dxa"/>
-              <w:left w:w="120" w:type="dxa"/>
-              <w:right w:w="120" w:type="dxa"/>
-            </w:tcMar>
-            <w:shd w:fill="1E3A8A"/>
-          </w:tcPr>
-          <w:p>
-            <w:r>
-              <w:rPr>
-                <w:rFonts w:ascii="微軟正黑體" w:hAnsi="微軟正黑體" w:eastAsia="微軟正黑體"/>
-                <w:b/>
-                <w:i w:val="0"/>
-                <w:color w:val="FFFFFF"/>
-                <w:sz w:val="19"/>
-              </w:rPr>
-              <w:t>關鍵檢查點</w:t>
-            </w:r>
-          </w:p>
-        </w:tc>
-      </w:tr>
-      <w:tr>
-        <w:tc>
-          <w:tcPr>
-            <w:tcW w:type="dxa" w:w="3312"/>
-            <w:tcBorders>
-              <w:top w:val="single" w:sz="4" w:space="0" w:color="CBD5E1"/>
-              <w:left w:val="single" w:sz="4" w:space="0" w:color="CBD5E1"/>
-              <w:bottom w:val="single" w:sz="4" w:space="0" w:color="CBD5E1"/>
-              <w:right w:val="single" w:sz="4" w:space="0" w:color="CBD5E1"/>
-            </w:tcBorders>
-            <w:tcMar>
-              <w:top w:w="100" w:type="dxa"/>
-              <w:bottom w:w="100" w:type="dxa"/>
-              <w:left w:w="120" w:type="dxa"/>
-              <w:right w:w="120" w:type="dxa"/>
-            </w:tcMar>
-          </w:tcPr>
-          <w:p>
-            <w:r>
-              <w:rPr>
-                <w:rFonts w:ascii="微軟正黑體" w:hAnsi="微軟正黑體" w:eastAsia="微軟正黑體"/>
-                <w:b/>
-                <w:i w:val="0"/>
-                <w:color w:val="0F172A"/>
-                <w:sz w:val="19"/>
-              </w:rPr>
-              <w:t>Step 1</w:t>
-            </w:r>
-          </w:p>
-        </w:tc>
-        <w:tc>
-          <w:tcPr>
-            <w:tcW w:type="dxa" w:w="3312"/>
-            <w:tcBorders>
-              <w:top w:val="single" w:sz="4" w:space="0" w:color="CBD5E1"/>
-              <w:left w:val="single" w:sz="4" w:space="0" w:color="CBD5E1"/>
-              <w:bottom w:val="single" w:sz="4" w:space="0" w:color="CBD5E1"/>
-              <w:right w:val="single" w:sz="4" w:space="0" w:color="CBD5E1"/>
-            </w:tcBorders>
-            <w:tcMar>
-              <w:top w:w="100" w:type="dxa"/>
-              <w:bottom w:w="100" w:type="dxa"/>
-              <w:left w:w="120" w:type="dxa"/>
-              <w:right w:w="120" w:type="dxa"/>
-            </w:tcMar>
-          </w:tcPr>
-          <w:p>
-            <w:r>
-              <w:rPr>
-                <w:rFonts w:ascii="微軟正黑體" w:hAnsi="微軟正黑體" w:eastAsia="微軟正黑體"/>
-                <w:b/>
-                <w:i w:val="0"/>
-                <w:color w:val="0F172A"/>
-                <w:sz w:val="19"/>
-              </w:rPr>
-              <w:t>出示本文件第一部分給永義周佩穎</w:t>
-            </w:r>
-          </w:p>
-        </w:tc>
-        <w:tc>
-          <w:tcPr>
-            <w:tcW w:type="dxa" w:w="3312"/>
-            <w:tcBorders>
-              <w:top w:val="single" w:sz="4" w:space="0" w:color="CBD5E1"/>
-              <w:left w:val="single" w:sz="4" w:space="0" w:color="CBD5E1"/>
-              <w:bottom w:val="single" w:sz="4" w:space="0" w:color="CBD5E1"/>
-              <w:right w:val="single" w:sz="4" w:space="0" w:color="CBD5E1"/>
-            </w:tcBorders>
-            <w:tcMar>
-              <w:top w:w="100" w:type="dxa"/>
-              <w:bottom w:w="100" w:type="dxa"/>
-              <w:left w:w="120" w:type="dxa"/>
-              <w:right w:w="120" w:type="dxa"/>
-            </w:tcMar>
-          </w:tcPr>
-          <w:p>
-            <w:r>
-              <w:rPr>
-                <w:rFonts w:ascii="微軟正黑體" w:hAnsi="微軟正黑體" w:eastAsia="微軟正黑體"/>
-                <w:b w:val="0"/>
-                <w:i w:val="0"/>
-                <w:color w:val="2D3748"/>
-                <w:sz w:val="19"/>
-              </w:rPr>
-              <w:t xml:space="preserve">明確告知：「佩穎，我知道屋主 107 年 6 月買 </w:t>
-            </w:r>
-            <w:r>
-              <w:rPr>
-                <w:rFonts w:ascii="微軟正黑體" w:hAnsi="微軟正黑體" w:eastAsia="微軟正黑體"/>
-                <w:b/>
-                <w:i w:val="0"/>
-                <w:color w:val="0F172A"/>
-                <w:sz w:val="19"/>
-              </w:rPr>
-              <w:t>670 萬（15.9萬/坪）</w:t>
-            </w:r>
-            <w:r>
-              <w:rPr>
-                <w:rFonts w:ascii="微軟正黑體" w:hAnsi="微軟正黑體" w:eastAsia="微軟正黑體"/>
-                <w:b w:val="0"/>
-                <w:i w:val="0"/>
-                <w:color w:val="2D3748"/>
-                <w:sz w:val="19"/>
-              </w:rPr>
-              <w:t xml:space="preserve">，我第一口出 </w:t>
-            </w:r>
-            <w:r>
-              <w:rPr>
-                <w:rFonts w:ascii="微軟正黑體" w:hAnsi="微軟正黑體" w:eastAsia="微軟正黑體"/>
-                <w:b/>
-                <w:i w:val="0"/>
-                <w:color w:val="0F172A"/>
-                <w:sz w:val="19"/>
-              </w:rPr>
-              <w:t>698 萬</w:t>
-            </w:r>
-            <w:r>
-              <w:rPr>
-                <w:rFonts w:ascii="微軟正黑體" w:hAnsi="微軟正黑體" w:eastAsia="微軟正黑體"/>
-                <w:b w:val="0"/>
-                <w:i w:val="0"/>
-                <w:color w:val="2D3748"/>
-                <w:sz w:val="19"/>
-              </w:rPr>
-              <w:t xml:space="preserve"> 已經比他買價高 28 萬，也是你們永義報表最低單價 20.6 萬打 8 折。這份 12 大理由逐字稿我幫妳整理好了，請妳跟店長拿去照著跟屋主溝通！」</w:t>
-            </w:r>
-          </w:p>
-        </w:tc>
-      </w:tr>
-      <w:tr>
-        <w:tc>
-          <w:tcPr>
-            <w:tcW w:type="dxa" w:w="3312"/>
-            <w:tcBorders>
-              <w:top w:val="single" w:sz="4" w:space="0" w:color="CBD5E1"/>
-              <w:left w:val="single" w:sz="4" w:space="0" w:color="CBD5E1"/>
-              <w:bottom w:val="single" w:sz="4" w:space="0" w:color="CBD5E1"/>
-              <w:right w:val="single" w:sz="4" w:space="0" w:color="CBD5E1"/>
-            </w:tcBorders>
-            <w:tcMar>
-              <w:top w:w="100" w:type="dxa"/>
-              <w:bottom w:w="100" w:type="dxa"/>
-              <w:left w:w="120" w:type="dxa"/>
-              <w:right w:w="120" w:type="dxa"/>
-            </w:tcMar>
-            <w:shd w:fill="F8FAFC"/>
-          </w:tcPr>
-          <w:p>
-            <w:r>
-              <w:rPr>
-                <w:rFonts w:ascii="微軟正黑體" w:hAnsi="微軟正黑體" w:eastAsia="微軟正黑體"/>
-                <w:b/>
-                <w:i w:val="0"/>
-                <w:color w:val="0F172A"/>
-                <w:sz w:val="19"/>
-              </w:rPr>
-              <w:t>Step 2</w:t>
-            </w:r>
-          </w:p>
-        </w:tc>
-        <w:tc>
-          <w:tcPr>
-            <w:tcW w:type="dxa" w:w="3312"/>
-            <w:tcBorders>
-              <w:top w:val="single" w:sz="4" w:space="0" w:color="CBD5E1"/>
-              <w:left w:val="single" w:sz="4" w:space="0" w:color="CBD5E1"/>
-              <w:bottom w:val="single" w:sz="4" w:space="0" w:color="CBD5E1"/>
-              <w:right w:val="single" w:sz="4" w:space="0" w:color="CBD5E1"/>
-            </w:tcBorders>
-            <w:tcMar>
-              <w:top w:w="100" w:type="dxa"/>
-              <w:bottom w:w="100" w:type="dxa"/>
-              <w:left w:w="120" w:type="dxa"/>
-              <w:right w:w="120" w:type="dxa"/>
-            </w:tcMar>
-            <w:shd w:fill="F8FAFC"/>
-          </w:tcPr>
-          <w:p>
-            <w:r>
-              <w:rPr>
-                <w:rFonts w:ascii="微軟正黑體" w:hAnsi="微軟正黑體" w:eastAsia="微軟正黑體"/>
-                <w:b/>
-                <w:i w:val="0"/>
-                <w:color w:val="0F172A"/>
-                <w:sz w:val="19"/>
-              </w:rPr>
-              <w:t>在《議價委託書（斡旋單）》寫入特約</w:t>
-            </w:r>
-          </w:p>
-        </w:tc>
-        <w:tc>
-          <w:tcPr>
-            <w:tcW w:type="dxa" w:w="3312"/>
-            <w:tcBorders>
-              <w:top w:val="single" w:sz="4" w:space="0" w:color="CBD5E1"/>
-              <w:left w:val="single" w:sz="4" w:space="0" w:color="CBD5E1"/>
-              <w:bottom w:val="single" w:sz="4" w:space="0" w:color="CBD5E1"/>
-              <w:right w:val="single" w:sz="4" w:space="0" w:color="CBD5E1"/>
-            </w:tcBorders>
-            <w:tcMar>
-              <w:top w:w="100" w:type="dxa"/>
-              <w:bottom w:w="100" w:type="dxa"/>
-              <w:left w:w="120" w:type="dxa"/>
-              <w:right w:w="120" w:type="dxa"/>
-            </w:tcMar>
-            <w:shd w:fill="F8FAFC"/>
-          </w:tcPr>
-          <w:p>
-            <w:r>
-              <w:rPr>
-                <w:rFonts w:ascii="微軟正黑體" w:hAnsi="微軟正黑體" w:eastAsia="微軟正黑體"/>
-                <w:b w:val="0"/>
-                <w:i w:val="0"/>
-                <w:color w:val="2D3748"/>
-                <w:sz w:val="19"/>
-              </w:rPr>
-              <w:t>簽斡旋單時，</w:t>
-            </w:r>
-            <w:r>
-              <w:rPr>
-                <w:rFonts w:ascii="微軟正黑體" w:hAnsi="微軟正黑體" w:eastAsia="微軟正黑體"/>
-                <w:b/>
-                <w:i w:val="0"/>
-                <w:color w:val="0F172A"/>
-                <w:sz w:val="19"/>
-              </w:rPr>
-              <w:t>當場在空白特約欄親手寫上（或請房仲填入）【防坑特約 1（貸款達 75% 且 25 年以上無條件解約）】、【防坑特約 2（無 921 列管證明）】與【防坑特約 3（1年漏水保固）】</w:t>
-            </w:r>
-            <w:r>
-              <w:rPr>
-                <w:rFonts w:ascii="微軟正黑體" w:hAnsi="微軟正黑體" w:eastAsia="微軟正黑體"/>
-                <w:b w:val="0"/>
-                <w:i w:val="0"/>
-                <w:color w:val="2D3748"/>
-                <w:sz w:val="19"/>
-              </w:rPr>
-              <w:t>，確認寫入後才交付斡旋金或本票！</w:t>
-            </w:r>
-          </w:p>
-        </w:tc>
-      </w:tr>
-      <w:tr>
-        <w:tc>
-          <w:tcPr>
-            <w:tcW w:type="dxa" w:w="3312"/>
-            <w:tcBorders>
-              <w:top w:val="single" w:sz="4" w:space="0" w:color="CBD5E1"/>
-              <w:left w:val="single" w:sz="4" w:space="0" w:color="CBD5E1"/>
-              <w:bottom w:val="single" w:sz="4" w:space="0" w:color="CBD5E1"/>
-              <w:right w:val="single" w:sz="4" w:space="0" w:color="CBD5E1"/>
-            </w:tcBorders>
-            <w:tcMar>
-              <w:top w:w="100" w:type="dxa"/>
-              <w:bottom w:w="100" w:type="dxa"/>
-              <w:left w:w="120" w:type="dxa"/>
-              <w:right w:w="120" w:type="dxa"/>
-            </w:tcMar>
-          </w:tcPr>
-          <w:p>
-            <w:r>
-              <w:rPr>
-                <w:rFonts w:ascii="微軟正黑體" w:hAnsi="微軟正黑體" w:eastAsia="微軟正黑體"/>
-                <w:b/>
-                <w:i w:val="0"/>
-                <w:color w:val="0F172A"/>
-                <w:sz w:val="19"/>
-              </w:rPr>
-              <w:t>Step 3</w:t>
-            </w:r>
-          </w:p>
-        </w:tc>
-        <w:tc>
-          <w:tcPr>
-            <w:tcW w:type="dxa" w:w="3312"/>
-            <w:tcBorders>
-              <w:top w:val="single" w:sz="4" w:space="0" w:color="CBD5E1"/>
-              <w:left w:val="single" w:sz="4" w:space="0" w:color="CBD5E1"/>
-              <w:bottom w:val="single" w:sz="4" w:space="0" w:color="CBD5E1"/>
-              <w:right w:val="single" w:sz="4" w:space="0" w:color="CBD5E1"/>
-            </w:tcBorders>
-            <w:tcMar>
-              <w:top w:w="100" w:type="dxa"/>
-              <w:bottom w:w="100" w:type="dxa"/>
-              <w:left w:w="120" w:type="dxa"/>
-              <w:right w:w="120" w:type="dxa"/>
-            </w:tcMar>
-          </w:tcPr>
-          <w:p>
-            <w:r>
-              <w:rPr>
-                <w:rFonts w:ascii="微軟正黑體" w:hAnsi="微軟正黑體" w:eastAsia="微軟正黑體"/>
-                <w:b/>
-                <w:i w:val="0"/>
-                <w:color w:val="0F172A"/>
-                <w:sz w:val="19"/>
-              </w:rPr>
-              <w:t>要求簽約前交付《不動產說明書》全本</w:t>
-            </w:r>
-          </w:p>
-        </w:tc>
-        <w:tc>
-          <w:tcPr>
-            <w:tcW w:type="dxa" w:w="3312"/>
-            <w:tcBorders>
-              <w:top w:val="single" w:sz="4" w:space="0" w:color="CBD5E1"/>
-              <w:left w:val="single" w:sz="4" w:space="0" w:color="CBD5E1"/>
-              <w:bottom w:val="single" w:sz="4" w:space="0" w:color="CBD5E1"/>
-              <w:right w:val="single" w:sz="4" w:space="0" w:color="CBD5E1"/>
-            </w:tcBorders>
-            <w:tcMar>
-              <w:top w:w="100" w:type="dxa"/>
-              <w:bottom w:w="100" w:type="dxa"/>
-              <w:left w:w="120" w:type="dxa"/>
-              <w:right w:w="120" w:type="dxa"/>
-            </w:tcMar>
-          </w:tcPr>
-          <w:p>
-            <w:r>
-              <w:rPr>
-                <w:rFonts w:ascii="微軟正黑體" w:hAnsi="微軟正黑體" w:eastAsia="微軟正黑體"/>
-                <w:b w:val="0"/>
-                <w:i w:val="0"/>
-                <w:color w:val="2D3748"/>
-                <w:sz w:val="19"/>
-              </w:rPr>
-              <w:t>要求佩穎在屋主同意價格、雙方正式簽立買賣契約前，必須先提供：</w:t>
-            </w:r>
-            <w:r>
-              <w:rPr>
-                <w:rFonts w:ascii="微軟正黑體" w:hAnsi="微軟正黑體" w:eastAsia="微軟正黑體"/>
-                <w:b/>
-                <w:i w:val="0"/>
-                <w:color w:val="0F172A"/>
-                <w:sz w:val="19"/>
-              </w:rPr>
-              <w:t>① 最新地政謄本（含建物與他項權利部）</w:t>
-            </w:r>
-            <w:r>
-              <w:rPr>
-                <w:rFonts w:ascii="微軟正黑體" w:hAnsi="微軟正黑體" w:eastAsia="微軟正黑體"/>
-                <w:b w:val="0"/>
-                <w:i w:val="0"/>
-                <w:color w:val="2D3748"/>
-                <w:sz w:val="19"/>
-              </w:rPr>
-              <w:t>、</w:t>
-            </w:r>
-            <w:r>
-              <w:rPr>
-                <w:rFonts w:ascii="微軟正黑體" w:hAnsi="微軟正黑體" w:eastAsia="微軟正黑體"/>
-                <w:b/>
-                <w:i w:val="0"/>
-                <w:color w:val="0F172A"/>
-                <w:sz w:val="19"/>
-              </w:rPr>
-              <w:t>② 台中市府 921 無列管查詢證明</w:t>
-            </w:r>
-            <w:r>
-              <w:rPr>
-                <w:rFonts w:ascii="微軟正黑體" w:hAnsi="微軟正黑體" w:eastAsia="微軟正黑體"/>
-                <w:b w:val="0"/>
-                <w:i w:val="0"/>
-                <w:color w:val="2D3748"/>
-                <w:sz w:val="19"/>
-              </w:rPr>
-              <w:t>、</w:t>
-            </w:r>
-            <w:r>
-              <w:rPr>
-                <w:rFonts w:ascii="微軟正黑體" w:hAnsi="微軟正黑體" w:eastAsia="微軟正黑體"/>
-                <w:b/>
-                <w:i w:val="0"/>
-                <w:color w:val="0F172A"/>
-                <w:sz w:val="19"/>
-              </w:rPr>
-              <w:t>③ 社區最新區權會紀錄與規約</w:t>
-            </w:r>
-            <w:r>
-              <w:rPr>
-                <w:rFonts w:ascii="微軟正黑體" w:hAnsi="微軟正黑體" w:eastAsia="微軟正黑體"/>
-                <w:b w:val="0"/>
-                <w:i w:val="0"/>
-                <w:color w:val="2D3748"/>
-                <w:sz w:val="19"/>
-              </w:rPr>
-              <w:t>、</w:t>
-            </w:r>
-            <w:r>
-              <w:rPr>
-                <w:rFonts w:ascii="微軟正黑體" w:hAnsi="微軟正黑體" w:eastAsia="微軟正黑體"/>
-                <w:b/>
-                <w:i w:val="0"/>
-                <w:color w:val="0F172A"/>
-                <w:sz w:val="19"/>
-              </w:rPr>
-              <w:t>④ `B1-127` 車位分管證明</w:t>
-            </w:r>
-            <w:r>
-              <w:rPr>
-                <w:rFonts w:ascii="微軟正黑體" w:hAnsi="微軟正黑體" w:eastAsia="微軟正黑體"/>
-                <w:b w:val="0"/>
-                <w:i w:val="0"/>
-                <w:color w:val="2D3748"/>
-                <w:sz w:val="19"/>
-              </w:rPr>
-              <w:t xml:space="preserve"> 供您審閱無誤後，才正式簽約！</w:t>
-            </w:r>
-          </w:p>
-        </w:tc>
-      </w:tr>
-    </w:tbl>
-    <w:p>
-      <w:pPr>
-        <w:spacing w:after="80"/>
+        <w:spacing w:before="80" w:after="80"/>
       </w:pPr>
     </w:p>
     <w:sectPr>
-      <w:headerReference w:type="default" r:id="rId9"/>
-      <w:footerReference w:type="default" r:id="rId10"/>
       <w:pgSz w:w="12240" w:h="15840"/>
-      <w:pgMar w:top="1080" w:right="1152" w:bottom="1080" w:left="1152" w:header="720" w:footer="720" w:gutter="0"/>
+      <w:pgMar w:top="1152" w:right="1152" w:bottom="1152" w:left="1152" w:header="720" w:footer="720" w:gutter="0"/>
       <w:cols w:space="720"/>
       <w:docGrid w:linePitch="360"/>
     </w:sectPr>
   </w:body>
 </w:document>
-</file>
-
-<file path=word/footer1.xml><?xml version="1.0" encoding="utf-8"?>
-<w:ftr xmlns:m="http://schemas.openxmlformats.org/officeDocument/2006/math" xmlns:mc="http://schemas.openxmlformats.org/markup-compatibility/2006" xmlns:mo="http://schemas.microsoft.com/office/mac/office/2008/main" xmlns:mv="urn:schemas-microsoft-com:mac:vml" xmlns:o="urn:schemas-microsoft-com:office:office" xmlns:r="http://schemas.openxmlformats.org/officeDocument/2006/relationships" xmlns:v="urn:schemas-microsoft-com:vml" xmlns:w10="urn:schemas-microsoft-com:office:word" xmlns:w14="http://schemas.microsoft.com/office/word/2010/wordml" xmlns:w="http://schemas.openxmlformats.org/wordprocessingml/2006/main" xmlns:wne="http://schemas.microsoft.com/office/word/2006/wordml" xmlns:wp14="http://schemas.microsoft.com/office/word/2010/wordprocessingDrawing" xmlns:wp="http://schemas.openxmlformats.org/drawingml/2006/wordprocessingDrawing" xmlns:wpc="http://schemas.microsoft.com/office/word/2010/wordprocessingCanvas" xmlns:wpg="http://schemas.microsoft.com/office/word/2010/wordprocessingGroup" xmlns:wpi="http://schemas.microsoft.com/office/word/2010/wordprocessingInk" xmlns:wps="http://schemas.microsoft.com/office/word/2010/wordprocessingShape" mc:Ignorable="w14 wp14">
-  <w:p>
-    <w:pPr>
-      <w:pStyle w:val="Footer"/>
-      <w:jc w:val="left"/>
-    </w:pPr>
-    <w:r>
-      <w:rPr>
-        <w:rFonts w:ascii="微軟正黑體" w:hAnsi="微軟正黑體" w:eastAsia="微軟正黑體"/>
-        <w:b w:val="0"/>
-        <w:i w:val="0"/>
-        <w:color w:val="94A3B8"/>
-        <w:sz w:val="17"/>
-      </w:rPr>
-      <w:t>長億南園 8 樓（德富路 390 號 8 樓之 1・YC1038914）買方專屬實戰文件</w:t>
-    </w:r>
-  </w:p>
-</w:ftr>
-</file>
-
-<file path=word/header1.xml><?xml version="1.0" encoding="utf-8"?>
-<w:hdr xmlns:m="http://schemas.openxmlformats.org/officeDocument/2006/math" xmlns:mc="http://schemas.openxmlformats.org/markup-compatibility/2006" xmlns:mo="http://schemas.microsoft.com/office/mac/office/2008/main" xmlns:mv="urn:schemas-microsoft-com:mac:vml" xmlns:o="urn:schemas-microsoft-com:office:office" xmlns:r="http://schemas.openxmlformats.org/officeDocument/2006/relationships" xmlns:v="urn:schemas-microsoft-com:vml" xmlns:w10="urn:schemas-microsoft-com:office:word" xmlns:w14="http://schemas.microsoft.com/office/word/2010/wordml" xmlns:w="http://schemas.openxmlformats.org/wordprocessingml/2006/main" xmlns:wne="http://schemas.microsoft.com/office/word/2006/wordml" xmlns:wp14="http://schemas.microsoft.com/office/word/2010/wordprocessingDrawing" xmlns:wp="http://schemas.openxmlformats.org/drawingml/2006/wordprocessingDrawing" xmlns:wpc="http://schemas.microsoft.com/office/word/2010/wordprocessingCanvas" xmlns:wpg="http://schemas.microsoft.com/office/word/2010/wordprocessingGroup" xmlns:wpi="http://schemas.microsoft.com/office/word/2010/wordprocessingInk" xmlns:wps="http://schemas.microsoft.com/office/word/2010/wordprocessingShape" mc:Ignorable="w14 wp14">
-  <w:p>
-    <w:pPr>
-      <w:pStyle w:val="Header"/>
-      <w:jc w:val="right"/>
-    </w:pPr>
-    <w:r>
-      <w:rPr>
-        <w:rFonts w:ascii="微軟正黑體" w:hAnsi="微軟正黑體" w:eastAsia="微軟正黑體"/>
-        <w:b w:val="0"/>
-        <w:i w:val="0"/>
-        <w:color w:val="94A3B8"/>
-        <w:sz w:val="17"/>
-      </w:rPr>
-      <w:t>長億南園 8 樓｜房仲向屋主議價溝通文件＆防坑特約條款</w:t>
-    </w:r>
-  </w:p>
-</w:hdr>
 </file>
 
 <file path=word/numbering.xml><?xml version="1.0" encoding="utf-8"?>

--- a/長億南園8樓/長億南園8樓_房仲向屋主議價溝通文件與防坑特約條款.docx
+++ b/長億南園8樓/長億南園8樓_房仲向屋主議價溝通文件與防坑特約條款.docx
@@ -4,15 +4,15 @@
   <w:body>
     <w:p>
       <w:pPr>
-        <w:spacing w:before="0" w:after="40"/>
+        <w:spacing w:after="80"/>
       </w:pPr>
       <w:r>
         <w:rPr>
           <w:rFonts w:ascii="微軟正黑體" w:hAnsi="微軟正黑體"/>
-          <w:b w:val="0"/>
+          <w:b/>
           <w:i w:val="0"/>
-          <w:color w:val="555555"/>
-          <w:sz w:val="24"/>
+          <w:color w:val="1B365D"/>
+          <w:sz w:val="36"/>
           <w:rFonts w:eastAsia="微軟正黑體"/>
         </w:rPr>
         <w:t>長億南園 8 樓（永義房屋 YC1038914 專用）</w:t>
@@ -23,11 +23,12 @@
           <w:rFonts w:ascii="微軟正黑體" w:hAnsi="微軟正黑體"/>
           <w:b/>
           <w:i w:val="0"/>
-          <w:color w:val="1B365D"/>
-          <w:sz w:val="40"/>
+          <w:color w:val="D98C14"/>
+          <w:sz w:val="32"/>
           <w:rFonts w:eastAsia="微軟正黑體"/>
         </w:rPr>
         <w:t>房仲向屋主議價溝通說帖與實戰逐字稿</w:t>
+        <w:br/>
       </w:r>
     </w:p>
     <w:p>
@@ -37,10 +38,10 @@
       <w:r>
         <w:rPr>
           <w:rFonts w:ascii="微軟正黑體" w:hAnsi="微軟正黑體"/>
-          <w:b/>
-          <w:i w:val="0"/>
-          <w:color w:val="C0392B"/>
-          <w:sz w:val="22"/>
+          <w:b w:val="0"/>
+          <w:i/>
+          <w:color w:val="555555"/>
+          <w:sz w:val="20"/>
           <w:rFonts w:eastAsia="微軟正黑體"/>
         </w:rPr>
         <w:t>【市場大盤反轉急凍・同社區4戶競售剖析・南屯大墩人文競品威脅・掌握稀缺中年自住買盤】</w:t>
@@ -59,7 +60,7 @@
         <w:tc>
           <w:tcPr>
             <w:tcW w:type="dxa" w:w="9936"/>
-            <w:shd w:fill="F4F6F9"/>
+            <w:shd w:fill="F0F4F8"/>
             <w:tcMar>
               <w:top w:w="140" w:type="dxa"/>
               <w:bottom w:w="140" w:type="dxa"/>
@@ -84,7 +85,7 @@
                 <w:color w:val="1B365D"/>
                 <w:sz w:val="22"/>
               </w:rPr>
-              <w:t>【文件使用指引與談判戰略核心】</w:t>
+              <w:t>【【文件使用指引與談判戰略核心】】</w:t>
               <w:br/>
             </w:r>
             <w:r>
@@ -145,7 +146,7 @@
               <w:right w:w="200" w:type="dxa"/>
             </w:tcMar>
             <w:tcBorders>
-              <w:left w:val="single" w:sz="24" w:space="0" w:color="E67E22"/>
+              <w:left w:val="single" w:sz="24" w:space="0" w:color="D98C14"/>
               <w:top w:val="none"/>
               <w:right w:val="none"/>
               <w:bottom w:val="none"/>
@@ -162,7 +163,7 @@
                 <w:color w:val="1B365D"/>
                 <w:sz w:val="22"/>
               </w:rPr>
-              <w:t>【房仲與屋主面談・開場實戰逐字稿】</w:t>
+              <w:t>【【房仲與屋主面談・開場實戰逐字稿】】</w:t>
               <w:br/>
             </w:r>
             <w:r>
@@ -283,7 +284,7 @@
           <w:b/>
           <w:i w:val="0"/>
           <w:color w:val="1B365D"/>
-          <w:sz w:val="24"/>
+          <w:sz w:val="22"/>
           <w:rFonts w:eastAsia="微軟正黑體"/>
         </w:rPr>
         <w:t>理由 1：【南區大盤成交量暴跌 76.4%，價格正式向下反轉】老屋只會越放越便宜、越難賣</w:t>
@@ -349,7 +350,7 @@
           <w:b/>
           <w:i w:val="0"/>
           <w:color w:val="1B365D"/>
-          <w:sz w:val="24"/>
+          <w:sz w:val="22"/>
           <w:rFonts w:eastAsia="微軟正黑體"/>
         </w:rPr>
         <w:t>理由 2：【實價登錄最新低點定錨】最新成交已跌至 21.4 萬/坪，同社區 9 樓更僅 782 萬</w:t>
@@ -415,7 +416,7 @@
           <w:b/>
           <w:i w:val="0"/>
           <w:color w:val="1B365D"/>
-          <w:sz w:val="24"/>
+          <w:sz w:val="22"/>
           <w:rFonts w:eastAsia="微軟正黑體"/>
         </w:rPr>
         <w:t>理由 3：【同社區即有 4 戶在售，附近社區類似總價更有數十戶競售】競爭激烈，誰先讓利誰先拿現金</w:t>
@@ -481,7 +482,7 @@
           <w:b/>
           <w:i w:val="0"/>
           <w:color w:val="1B365D"/>
-          <w:sz w:val="24"/>
+          <w:sz w:val="22"/>
           <w:rFonts w:eastAsia="微軟正黑體"/>
         </w:rPr>
         <w:t>理由 4：【921 震前老屋抗性＋同社區產調安全疑慮】相同預算買方可選「921 震後宅」徹底消除疑慮</w:t>
@@ -524,9 +525,9 @@
                 <w:color w:val="2C3E50"/>
                 <w:sz w:val="20"/>
               </w:rPr>
-              <w:t>• 客觀實證：長億南園民國 80 年興建（屋齡 34.7 年），同社區產調明確揭露「曾被台中市政府列為需注意建物（勿承諾貸款成數）」。買方直言：在相同價位下，市場上完全可以選擇購買「921 震後宅」徹底消除對地震安全疑慮。</w:t>
+              <w:t>• 客觀實證：長億南園民國 80 年興建（屋齡 34.7 年），同社區產調明確揭露「曾被台中市政府列為需注意建物（勿承諾貸款成數）」。買方直言：在相同價位下，市場上完全可以選擇購買「921 震後宅」(大慶國宅)徹底消除對地震安全疑慮。</w:t>
               <w:br/>
-              <w:t>• 逐字稿：「買方在查閱同社區產調時，看到了很敏感的紀錄：長億南園在 921 震災後，曾被台中市政府列為『需注意建物』，產調更特別註記『勿承諾貸款成數』。雖然目前早已沒有列管，但買方是買來自住的，對於 921 震前的三十幾年大樓，心裡本來就有一層耐震與結構安全的疑慮。買方非常坦白地跟我說：『以現在 800、900 萬的價位，在市場上完全可以挑到 921 震後興建、符合最新耐震法規的中古大樓，對地震的疑慮可以完全消除！』震前蓋的房子在現在市場上本來就有明顯抗性，加上銀行因為屋齡高和歷史紀錄，貸款成數抓得極緊。買方願意包容震前老屋的顧慮來跟我們談，就是希望屋主在價格上給予合理誠懇的折讓！」</w:t>
+              <w:t>• 逐字稿：「買方在查閱同社區產調時，看到了很敏感的紀錄：長億南園在 921 震災後，曾被台中市政府列為『需注意建物』，產調更特別註記『勿承諾貸款成數』。雖然目前早已沒有列管，但買方是買來自住的，對於 921 震前的三十幾年大樓，心裡本來就有一層耐震與結構安全的疑慮。買方非常坦白地跟我說：『以現在 800、900 萬的價位，在市場上可以挑到 921 震後興建、符合最新耐震法規的中古大樓(大慶國宅)，對地震的疑慮可以完全消除！』震前蓋的房子在現在市場上本來就有明顯抗性，加上銀行因為屋齡高和歷史紀錄，貸款成數抓得極緊。買方願意包容震前老屋的顧慮來跟我們談，就是希望屋主在價格上給予合理誠懇的折讓！」</w:t>
             </w:r>
           </w:p>
         </w:tc>
@@ -547,7 +548,7 @@
           <w:b/>
           <w:i w:val="0"/>
           <w:color w:val="1B365D"/>
-          <w:sz w:val="24"/>
+          <w:sz w:val="22"/>
           <w:rFonts w:eastAsia="微軟正黑體"/>
         </w:rPr>
         <w:t>理由 5：【近年來年輕人只願意買新建社區住宅，願意買 34 年老屋的買家只剩中年家庭】</w:t>
@@ -613,7 +614,7 @@
           <w:b/>
           <w:i w:val="0"/>
           <w:color w:val="1B365D"/>
-          <w:sz w:val="24"/>
+          <w:sz w:val="22"/>
           <w:rFonts w:eastAsia="微軟正黑體"/>
         </w:rPr>
         <w:t>理由 6：【買方曾租住南屯『大墩人文』社區有感情，正由信義房屋積極洽談中】</w:t>
@@ -658,7 +659,7 @@
               </w:rPr>
               <w:t>• 客觀實證：買方曾租屋住過南屯「大墩人文」（約 188 戶），深有感情，正由信義房屋積極洽談中。南屯地段佳、近捷運與好市多。若本戶屋主無意願協調溝通，買家只好轉向信義房屋購買大墩人文。</w:t>
               <w:br/>
-              <w:t>• 逐字稿：「大哥／大姐，我必須跟您透露一個非常緊急的競爭狀況：這組買方之前曾經在南屯的『大墩人文』社區租屋住過很長一段時間，對大墩人文社區非常有感情！現在信義房屋的業務正積極帶他們洽談大墩人文這個案子。坦白講，大墩人文約 188 戶規模適中，南屯區的地段條件、保值性確實比南區更好，離好市多、捷運站都更近。買方今天跟我講得很白：他們是因為喜歡我們 8 樓室內 32 坪的大空間，才第一優先考慮我們。但如果大哥／大姐這邊沒有意願協調溝通的話，買家就只好轉向信義房屋去買大墩人文了！南屯的案子條件擺在那裡，我們千萬不能把這組已經送到門口的買方推給信義房屋！」</w:t>
+              <w:t>• 逐字稿：「大哥／大姐，我必須跟您透露一個非常緊急的競爭狀況：這組買方之前曾經在南屯的『大墩人文』社區租屋住過很長一段時間，對大墩人文社區非常有感情！現在信義房屋的業務正積極帶他們洽談大墩人文這個案子。坦白講，大墩人文約 188 戶規模適中，南屯區的地段條件、保值性確實比南區更好，離好市多、捷運站都更近。買方今天跟我講得很白：他們是因為喜歡我們 8 樓室內 32 坪的大空間，才第一優先考慮我們。但如果大哥／大姐這邊沒有意願協調溝通的話，買家就只好轉向信義房屋去買大墩人文了！而且大墩人文的室內空間也高達31.5坪，買家也相當滿意。南屯的物件條件擺在那裡，我們千萬不能把這組已經送到門口的買方推給信義房屋！」</w:t>
             </w:r>
           </w:p>
         </w:tc>
@@ -679,10 +680,10 @@
           <w:b/>
           <w:i w:val="0"/>
           <w:color w:val="1B365D"/>
-          <w:sz w:val="24"/>
+          <w:sz w:val="22"/>
           <w:rFonts w:eastAsia="微軟正黑體"/>
         </w:rPr>
-        <w:t>理由 7：【雙衛浴皆無對外窗＋裝修自然折舊】買方無法追高</w:t>
+        <w:t>理由 7：【雙衛浴皆無對外窗＋舊裝潢清運泥作工程龐大】買方無法追高</w:t>
       </w:r>
     </w:p>
     <w:tbl>
@@ -722,9 +723,9 @@
                 <w:color w:val="2C3E50"/>
                 <w:sz w:val="20"/>
               </w:rPr>
-              <w:t>• 客觀實證：兩間衛浴皆無開窗，且 6 年前裝修已有自然折舊。買方入住前仍須備妥工程款加裝衛浴獨立排風暖風乾燥系統與全室窗戶油漆整理，買方無法出高價追價。</w:t>
+              <w:t>• 客觀實證：兩間衛浴皆無開窗，且 6 年前裝修已有自然折舊。此外，原本舊有的裝潢、衣櫃、固定書桌，買方都需要拆除清運，重新施作泥作、粉刷、油漆等工程，因此買方也會有額外的成本需要負擔；加上衛浴須加裝獨立排風暖風乾燥系統，整修開銷龐大，買方無法出高價追價。</w:t>
               <w:br/>
-              <w:t>• 逐字稿：「我有跟買方大力強調，您 6 年前有花心思整理過水電跟衛浴，屋況底子很好！但買方也很坦誠地評估：裝修畢竟也用了 6 年，有自然使用痕跡；加上兩間衛浴都沒有對外窗，為了家裡空氣與潮濕問題，買方必須加裝全套暖風乾燥設備，整間油漆、窗戶更換與細部整理，算一算還要額外準備一大筆工程款。買方跟我強調，他的購屋總預算扣掉整修費後已經到了上限，面對老屋折舊與暗衛抗性，他實在無法出高價追價，絕不是故意殺價，而是家庭財務的極限。」</w:t>
+              <w:t>• 逐字稿：「我有跟買方大力強調，您 6 年前有花心思整理過水電跟衛浴，屋況底子很好！但買方也很坦誠地評估：裝修畢竟也用了 6 年，有自然使用痕跡；加上原本舊有的裝潢、衣櫃、固定書桌，買方都需要拆除清運，重新施作泥作、粉刷、油漆等工程，因此買方也會有額外的成本需要負擔。再加上兩間衛浴都沒有對外窗，為了家裡空氣與潮濕問題，買方必須加裝全套暖風乾燥設備，整間油漆、窗戶更換與細部拆除整理，算一算還要額外準備一大筆工程款。買方跟我強調，他的購屋總預算扣掉拆除清運與泥作整修費後已經到了上限，面對老屋折舊與暗衛抗性，他實在無法出高價追價，絕不是故意殺價，而是家庭財務的極限。」</w:t>
             </w:r>
           </w:p>
         </w:tc>
@@ -745,7 +746,7 @@
           <w:b/>
           <w:i w:val="0"/>
           <w:color w:val="1B365D"/>
-          <w:sz w:val="24"/>
+          <w:sz w:val="22"/>
           <w:rFonts w:eastAsia="微軟正黑體"/>
         </w:rPr>
         <w:t>理由 8：【屋主 107 年 670 萬買入持有滿 8 年＋享 400 萬免稅額】大賺出場、零稅率落袋為安</w:t>
@@ -790,7 +791,7 @@
               </w:rPr>
               <w:t>• 客觀實證：屋主 107 年 6 月買入 670 萬（15.9 萬/坪），持有已滿 8 年。若在 700 多萬成交全額回收成本且現賺數十萬現金；若符合自住設籍更享 400 萬免稅額，免繳房地合一稅！</w:t>
               <w:br/>
-              <w:t>• 逐字稿：「大哥／大姐，我們回頭看這筆帳：您在民國 107 年以 670 萬（每坪 15.9 萬）買進這間房子，到現在已經整整持有 8 年了！這 8 年來您自己也享受了房子的居住價值。今天如果我們幫您促成在七百多萬成交，您不僅把當年的 670 萬買價全部拿回，帳面上還多賺了幾十萬現金落袋！而且因為您持有滿 8 年，如果符合自住規定，房地合一稅有 400 萬的免稅額，這筆獲利您一毛稅都不用繳，全部是白花花的現金進戶頭！在現在房市正要走跌的轉折點，能帶著獲利、不用繳重稅、安全出場，把資金拿去放在定存或更安全的投資上，絕對是最聰明的大贏家！」</w:t>
+              <w:t>• 逐字稿：「大哥／大姐，我們回頭看這筆帳：您在民國 107 年以 670 萬（每坪 15.9 萬）買進這間房子，到現在已經整整持有 8 年了！這 8 年來您自己也享受了房子的居住價值。今天如果我們幫您促成可以成交，您不僅把當年的 670 萬買價全部拿回，帳面上還多賺了許多現金落袋！而且因為您持有滿 8 年，如果符合自住規定，房地合一稅有 400 萬的免稅額，這筆獲利您一毛稅都不用繳，全部是白花花的現金進戶頭！在現在房市正要走跌的轉折點，能帶著獲利、不用繳重稅、安全出場，把資金拿去放在定存或更安全的投資上，絕對是最聰明的大贏家！」</w:t>
             </w:r>
           </w:p>
         </w:tc>
@@ -811,7 +812,7 @@
           <w:b/>
           <w:i w:val="0"/>
           <w:color w:val="1B365D"/>
-          <w:sz w:val="24"/>
+          <w:sz w:val="22"/>
           <w:rFonts w:eastAsia="微軟正黑體"/>
         </w:rPr>
         <w:t>理由 9：【十三期與周邊新成屋完工潮磁吸比價，老陳屋邊緣化加劇】</w:t>
@@ -877,7 +878,7 @@
           <w:b/>
           <w:i w:val="0"/>
           <w:color w:val="1B365D"/>
-          <w:sz w:val="24"/>
+          <w:sz w:val="22"/>
           <w:rFonts w:eastAsia="微軟正黑體"/>
         </w:rPr>
         <w:t>理由 10：【高利環境下收回數百萬現金創造穩定收益，勝過死鎖在緩跌老屋】</w:t>
@@ -920,9 +921,9 @@
                 <w:color w:val="2C3E50"/>
                 <w:sz w:val="20"/>
               </w:rPr>
-              <w:t>• 客觀實證：目前利率維持高檔，賣屋收回 670 萬本金加獲利共七百多萬現金，投入高股息或穩健定存每年領數十萬利息，不用再繳房屋稅地價稅管理費，資金效益遠勝套牢在緩跌老屋。</w:t>
+              <w:t>• 客觀實證：目前利率維持高檔，賣屋收回 670 萬本金加獲利，可以投入高股息或穩健定存每年領數十萬利息，不用再繳房屋稅地價稅管理費，資金效益遠勝套牢在緩跌老屋。</w:t>
               <w:br/>
-              <w:t>• 逐字稿：「大哥／大姐，我們把這筆錢換個角度想：現在利率維持高檔，七百多萬現金如果拿在手上，放在穩健的理財、高股息或定存裡，一年穩穩當當生出二、三十萬的被動收入，完全不用操心！相反地，如果這間房子繼續放著，每個月管理費要繳、每年房屋稅地價稅要繳、房子越來越老還要承擔修繕風險，更不用說大盤價格還在緩跌。與其讓幾百萬資金被套牢在一間價格往下走的老房子裡承擔折舊，不如現在把真金白銀全額抱回身邊，穩穩享受被動收益，這才是資產管理最聰明的落袋為安！」</w:t>
+              <w:t>• 逐字稿：「大哥／大姐，我們把這筆錢換個角度想：現在利率維持高檔，七百多萬現金如果拿在手上，放在穩健的理財、高股息或定存裡，一年穩穩當當生出幾十萬元的被動收入，完全不用操心！相反地，如果這間房子繼續放著，每個月管理費要繳、每年房屋稅地價稅要繳、房子越來越老還要承擔修繕風險，更不用說大盤價格還在緩跌。與其讓幾百萬資金被套牢在一間價格往下走的老房子裡承擔折舊，不如現在把真金白銀全額抱回身邊，穩穩享受被動收益，這才是資產管理最聰明的落袋為安！」</w:t>
             </w:r>
           </w:p>
         </w:tc>
@@ -1041,7 +1042,7 @@
                 <w:color w:val="1B365D"/>
                 <w:sz w:val="22"/>
               </w:rPr>
-              <w:t>【🏆 房仲收尾逼單最關鍵的一句話（激發屋主落袋為安與急迫感）】</w:t>
+              <w:t>【【🏆 房仲收尾逼單最關鍵的一句話（激發屋主落袋為安與急迫感）】】</w:t>
               <w:br/>
             </w:r>
             <w:r>
@@ -1059,7 +1060,7 @@
               <w:t>您 107 年買 670 萬，現在成交已經讓您穩穩賺錢出場，又享有滿 8 年自住 400 萬免稅優勢，還能完美避開後面南區老屋量縮價跌與新案夾擊的風險。</w:t>
               <w:br/>
               <w:br/>
-              <w:t>信義房屋那邊今天還在積極催買方去簽南屯的大墩人文，請大哥／大姐今天就痛快做決定，給我們授權簽字，我們立刻幫您把七百多萬的現金穩穩落袋！」</w:t>
+              <w:t>信義房屋那邊今天還在積極催買方去簽南屯的大墩人文，請大哥／大姐今天就做決定，給我們授權簽字，我們立刻幫您把現金穩穩落袋！」</w:t>
             </w:r>
           </w:p>
         </w:tc>
